--- a/חומר פתוח - מנהיגות בניהול.docx
+++ b/חומר פתוח - מנהיגות בניהול.docx
@@ -46,7 +46,7 @@
           <w:sz w:val="18"/>
           <w:u w:val="none"/>
         </w:rPr>
-        <w:t xml:space="preserve">. נושא המוטיבציה ירד מהמבחן ואינו נכלל. </w:t>
+        <w:t xml:space="preserve">. פרק המוטיבציה שבסיכום המקוצר טרם נכלל כאן. </w:t>
       </w:r>
       <w:r>
         <w:rPr>

--- a/חומר פתוח - מנהיגות בניהול.docx
+++ b/חומר פתוח - מנהיגות בניהול.docx
@@ -45,7 +45,7 @@
           <w:rtl w:val="0"/>
           <w:szCs w:val="17"/>
         </w:rPr>
-        <w:t>‎2.10.2026‎</w:t>
+        <w:t>‎6.10.2026‎</w:t>
       </w:r>
       <w:r>
         <w:rPr>
@@ -938,51 +938,139 @@
           <w:rtl/>
           <w:szCs w:val="22"/>
         </w:rPr>
-        <w:t>, לפי הסבר המרצה ב־</w:t>
-      </w:r>
-      <w:r>
-        <w:rPr>
-          <w:rFonts w:ascii="Arial" w:hAnsi="Arial" w:cs="Arial"/>
-          <w:b w:val="0"/>
-          <w:color w:val="000000"/>
-          <w:sz w:val="22"/>
-          <w:rtl w:val="0"/>
-          <w:szCs w:val="22"/>
-        </w:rPr>
-        <w:t>‎8.9‎</w:t>
-      </w:r>
-      <w:r>
-        <w:rPr>
-          <w:rFonts w:ascii="Arial" w:hAnsi="Arial" w:cs="Arial"/>
-          <w:b w:val="0"/>
-          <w:color w:val="000000"/>
-          <w:sz w:val="22"/>
-          <w:rtl/>
-          <w:szCs w:val="22"/>
-        </w:rPr>
-        <w:t xml:space="preserve">, דקות </w:t>
-      </w:r>
-      <w:r>
-        <w:rPr>
-          <w:rFonts w:ascii="Arial" w:hAnsi="Arial" w:cs="Arial"/>
-          <w:b w:val="0"/>
-          <w:color w:val="000000"/>
-          <w:sz w:val="22"/>
-          <w:rtl w:val="0"/>
-          <w:szCs w:val="22"/>
-        </w:rPr>
-        <w:t>‎62–63‎</w:t>
-      </w:r>
-      <w:r>
-        <w:rPr>
-          <w:rFonts w:ascii="Arial" w:hAnsi="Arial" w:cs="Arial"/>
-          <w:b w:val="0"/>
-          <w:color w:val="000000"/>
-          <w:sz w:val="22"/>
-          <w:rtl/>
-          <w:szCs w:val="22"/>
-        </w:rPr>
-        <w:t>; מספר השאלות וההיקף ייקבעו בהנחיות הסופיות.</w:t>
+        <w:t xml:space="preserve">: </w:t>
+      </w:r>
+      <w:r>
+        <w:rPr>
+          <w:rFonts w:ascii="Arial" w:hAnsi="Arial" w:cs="Arial"/>
+          <w:b w:val="0"/>
+          <w:color w:val="000000"/>
+          <w:sz w:val="22"/>
+          <w:rtl/>
+          <w:szCs w:val="22"/>
+        </w:rPr>
+        <w:t xml:space="preserve">‎46‎</w:t>
+      </w:r>
+      <w:r>
+        <w:rPr>
+          <w:rFonts w:ascii="Arial" w:hAnsi="Arial" w:cs="Arial"/>
+          <w:b w:val="0"/>
+          <w:color w:val="000000"/>
+          <w:sz w:val="22"/>
+          <w:rtl/>
+          <w:szCs w:val="22"/>
+        </w:rPr>
+        <w:t xml:space="preserve"> שאלות, עונים על </w:t>
+      </w:r>
+      <w:r>
+        <w:rPr>
+          <w:rFonts w:ascii="Arial" w:hAnsi="Arial" w:cs="Arial"/>
+          <w:b w:val="0"/>
+          <w:color w:val="000000"/>
+          <w:sz w:val="22"/>
+          <w:rtl/>
+          <w:szCs w:val="22"/>
+        </w:rPr>
+        <w:t xml:space="preserve">‎33‎</w:t>
+      </w:r>
+      <w:r>
+        <w:rPr>
+          <w:rFonts w:ascii="Arial" w:hAnsi="Arial" w:cs="Arial"/>
+          <w:b w:val="0"/>
+          <w:color w:val="000000"/>
+          <w:sz w:val="22"/>
+          <w:rtl/>
+          <w:szCs w:val="22"/>
+        </w:rPr>
+        <w:t xml:space="preserve"> ומוחקים </w:t>
+      </w:r>
+      <w:r>
+        <w:rPr>
+          <w:rFonts w:ascii="Arial" w:hAnsi="Arial" w:cs="Arial"/>
+          <w:b w:val="0"/>
+          <w:color w:val="000000"/>
+          <w:sz w:val="22"/>
+          <w:rtl/>
+          <w:szCs w:val="22"/>
+        </w:rPr>
+        <w:t xml:space="preserve">‎13‎</w:t>
+      </w:r>
+      <w:r>
+        <w:rPr>
+          <w:rFonts w:ascii="Arial" w:hAnsi="Arial" w:cs="Arial"/>
+          <w:b w:val="0"/>
+          <w:color w:val="000000"/>
+          <w:sz w:val="22"/>
+          <w:rtl/>
+          <w:szCs w:val="22"/>
+        </w:rPr>
+        <w:t xml:space="preserve">; בלי מחיקה נבדקות </w:t>
+      </w:r>
+      <w:r>
+        <w:rPr>
+          <w:rFonts w:ascii="Arial" w:hAnsi="Arial" w:cs="Arial"/>
+          <w:b w:val="0"/>
+          <w:color w:val="000000"/>
+          <w:sz w:val="22"/>
+          <w:rtl/>
+          <w:szCs w:val="22"/>
+        </w:rPr>
+        <w:t xml:space="preserve">‎33‎</w:t>
+      </w:r>
+      <w:r>
+        <w:rPr>
+          <w:rFonts w:ascii="Arial" w:hAnsi="Arial" w:cs="Arial"/>
+          <w:b w:val="0"/>
+          <w:color w:val="000000"/>
+          <w:sz w:val="22"/>
+          <w:rtl/>
+          <w:szCs w:val="22"/>
+        </w:rPr>
+        <w:t xml:space="preserve"> הראשונות. </w:t>
+      </w:r>
+      <w:r>
+        <w:rPr>
+          <w:rFonts w:ascii="Arial" w:hAnsi="Arial" w:cs="Arial"/>
+          <w:b w:val="0"/>
+          <w:color w:val="000000"/>
+          <w:sz w:val="22"/>
+          <w:rtl/>
+          <w:szCs w:val="22"/>
+        </w:rPr>
+        <w:t xml:space="preserve">‎3‎</w:t>
+      </w:r>
+      <w:r>
+        <w:rPr>
+          <w:rFonts w:ascii="Arial" w:hAnsi="Arial" w:cs="Arial"/>
+          <w:b w:val="0"/>
+          <w:color w:val="000000"/>
+          <w:sz w:val="22"/>
+          <w:rtl/>
+          <w:szCs w:val="22"/>
+        </w:rPr>
+        <w:t xml:space="preserve"> שעות. על הדפים רושמים תעודת זהות ומגישים אותם בסיום. לפי מצגת החזרה למבחן, </w:t>
+      </w:r>
+      <w:r>
+        <w:rPr>
+          <w:rFonts w:ascii="Arial" w:hAnsi="Arial" w:cs="Arial"/>
+          <w:b w:val="0"/>
+          <w:color w:val="000000"/>
+          <w:sz w:val="22"/>
+          <w:rtl/>
+          <w:szCs w:val="22"/>
+        </w:rPr>
+        <w:t xml:space="preserve">‎6.10.2026‎</w:t>
+      </w:r>
+      <w:r>
+        <w:rPr>
+          <w:rFonts w:ascii="Arial" w:hAnsi="Arial" w:cs="Arial"/>
+          <w:b w:val="0"/>
+          <w:color w:val="000000"/>
+          <w:sz w:val="22"/>
+          <w:rtl/>
+          <w:szCs w:val="22"/>
+        </w:rPr>
+        <w:t xml:space="preserve">.</w:t>
       </w:r>
     </w:p>
     <w:p>
@@ -22067,6 +22155,45 @@
     </w:p>
     <w:p>
       <w:pPr>
+        <w:bidi/>
+        <w:jc w:val="right"/>
+      </w:pPr>
+      <w:r>
+        <w:rPr>
+          <w:rFonts w:ascii="Arial" w:hAnsi="Arial" w:cs="Arial"/>
+          <w:b/>
+          <w:color w:val="000000"/>
+          <w:sz w:val="22"/>
+          <w:rtl/>
+          <w:szCs w:val="22"/>
+        </w:rPr>
+        <w:t xml:space="preserve">▪ </w:t>
+      </w:r>
+      <w:r>
+        <w:rPr>
+          <w:rFonts w:ascii="Arial" w:hAnsi="Arial" w:cs="Arial"/>
+          <w:b/>
+          <w:color w:val="000000"/>
+          <w:sz w:val="22"/>
+          <w:rtl/>
+          <w:szCs w:val="22"/>
+        </w:rPr>
+        <w:t>שמות נוספים</w:t>
+      </w:r>
+      <w:r>
+        <w:rPr>
+          <w:rFonts w:ascii="Arial" w:hAnsi="Arial" w:cs="Arial"/>
+          <w:b w:val="0"/>
+          <w:color w:val="000000"/>
+          <w:sz w:val="22"/>
+          <w:rtl/>
+          <w:szCs w:val="22"/>
+        </w:rPr>
+        <w:t xml:space="preserve"> — במצגת החזרה למבחן אי־המנהיגות נקראת מנהיגות לסה פייר, והמנהיגות המתגמלת נקראת מנהיגות עיסקתית. בגישה ההתנהגותית לסה פייר הוא הדפוס הלא מתערב.</w:t>
+      </w:r>
+    </w:p>
+    <w:p>
+      <w:pPr>
         <w:pStyle w:val="Heading2"/>
         <w:bidi/>
         <w:spacing w:before="100" w:after="60"/>
@@ -24601,7 +24728,7 @@
           <w:rtl/>
           <w:szCs w:val="21"/>
         </w:rPr>
-        <w:t>התפתחות הצוות ותפקיד המנהל</w:t>
+        <w:t>התפתחות הצוות לפי טאקמן ותפקיד המנהל</w:t>
       </w:r>
     </w:p>
     <w:tbl>
@@ -27232,6 +27359,39 @@
           <w:rtl/>
           <w:szCs w:val="19"/>
         </w:rPr>
+        <w:t xml:space="preserve">טאקמן </w:t>
+      </w:r>
+      <w:hyperlink w:anchor="ExamNavChapter10">
+        <w:fldSimple w:instr="PAGEREF ExamNavChapter10 \h">
+          <w:r>
+            <w:rPr>
+              <w:rFonts w:ascii="Arial" w:hAnsi="Arial" w:cs="Arial"/>
+              <w:b/>
+              <w:color w:val="000000"/>
+              <w:sz w:val="19"/>
+              <w:rtl w:val="0"/>
+              <w:szCs w:val="19"/>
+            </w:rPr>
+            <w:t>‎10‎</w:t>
+          </w:r>
+        </w:fldSimple>
+      </w:hyperlink>
+    </w:p>
+    <w:p>
+      <w:pPr>
+        <w:pStyle w:val="ExamNavIndex"/>
+        <w:bidi/>
+        <w:jc w:val="right"/>
+      </w:pPr>
+      <w:r>
+        <w:rPr>
+          <w:rFonts w:ascii="Arial" w:hAnsi="Arial" w:cs="Arial"/>
+          <w:b w:val="0"/>
+          <w:color w:val="000000"/>
+          <w:sz w:val="19"/>
+          <w:rtl/>
+          <w:szCs w:val="19"/>
+        </w:rPr>
         <w:t xml:space="preserve">טווח מלא </w:t>
       </w:r>
       <w:hyperlink w:anchor="ExamNavChapter9">
@@ -28302,6 +28462,39 @@
               <w:szCs w:val="19"/>
             </w:rPr>
             <w:t>‎6‎</w:t>
+          </w:r>
+        </w:fldSimple>
+      </w:hyperlink>
+    </w:p>
+    <w:p>
+      <w:pPr>
+        <w:pStyle w:val="ExamNavIndex"/>
+        <w:bidi/>
+        <w:jc w:val="right"/>
+      </w:pPr>
+      <w:r>
+        <w:rPr>
+          <w:rFonts w:ascii="Arial" w:hAnsi="Arial" w:cs="Arial"/>
+          <w:b w:val="0"/>
+          <w:color w:val="000000"/>
+          <w:sz w:val="19"/>
+          <w:rtl/>
+          <w:szCs w:val="19"/>
+        </w:rPr>
+        <w:t xml:space="preserve">עיסקתית או עסקתית </w:t>
+      </w:r>
+      <w:hyperlink w:anchor="ExamNavChapter9">
+        <w:fldSimple w:instr="PAGEREF ExamNavChapter9 \h">
+          <w:r>
+            <w:rPr>
+              <w:rFonts w:ascii="Arial" w:hAnsi="Arial" w:cs="Arial"/>
+              <w:b/>
+              <w:color w:val="000000"/>
+              <w:sz w:val="19"/>
+              <w:rtl w:val="0"/>
+              <w:szCs w:val="19"/>
+            </w:rPr>
+            <w:t>‎9‎</w:t>
           </w:r>
         </w:fldSimple>
       </w:hyperlink>

--- a/חומר פתוח - מנהיגות בניהול.docx
+++ b/חומר פתוח - מנהיגות בניהול.docx
@@ -45,7 +45,7 @@
           <w:rtl w:val="0"/>
           <w:szCs w:val="17"/>
         </w:rPr>
-        <w:t>‎6.10.2026‎</w:t>
+        <w:t>‎9.10.2026‎</w:t>
       </w:r>
       <w:r>
         <w:rPr>
@@ -557,7 +557,7 @@
                 <w:rtl/>
                 <w:szCs w:val="20"/>
               </w:rPr>
-              <w:t>פידלר ומשאבים קוגניטיביים</w:t>
+              <w:t>הגישה המצבית ופידלר</w:t>
             </w:r>
           </w:p>
         </w:tc>
@@ -626,7 +626,7 @@
                 <w:rtl/>
                 <w:szCs w:val="20"/>
               </w:rPr>
-              <w:t>רדין האוס הרסי ובלנשארד</w:t>
+              <w:t>הרסי ובלנשארד ודגשי המרצה</w:t>
             </w:r>
           </w:p>
         </w:tc>
@@ -8319,7 +8319,7 @@
                 <w:rtl/>
                 <w:szCs w:val="19"/>
               </w:rPr>
-              <w:t>מאפיין לזיהוי</w:t>
+              <w:t>קוד ומאפיין לזיהוי</w:t>
             </w:r>
           </w:p>
         </w:tc>
@@ -8388,7 +8388,18 @@
                 <w:rtl/>
                 <w:szCs w:val="19"/>
               </w:rPr>
-              <w:t>רעיון, מחויבות ומוצר; הארגון טרם נולד.</w:t>
+              <w:t>‎paEi‎</w:t>
+            </w:r>
+            <w:r>
+              <w:rPr>
+                <w:rFonts w:ascii="Arial" w:hAnsi="Arial" w:cs="Arial"/>
+                <w:b w:val="0"/>
+                <w:color w:val="000000"/>
+                <w:sz w:val="19"/>
+                <w:rtl/>
+                <w:szCs w:val="19"/>
+              </w:rPr>
+              <w:t xml:space="preserve"> · רעיון, מחויבות ומוצר; הארגון טרם נולד.</w:t>
             </w:r>
           </w:p>
         </w:tc>
@@ -8457,7 +8468,18 @@
                 <w:rtl/>
                 <w:szCs w:val="19"/>
               </w:rPr>
-              <w:t>אין מיסוד; המנהל עושה הכול, ייצור ושיווק.</w:t>
+              <w:t>‎Paei‎</w:t>
+            </w:r>
+            <w:r>
+              <w:rPr>
+                <w:rFonts w:ascii="Arial" w:hAnsi="Arial" w:cs="Arial"/>
+                <w:b w:val="0"/>
+                <w:color w:val="000000"/>
+                <w:sz w:val="19"/>
+                <w:rtl/>
+                <w:szCs w:val="19"/>
+              </w:rPr>
+              <w:t xml:space="preserve"> · אין מיסוד; המנהל עושה הכול, ייצור ושיווק.</w:t>
             </w:r>
           </w:p>
         </w:tc>
@@ -8526,7 +8548,18 @@
                 <w:rtl/>
                 <w:szCs w:val="19"/>
               </w:rPr>
-              <w:t>פיתוח פועל; מכירות או גיוס משאבים להרחבה.</w:t>
+              <w:t>‎PaEi‎</w:t>
+            </w:r>
+            <w:r>
+              <w:rPr>
+                <w:rFonts w:ascii="Arial" w:hAnsi="Arial" w:cs="Arial"/>
+                <w:b w:val="0"/>
+                <w:color w:val="000000"/>
+                <w:sz w:val="19"/>
+                <w:rtl/>
+                <w:szCs w:val="19"/>
+              </w:rPr>
+              <w:t xml:space="preserve"> · פיתוח פועל; מכירות או גיוס משאבים להרחבה.</w:t>
             </w:r>
           </w:p>
         </w:tc>
@@ -8595,7 +8628,18 @@
                 <w:rtl/>
                 <w:szCs w:val="19"/>
               </w:rPr>
-              <w:t>עימות ותיקים–חדשים; ניהול מקצועי והאצלה.</w:t>
+              <w:t>‎pAei‎</w:t>
+            </w:r>
+            <w:r>
+              <w:rPr>
+                <w:rFonts w:ascii="Arial" w:hAnsi="Arial" w:cs="Arial"/>
+                <w:b w:val="0"/>
+                <w:color w:val="000000"/>
+                <w:sz w:val="19"/>
+                <w:rtl/>
+                <w:szCs w:val="19"/>
+              </w:rPr>
+              <w:t xml:space="preserve"> · עימות ותיקים–חדשים; ניהול מקצועי והאצלה.</w:t>
             </w:r>
           </w:p>
         </w:tc>
@@ -8664,7 +8708,18 @@
                 <w:rtl/>
                 <w:szCs w:val="19"/>
               </w:rPr>
-              <w:t>מערכות וחזון מופנמים; תוצאות וחדשנות.</w:t>
+              <w:t>‎PAEI‎</w:t>
+            </w:r>
+            <w:r>
+              <w:rPr>
+                <w:rFonts w:ascii="Arial" w:hAnsi="Arial" w:cs="Arial"/>
+                <w:b w:val="0"/>
+                <w:color w:val="000000"/>
+                <w:sz w:val="19"/>
+                <w:rtl/>
+                <w:szCs w:val="19"/>
+              </w:rPr>
+              <w:t xml:space="preserve"> · מערכות וחזון מופנמים; תוצאות וחדשנות.</w:t>
             </w:r>
           </w:p>
         </w:tc>
@@ -8733,7 +8788,18 @@
                 <w:rtl/>
                 <w:szCs w:val="19"/>
               </w:rPr>
-              <w:t>ציפיות צמיחה נמוכות; הישגי עבר; חשדנות כלפי שינוי.</w:t>
+              <w:t>‎PAeI‎</w:t>
+            </w:r>
+            <w:r>
+              <w:rPr>
+                <w:rFonts w:ascii="Arial" w:hAnsi="Arial" w:cs="Arial"/>
+                <w:b w:val="0"/>
+                <w:color w:val="000000"/>
+                <w:sz w:val="19"/>
+                <w:rtl/>
+                <w:szCs w:val="19"/>
+              </w:rPr>
+              <w:t xml:space="preserve"> · ציפיות צמיחה נמוכות; הישגי עבר; חשדנות כלפי שינוי.</w:t>
             </w:r>
           </w:p>
         </w:tc>
@@ -8802,7 +8868,18 @@
                 <w:rtl/>
                 <w:szCs w:val="19"/>
               </w:rPr>
-              <w:t>בקרה ופורמליזציה; איך עושים במקום מה.</w:t>
+              <w:t>‎pAeI‎</w:t>
+            </w:r>
+            <w:r>
+              <w:rPr>
+                <w:rFonts w:ascii="Arial" w:hAnsi="Arial" w:cs="Arial"/>
+                <w:b w:val="0"/>
+                <w:color w:val="000000"/>
+                <w:sz w:val="19"/>
+                <w:rtl/>
+                <w:szCs w:val="19"/>
+              </w:rPr>
+              <w:t xml:space="preserve"> · בקרה ופורמליזציה; איך עושים במקום מה.</w:t>
             </w:r>
           </w:p>
         </w:tc>
@@ -8871,7 +8948,18 @@
                 <w:rtl/>
                 <w:szCs w:val="19"/>
               </w:rPr>
-              <w:t>ירידה עסקית; מאבקים וחיפוש אשמים.</w:t>
+              <w:t>‎pA-i‎</w:t>
+            </w:r>
+            <w:r>
+              <w:rPr>
+                <w:rFonts w:ascii="Arial" w:hAnsi="Arial" w:cs="Arial"/>
+                <w:b w:val="0"/>
+                <w:color w:val="000000"/>
+                <w:sz w:val="19"/>
+                <w:rtl/>
+                <w:szCs w:val="19"/>
+              </w:rPr>
+              <w:t xml:space="preserve"> · ירידה עסקית; מאבקים וחיפוש אשמים.</w:t>
             </w:r>
           </w:p>
         </w:tc>
@@ -8940,7 +9028,18 @@
                 <w:rtl/>
                 <w:szCs w:val="19"/>
               </w:rPr>
-              <w:t>אבדן שליטה; קריסה ועזיבת עובדים טובים.</w:t>
+              <w:t>‎-A--‎</w:t>
+            </w:r>
+            <w:r>
+              <w:rPr>
+                <w:rFonts w:ascii="Arial" w:hAnsi="Arial" w:cs="Arial"/>
+                <w:b w:val="0"/>
+                <w:color w:val="000000"/>
+                <w:sz w:val="19"/>
+                <w:rtl/>
+                <w:szCs w:val="19"/>
+              </w:rPr>
+              <w:t xml:space="preserve"> · אבדן שליטה; קריסה ועזיבת עובדים טובים.</w:t>
             </w:r>
           </w:p>
         </w:tc>
@@ -8971,117 +9070,7 @@
           <w:rtl/>
           <w:szCs w:val="22"/>
         </w:rPr>
-        <w:t xml:space="preserve"> ניהול מותאם לשלב ולקונפליקט במעבר. אנטרופיה שלילית: לחימה בהזדקנות ובדעיכה. חיזור: </w:t>
-      </w:r>
-      <w:r>
-        <w:rPr>
-          <w:rFonts w:ascii="Arial" w:hAnsi="Arial" w:cs="Arial"/>
-          <w:b w:val="0"/>
-          <w:color w:val="000000"/>
-          <w:sz w:val="22"/>
-          <w:rtl w:val="0"/>
-          <w:szCs w:val="22"/>
-        </w:rPr>
-        <w:t>‎E‎</w:t>
-      </w:r>
-      <w:r>
-        <w:rPr>
-          <w:rFonts w:ascii="Arial" w:hAnsi="Arial" w:cs="Arial"/>
-          <w:b w:val="0"/>
-          <w:color w:val="000000"/>
-          <w:sz w:val="22"/>
-          <w:rtl/>
-          <w:szCs w:val="22"/>
-        </w:rPr>
-        <w:t xml:space="preserve">; ינקות: </w:t>
-      </w:r>
-      <w:r>
-        <w:rPr>
-          <w:rFonts w:ascii="Arial" w:hAnsi="Arial" w:cs="Arial"/>
-          <w:b w:val="0"/>
-          <w:color w:val="000000"/>
-          <w:sz w:val="22"/>
-          <w:rtl w:val="0"/>
-          <w:szCs w:val="22"/>
-        </w:rPr>
-        <w:t>‎P‎</w:t>
-      </w:r>
-      <w:r>
-        <w:rPr>
-          <w:rFonts w:ascii="Arial" w:hAnsi="Arial" w:cs="Arial"/>
-          <w:b w:val="0"/>
-          <w:color w:val="000000"/>
-          <w:sz w:val="22"/>
-          <w:rtl/>
-          <w:szCs w:val="22"/>
-        </w:rPr>
-        <w:t xml:space="preserve">; זינוק: </w:t>
-      </w:r>
-      <w:r>
-        <w:rPr>
-          <w:rFonts w:ascii="Arial" w:hAnsi="Arial" w:cs="Arial"/>
-          <w:b w:val="0"/>
-          <w:color w:val="000000"/>
-          <w:sz w:val="22"/>
-          <w:rtl w:val="0"/>
-          <w:szCs w:val="22"/>
-        </w:rPr>
-        <w:t>‎P‎</w:t>
-      </w:r>
-      <w:r>
-        <w:rPr>
-          <w:rFonts w:ascii="Arial" w:hAnsi="Arial" w:cs="Arial"/>
-          <w:b w:val="0"/>
-          <w:color w:val="000000"/>
-          <w:sz w:val="22"/>
-          <w:rtl/>
-          <w:szCs w:val="22"/>
-        </w:rPr>
-        <w:t xml:space="preserve"> ו־</w:t>
-      </w:r>
-      <w:r>
-        <w:rPr>
-          <w:rFonts w:ascii="Arial" w:hAnsi="Arial" w:cs="Arial"/>
-          <w:b w:val="0"/>
-          <w:color w:val="000000"/>
-          <w:sz w:val="22"/>
-          <w:rtl w:val="0"/>
-          <w:szCs w:val="22"/>
-        </w:rPr>
-        <w:t>‎E‎</w:t>
-      </w:r>
-      <w:r>
-        <w:rPr>
-          <w:rFonts w:ascii="Arial" w:hAnsi="Arial" w:cs="Arial"/>
-          <w:b w:val="0"/>
-          <w:color w:val="000000"/>
-          <w:sz w:val="22"/>
-          <w:rtl/>
-          <w:szCs w:val="22"/>
-        </w:rPr>
-        <w:t>; התבגרות: נהלים ו־</w:t>
-      </w:r>
-      <w:r>
-        <w:rPr>
-          <w:rFonts w:ascii="Arial" w:hAnsi="Arial" w:cs="Arial"/>
-          <w:b w:val="0"/>
-          <w:color w:val="000000"/>
-          <w:sz w:val="22"/>
-          <w:rtl w:val="0"/>
-          <w:szCs w:val="22"/>
-        </w:rPr>
-        <w:t>‎A‎</w:t>
-      </w:r>
-      <w:r>
-        <w:rPr>
-          <w:rFonts w:ascii="Arial" w:hAnsi="Arial" w:cs="Arial"/>
-          <w:b w:val="0"/>
-          <w:color w:val="000000"/>
-          <w:sz w:val="22"/>
-          <w:rtl/>
-          <w:szCs w:val="22"/>
-        </w:rPr>
-        <w:t>.</w:t>
+        <w:t xml:space="preserve"> ניהול מותאם לשלב; כל מעבר מלווה במשבר. אות גדולה בקוד: תפקיד דומיננטי. מלכודות בצמיחה: חיזור — פרשיית אהבים; ינקות — תמותת תינוקות; זינוק — מלכודת המייסד; התבגרות — היזם המתוסכל. עד הרגוע צמיחה, וממנו הזדקנות. השיטה מניחה שגורל ארגונים מוות; אנטרופיה שלילית: לחימה בהזדקנות.</w:t>
       </w:r>
     </w:p>
     <w:p>
@@ -17133,7 +17122,7 @@
           <w:rtl/>
           <w:szCs w:val="25"/>
         </w:rPr>
-        <w:t>פידלר ומשאבים קוגניטיביים</w:t>
+        <w:t>הגישה המצבית ופידלר</w:t>
       </w:r>
       <w:bookmarkEnd w:id="1007"/>
     </w:p>
@@ -17166,7 +17155,7 @@
           <w:rtl/>
           <w:szCs w:val="20"/>
         </w:rPr>
-        <w:t xml:space="preserve"> — סגנון קשיח ושינוי המצב — פידלר. לחץ ואינטליגנציה — משאבים קוגניטיביים.</w:t>
+        <w:t xml:space="preserve"> — סגנון קשיח ושינוי המצב — פידלר. מצב נוח מאוד או לא נוח מאוד — מנהיג משימתי.</w:t>
       </w:r>
     </w:p>
     <w:p>
@@ -19176,26 +19165,6 @@
     </w:p>
     <w:p>
       <w:pPr>
-        <w:pStyle w:val="Heading2"/>
-        <w:bidi/>
-        <w:spacing w:before="100" w:after="60"/>
-        <w:jc w:val="right"/>
-        <w:shd w:fill="E8EDF1"/>
-      </w:pPr>
-      <w:r>
-        <w:rPr>
-          <w:rFonts w:ascii="Arial" w:hAnsi="Arial" w:cs="Arial"/>
-          <w:b/>
-          <w:color w:val="000000"/>
-          <w:sz w:val="21"/>
-          <w:rtl/>
-          <w:szCs w:val="21"/>
-        </w:rPr>
-        <w:t>תיאוריית המשאבים הקוגניטיביים</w:t>
-      </w:r>
-    </w:p>
-    <w:p>
-      <w:pPr>
         <w:bidi/>
         <w:jc w:val="right"/>
       </w:pPr>
@@ -19219,279 +19188,40 @@
           <w:rtl/>
           <w:szCs w:val="22"/>
         </w:rPr>
-        <w:t>המשאבים</w:t>
-      </w:r>
-      <w:r>
-        <w:rPr>
-          <w:rFonts w:ascii="Arial" w:hAnsi="Arial" w:cs="Arial"/>
-          <w:b w:val="0"/>
-          <w:color w:val="000000"/>
-          <w:sz w:val="22"/>
-          <w:rtl/>
-          <w:szCs w:val="22"/>
-        </w:rPr>
-        <w:t xml:space="preserve"> — אינטליגנציה וניסיון. לחץ משנה את האופן שבו המשאבים מתקשרים לביצועי הקבוצה.</w:t>
-      </w:r>
-    </w:p>
-    <w:p>
-      <w:pPr>
-        <w:bidi/>
-        <w:jc w:val="right"/>
-      </w:pPr>
-      <w:r>
-        <w:rPr>
-          <w:rFonts w:ascii="Arial" w:hAnsi="Arial" w:cs="Arial"/>
-          <w:b/>
-          <w:color w:val="000000"/>
-          <w:sz w:val="22"/>
-          <w:rtl/>
-          <w:szCs w:val="22"/>
-        </w:rPr>
-        <w:t xml:space="preserve">▪ </w:t>
-      </w:r>
-      <w:r>
-        <w:rPr>
-          <w:rFonts w:ascii="Arial" w:hAnsi="Arial" w:cs="Arial"/>
-          <w:b/>
-          <w:color w:val="000000"/>
-          <w:sz w:val="22"/>
-          <w:rtl/>
-          <w:szCs w:val="22"/>
-        </w:rPr>
-        <w:t>תנאי ההתנהגות</w:t>
-      </w:r>
-      <w:r>
-        <w:rPr>
-          <w:rFonts w:ascii="Arial" w:hAnsi="Arial" w:cs="Arial"/>
-          <w:b w:val="0"/>
-          <w:color w:val="000000"/>
-          <w:sz w:val="22"/>
-          <w:rtl/>
-          <w:szCs w:val="22"/>
-        </w:rPr>
-        <w:t xml:space="preserve"> — בשקף </w:t>
-      </w:r>
-      <w:r>
-        <w:rPr>
-          <w:rFonts w:ascii="Arial" w:hAnsi="Arial" w:cs="Arial"/>
-          <w:b w:val="0"/>
-          <w:color w:val="000000"/>
-          <w:sz w:val="22"/>
-          <w:rtl w:val="0"/>
-          <w:szCs w:val="22"/>
-        </w:rPr>
-        <w:t>‎23‎</w:t>
-      </w:r>
-      <w:r>
-        <w:rPr>
-          <w:rFonts w:ascii="Arial" w:hAnsi="Arial" w:cs="Arial"/>
-          <w:b w:val="0"/>
-          <w:color w:val="000000"/>
-          <w:sz w:val="22"/>
-          <w:rtl/>
-          <w:szCs w:val="22"/>
-        </w:rPr>
-        <w:t>, תרומת היכולת הקוגניטיבית מותנית במכוונות גבוהה למשימה.</w:t>
-      </w:r>
-    </w:p>
-    <w:p>
-      <w:pPr>
-        <w:bidi/>
-        <w:jc w:val="right"/>
-      </w:pPr>
-      <w:r>
-        <w:rPr>
-          <w:rFonts w:ascii="Arial" w:hAnsi="Arial" w:cs="Arial"/>
-          <w:b/>
-          <w:color w:val="000000"/>
-          <w:sz w:val="22"/>
-          <w:rtl/>
-          <w:szCs w:val="22"/>
-        </w:rPr>
-        <w:t xml:space="preserve">▪ </w:t>
-      </w:r>
-      <w:r>
-        <w:rPr>
-          <w:rFonts w:ascii="Arial" w:hAnsi="Arial" w:cs="Arial"/>
-          <w:b/>
-          <w:color w:val="000000"/>
-          <w:sz w:val="22"/>
-          <w:rtl/>
-          <w:szCs w:val="22"/>
-        </w:rPr>
-        <w:t>לחץ נמוך</w:t>
-      </w:r>
-      <w:r>
-        <w:rPr>
-          <w:rFonts w:ascii="Arial" w:hAnsi="Arial" w:cs="Arial"/>
-          <w:b w:val="0"/>
-          <w:color w:val="000000"/>
-          <w:sz w:val="22"/>
-          <w:rtl/>
-          <w:szCs w:val="22"/>
-        </w:rPr>
-        <w:t xml:space="preserve"> — אינטליגנציה גבוהה עשויה לתרום חיובית לביצוע.</w:t>
-      </w:r>
-    </w:p>
-    <w:p>
-      <w:pPr>
-        <w:bidi/>
-        <w:jc w:val="right"/>
-      </w:pPr>
-      <w:r>
-        <w:rPr>
-          <w:rFonts w:ascii="Arial" w:hAnsi="Arial" w:cs="Arial"/>
-          <w:b/>
-          <w:color w:val="000000"/>
-          <w:sz w:val="22"/>
-          <w:rtl/>
-          <w:szCs w:val="22"/>
-        </w:rPr>
-        <w:t xml:space="preserve">▪ </w:t>
-      </w:r>
-      <w:r>
-        <w:rPr>
-          <w:rFonts w:ascii="Arial" w:hAnsi="Arial" w:cs="Arial"/>
-          <w:b/>
-          <w:color w:val="000000"/>
-          <w:sz w:val="22"/>
-          <w:rtl/>
-          <w:szCs w:val="22"/>
-        </w:rPr>
-        <w:t>לחץ גבוה</w:t>
-      </w:r>
-      <w:r>
-        <w:rPr>
-          <w:rFonts w:ascii="Arial" w:hAnsi="Arial" w:cs="Arial"/>
-          <w:b w:val="0"/>
-          <w:color w:val="000000"/>
-          <w:sz w:val="22"/>
-          <w:rtl/>
-          <w:szCs w:val="22"/>
-        </w:rPr>
-        <w:t xml:space="preserve"> — לפי שקף </w:t>
-      </w:r>
-      <w:r>
-        <w:rPr>
-          <w:rFonts w:ascii="Arial" w:hAnsi="Arial" w:cs="Arial"/>
-          <w:b w:val="0"/>
-          <w:color w:val="000000"/>
-          <w:sz w:val="22"/>
-          <w:rtl w:val="0"/>
-          <w:szCs w:val="22"/>
-        </w:rPr>
-        <w:t>‎23‎</w:t>
-      </w:r>
-      <w:r>
-        <w:rPr>
-          <w:rFonts w:ascii="Arial" w:hAnsi="Arial" w:cs="Arial"/>
-          <w:b w:val="0"/>
-          <w:color w:val="000000"/>
-          <w:sz w:val="22"/>
-          <w:rtl/>
-          <w:szCs w:val="22"/>
-        </w:rPr>
-        <w:t>, השפעת האינטליגנציה עשויה להיעלם או להיות שלילית. לאינטליגנציה אין אותה תרומה בכל מצב.</w:t>
-      </w:r>
-    </w:p>
-    <w:p>
-      <w:pPr>
-        <w:bidi/>
-        <w:jc w:val="right"/>
-      </w:pPr>
-      <w:r>
-        <w:rPr>
-          <w:rFonts w:ascii="Arial" w:hAnsi="Arial" w:cs="Arial"/>
-          <w:b/>
-          <w:color w:val="000000"/>
-          <w:sz w:val="22"/>
-          <w:rtl/>
-          <w:szCs w:val="22"/>
-        </w:rPr>
-        <w:t xml:space="preserve">▪ </w:t>
-      </w:r>
-      <w:r>
-        <w:rPr>
-          <w:rFonts w:ascii="Arial" w:hAnsi="Arial" w:cs="Arial"/>
-          <w:b/>
-          <w:color w:val="000000"/>
-          <w:sz w:val="22"/>
-          <w:rtl/>
-          <w:szCs w:val="22"/>
-        </w:rPr>
-        <w:t>ניסיון</w:t>
-      </w:r>
-      <w:r>
-        <w:rPr>
-          <w:rFonts w:ascii="Arial" w:hAnsi="Arial" w:cs="Arial"/>
-          <w:b w:val="0"/>
-          <w:color w:val="000000"/>
-          <w:sz w:val="22"/>
-          <w:rtl/>
-          <w:szCs w:val="22"/>
-        </w:rPr>
-        <w:t xml:space="preserve"> — זהו משאב נוסף בתרשים. את ניסוח כיוון הקשר בשקף </w:t>
-      </w:r>
-      <w:r>
-        <w:rPr>
-          <w:rFonts w:ascii="Arial" w:hAnsi="Arial" w:cs="Arial"/>
-          <w:b w:val="0"/>
-          <w:color w:val="000000"/>
-          <w:sz w:val="22"/>
-          <w:rtl w:val="0"/>
-          <w:szCs w:val="22"/>
-        </w:rPr>
-        <w:t>‎24‎</w:t>
-      </w:r>
-      <w:r>
-        <w:rPr>
-          <w:rFonts w:ascii="Arial" w:hAnsi="Arial" w:cs="Arial"/>
-          <w:b w:val="0"/>
-          <w:color w:val="000000"/>
-          <w:sz w:val="22"/>
-          <w:rtl/>
-          <w:szCs w:val="22"/>
-        </w:rPr>
-        <w:t xml:space="preserve"> יש לבדוק מול דגשי השיעור; אין להסיק ממנו כלל גורף על ניסיון בכל עבודה.</w:t>
-      </w:r>
-    </w:p>
-    <w:p>
-      <w:pPr>
-        <w:bidi/>
-        <w:jc w:val="right"/>
-      </w:pPr>
-      <w:r>
-        <w:rPr>
-          <w:rFonts w:ascii="Arial" w:hAnsi="Arial" w:cs="Arial"/>
-          <w:b/>
-          <w:color w:val="000000"/>
-          <w:sz w:val="22"/>
-          <w:rtl/>
-          <w:szCs w:val="22"/>
-        </w:rPr>
-        <w:t xml:space="preserve">▪ </w:t>
-      </w:r>
-      <w:r>
-        <w:rPr>
-          <w:rFonts w:ascii="Arial" w:hAnsi="Arial" w:cs="Arial"/>
-          <w:b/>
-          <w:color w:val="000000"/>
-          <w:sz w:val="22"/>
-          <w:rtl/>
-          <w:szCs w:val="22"/>
-        </w:rPr>
-        <w:t>ביקורת</w:t>
-      </w:r>
-      <w:r>
-        <w:rPr>
-          <w:rFonts w:ascii="Arial" w:hAnsi="Arial" w:cs="Arial"/>
-          <w:b w:val="0"/>
-          <w:color w:val="000000"/>
-          <w:sz w:val="22"/>
-          <w:rtl/>
-          <w:szCs w:val="22"/>
-        </w:rPr>
-        <w:t xml:space="preserve"> — אינטליגנציה כללית; הזנחת יחסים בין המשתנים; הבדלים ביכולת להתמודד עם לחץ; תמיכה אמפירית מועטה.</w:t>
+        <w:t>ירד מהמבחן</w:t>
+      </w:r>
+      <w:r>
+        <w:rPr>
+          <w:rFonts w:ascii="Arial" w:hAnsi="Arial" w:cs="Arial"/>
+          <w:b w:val="0"/>
+          <w:color w:val="000000"/>
+          <w:sz w:val="22"/>
+          <w:rtl/>
+          <w:szCs w:val="22"/>
+        </w:rPr>
+        <w:t xml:space="preserve"> — תיאוריית המשאבים הקוגניטיביים. המרצה הורידה אותה בשיעור החזרה ב־</w:t>
+      </w:r>
+      <w:r>
+        <w:rPr>
+          <w:rFonts w:ascii="Arial" w:hAnsi="Arial" w:cs="Arial"/>
+          <w:b w:val="0"/>
+          <w:color w:val="000000"/>
+          <w:sz w:val="22"/>
+          <w:rtl/>
+          <w:szCs w:val="22"/>
+        </w:rPr>
+        <w:t xml:space="preserve">‎6.10‎</w:t>
+      </w:r>
+      <w:r>
+        <w:rPr>
+          <w:rFonts w:ascii="Arial" w:hAnsi="Arial" w:cs="Arial"/>
+          <w:b w:val="0"/>
+          <w:color w:val="000000"/>
+          <w:sz w:val="22"/>
+          <w:rtl/>
+          <w:szCs w:val="22"/>
+        </w:rPr>
+        <w:t xml:space="preserve">, ולכן אינה בחוברת.</w:t>
       </w:r>
     </w:p>
     <w:p>
@@ -19613,7 +19343,7 @@
           <w:rtl/>
           <w:szCs w:val="25"/>
         </w:rPr>
-        <w:t>רדין נתיב מטרה והרסי</w:t>
+        <w:t>הרסי ובלנשארד ודגשי המרצה</w:t>
       </w:r>
       <w:bookmarkEnd w:id="1008"/>
     </w:p>
@@ -19646,1406 +19376,29 @@
           <w:rtl/>
           <w:szCs w:val="20"/>
         </w:rPr>
-        <w:t xml:space="preserve"> — יכולת ומוכנות — הרסי ובלנשארד. הסרת חסמים — האוס.</w:t>
-      </w:r>
-    </w:p>
-    <w:p>
-      <w:pPr>
-        <w:pStyle w:val="Heading2"/>
-        <w:bidi/>
-        <w:spacing w:before="100" w:after="60"/>
-        <w:jc w:val="right"/>
-        <w:shd w:fill="E8EDF1"/>
-      </w:pPr>
-      <w:r>
-        <w:rPr>
-          <w:rFonts w:ascii="Arial" w:hAnsi="Arial" w:cs="Arial"/>
-          <w:b/>
-          <w:color w:val="000000"/>
-          <w:sz w:val="21"/>
-          <w:rtl/>
-          <w:szCs w:val="21"/>
-        </w:rPr>
-        <w:t>רדין</w:t>
-      </w:r>
-    </w:p>
-    <w:tbl>
-      <w:tblPr>
-        <w:bidiVisual/>
-        <w:tblW w:type="dxa" w:w="5160"/>
-        <w:tblLayout w:type="fixed"/>
-        <w:tblLook w:firstColumn="1" w:firstRow="1" w:lastColumn="0" w:lastRow="0" w:noHBand="0" w:noVBand="1" w:val="04A0"/>
-        <w:tblBorders>
-          <w:top w:val="single" w:sz="4" w:color="D9D9D9"/>
-          <w:left w:val="single" w:sz="4" w:color="D9D9D9"/>
-          <w:bottom w:val="single" w:sz="4" w:color="D9D9D9"/>
-          <w:right w:val="single" w:sz="4" w:color="D9D9D9"/>
-          <w:insideH w:val="single" w:sz="4" w:color="D9D9D9"/>
-          <w:insideV w:val="single" w:sz="4" w:color="D9D9D9"/>
-        </w:tblBorders>
-      </w:tblPr>
-      <w:tblGrid>
-        <w:gridCol w:w="1135"/>
-        <w:gridCol w:w="2012"/>
-        <w:gridCol w:w="2012"/>
-      </w:tblGrid>
-      <w:tr>
-        <w:trPr>
-          <w:cantSplit/>
-          <w:tblHeader/>
-        </w:trPr>
-        <w:tc>
-          <w:tcPr>
-            <w:tcW w:type="dxa" w:w="1135"/>
-            <w:shd w:fill="E8EDF1"/>
-            <w:vAlign w:val="center"/>
-            <w:tcMar>
-              <w:top w:w="45" w:type="dxa"/>
-              <w:bottom w:w="45" w:type="dxa"/>
-              <w:left w:w="65" w:type="dxa"/>
-              <w:right w:w="65" w:type="dxa"/>
-            </w:tcMar>
-          </w:tcPr>
-          <w:p>
-            <w:pPr>
-              <w:keepNext/>
-              <w:bidi/>
-              <w:spacing w:after="0"/>
-              <w:jc w:val="right"/>
-            </w:pPr>
-            <w:r>
-              <w:rPr>
-                <w:rFonts w:ascii="Arial" w:hAnsi="Arial" w:cs="Arial"/>
-                <w:b/>
-                <w:color w:val="000000"/>
-                <w:sz w:val="19"/>
-                <w:rtl/>
-                <w:szCs w:val="19"/>
-              </w:rPr>
-              <w:t>סגנון</w:t>
-            </w:r>
-          </w:p>
-        </w:tc>
-        <w:tc>
-          <w:tcPr>
-            <w:tcW w:type="dxa" w:w="2012"/>
-            <w:shd w:fill="E8EDF1"/>
-            <w:vAlign w:val="center"/>
-            <w:tcMar>
-              <w:top w:w="45" w:type="dxa"/>
-              <w:bottom w:w="45" w:type="dxa"/>
-              <w:left w:w="65" w:type="dxa"/>
-              <w:right w:w="65" w:type="dxa"/>
-            </w:tcMar>
-          </w:tcPr>
-          <w:p>
-            <w:pPr>
-              <w:keepNext/>
-              <w:bidi/>
-              <w:spacing w:after="0"/>
-              <w:jc w:val="right"/>
-            </w:pPr>
-            <w:r>
-              <w:rPr>
-                <w:rFonts w:ascii="Arial" w:hAnsi="Arial" w:cs="Arial"/>
-                <w:b/>
-                <w:color w:val="000000"/>
-                <w:sz w:val="19"/>
-                <w:rtl/>
-                <w:szCs w:val="19"/>
-              </w:rPr>
-              <w:t>מכוונות למשימה</w:t>
-            </w:r>
-          </w:p>
-        </w:tc>
-        <w:tc>
-          <w:tcPr>
-            <w:tcW w:type="dxa" w:w="2012"/>
-            <w:shd w:fill="E8EDF1"/>
-            <w:vAlign w:val="center"/>
-            <w:tcMar>
-              <w:top w:w="45" w:type="dxa"/>
-              <w:bottom w:w="45" w:type="dxa"/>
-              <w:left w:w="65" w:type="dxa"/>
-              <w:right w:w="65" w:type="dxa"/>
-            </w:tcMar>
-          </w:tcPr>
-          <w:p>
-            <w:pPr>
-              <w:keepNext/>
-              <w:bidi/>
-              <w:spacing w:after="0"/>
-              <w:jc w:val="right"/>
-            </w:pPr>
-            <w:r>
-              <w:rPr>
-                <w:rFonts w:ascii="Arial" w:hAnsi="Arial" w:cs="Arial"/>
-                <w:b/>
-                <w:color w:val="000000"/>
-                <w:sz w:val="19"/>
-                <w:rtl/>
-                <w:szCs w:val="19"/>
-              </w:rPr>
-              <w:t>מכוונות לאנשים</w:t>
-            </w:r>
-          </w:p>
-        </w:tc>
-      </w:tr>
-      <w:tr>
-        <w:trPr>
-          <w:cantSplit/>
-        </w:trPr>
-        <w:tc>
-          <w:tcPr>
-            <w:tcW w:type="dxa" w:w="1135"/>
-            <w:shd w:fill="FFFFFF"/>
-            <w:vAlign w:val="center"/>
-            <w:tcMar>
-              <w:top w:w="45" w:type="dxa"/>
-              <w:bottom w:w="45" w:type="dxa"/>
-              <w:left w:w="65" w:type="dxa"/>
-              <w:right w:w="65" w:type="dxa"/>
-            </w:tcMar>
-          </w:tcPr>
-          <w:p>
-            <w:pPr>
-              <w:keepNext/>
-              <w:bidi/>
-              <w:spacing w:after="0"/>
-              <w:jc w:val="right"/>
-            </w:pPr>
-            <w:r>
-              <w:rPr>
-                <w:rFonts w:ascii="Arial" w:hAnsi="Arial" w:cs="Arial"/>
-                <w:b w:val="0"/>
-                <w:color w:val="000000"/>
-                <w:sz w:val="19"/>
-                <w:rtl/>
-                <w:szCs w:val="19"/>
-              </w:rPr>
-              <w:t>רגוע או נוהלי</w:t>
-            </w:r>
-          </w:p>
-        </w:tc>
-        <w:tc>
-          <w:tcPr>
-            <w:tcW w:type="dxa" w:w="2012"/>
-            <w:shd w:fill="FFFFFF"/>
-            <w:vAlign w:val="center"/>
-            <w:tcMar>
-              <w:top w:w="45" w:type="dxa"/>
-              <w:bottom w:w="45" w:type="dxa"/>
-              <w:left w:w="65" w:type="dxa"/>
-              <w:right w:w="65" w:type="dxa"/>
-            </w:tcMar>
-          </w:tcPr>
-          <w:p>
-            <w:pPr>
-              <w:keepNext/>
-              <w:bidi/>
-              <w:spacing w:after="0"/>
-              <w:jc w:val="right"/>
-            </w:pPr>
-            <w:r>
-              <w:rPr>
-                <w:rFonts w:ascii="Arial" w:hAnsi="Arial" w:cs="Arial"/>
-                <w:b w:val="0"/>
-                <w:color w:val="000000"/>
-                <w:sz w:val="19"/>
-                <w:rtl/>
-                <w:szCs w:val="19"/>
-              </w:rPr>
-              <w:t>נמוכה</w:t>
-            </w:r>
-          </w:p>
-        </w:tc>
-        <w:tc>
-          <w:tcPr>
-            <w:tcW w:type="dxa" w:w="2012"/>
-            <w:shd w:fill="FFFFFF"/>
-            <w:vAlign w:val="center"/>
-            <w:tcMar>
-              <w:top w:w="45" w:type="dxa"/>
-              <w:bottom w:w="45" w:type="dxa"/>
-              <w:left w:w="65" w:type="dxa"/>
-              <w:right w:w="65" w:type="dxa"/>
-            </w:tcMar>
-          </w:tcPr>
-          <w:p>
-            <w:pPr>
-              <w:keepNext/>
-              <w:bidi/>
-              <w:spacing w:after="0"/>
-              <w:jc w:val="right"/>
-            </w:pPr>
-            <w:r>
-              <w:rPr>
-                <w:rFonts w:ascii="Arial" w:hAnsi="Arial" w:cs="Arial"/>
-                <w:b w:val="0"/>
-                <w:color w:val="000000"/>
-                <w:sz w:val="19"/>
-                <w:rtl/>
-                <w:szCs w:val="19"/>
-              </w:rPr>
-              <w:t>נמוכה</w:t>
-            </w:r>
-          </w:p>
-        </w:tc>
-      </w:tr>
-      <w:tr>
-        <w:trPr>
-          <w:cantSplit/>
-        </w:trPr>
-        <w:tc>
-          <w:tcPr>
-            <w:tcW w:type="dxa" w:w="1135"/>
-            <w:shd w:fill="F6F8FA"/>
-            <w:vAlign w:val="center"/>
-            <w:tcMar>
-              <w:top w:w="45" w:type="dxa"/>
-              <w:bottom w:w="45" w:type="dxa"/>
-              <w:left w:w="65" w:type="dxa"/>
-              <w:right w:w="65" w:type="dxa"/>
-            </w:tcMar>
-          </w:tcPr>
-          <w:p>
-            <w:pPr>
-              <w:keepNext/>
-              <w:bidi/>
-              <w:spacing w:after="0"/>
-              <w:jc w:val="right"/>
-            </w:pPr>
-            <w:r>
-              <w:rPr>
-                <w:rFonts w:ascii="Arial" w:hAnsi="Arial" w:cs="Arial"/>
-                <w:b w:val="0"/>
-                <w:color w:val="000000"/>
-                <w:sz w:val="19"/>
-                <w:rtl/>
-                <w:szCs w:val="19"/>
-              </w:rPr>
-              <w:t>משימתי או תובע</w:t>
-            </w:r>
-          </w:p>
-        </w:tc>
-        <w:tc>
-          <w:tcPr>
-            <w:tcW w:type="dxa" w:w="2012"/>
-            <w:shd w:fill="F6F8FA"/>
-            <w:vAlign w:val="center"/>
-            <w:tcMar>
-              <w:top w:w="45" w:type="dxa"/>
-              <w:bottom w:w="45" w:type="dxa"/>
-              <w:left w:w="65" w:type="dxa"/>
-              <w:right w:w="65" w:type="dxa"/>
-            </w:tcMar>
-          </w:tcPr>
-          <w:p>
-            <w:pPr>
-              <w:keepNext/>
-              <w:bidi/>
-              <w:spacing w:after="0"/>
-              <w:jc w:val="right"/>
-            </w:pPr>
-            <w:r>
-              <w:rPr>
-                <w:rFonts w:ascii="Arial" w:hAnsi="Arial" w:cs="Arial"/>
-                <w:b w:val="0"/>
-                <w:color w:val="000000"/>
-                <w:sz w:val="19"/>
-                <w:rtl/>
-                <w:szCs w:val="19"/>
-              </w:rPr>
-              <w:t>גבוהה</w:t>
-            </w:r>
-          </w:p>
-        </w:tc>
-        <w:tc>
-          <w:tcPr>
-            <w:tcW w:type="dxa" w:w="2012"/>
-            <w:shd w:fill="F6F8FA"/>
-            <w:vAlign w:val="center"/>
-            <w:tcMar>
-              <w:top w:w="45" w:type="dxa"/>
-              <w:bottom w:w="45" w:type="dxa"/>
-              <w:left w:w="65" w:type="dxa"/>
-              <w:right w:w="65" w:type="dxa"/>
-            </w:tcMar>
-          </w:tcPr>
-          <w:p>
-            <w:pPr>
-              <w:keepNext/>
-              <w:bidi/>
-              <w:spacing w:after="0"/>
-              <w:jc w:val="right"/>
-            </w:pPr>
-            <w:r>
-              <w:rPr>
-                <w:rFonts w:ascii="Arial" w:hAnsi="Arial" w:cs="Arial"/>
-                <w:b w:val="0"/>
-                <w:color w:val="000000"/>
-                <w:sz w:val="19"/>
-                <w:rtl/>
-                <w:szCs w:val="19"/>
-              </w:rPr>
-              <w:t>נמוכה</w:t>
-            </w:r>
-          </w:p>
-        </w:tc>
-      </w:tr>
-      <w:tr>
-        <w:trPr>
-          <w:cantSplit/>
-        </w:trPr>
-        <w:tc>
-          <w:tcPr>
-            <w:tcW w:type="dxa" w:w="1135"/>
-            <w:shd w:fill="FFFFFF"/>
-            <w:vAlign w:val="center"/>
-            <w:tcMar>
-              <w:top w:w="45" w:type="dxa"/>
-              <w:bottom w:w="45" w:type="dxa"/>
-              <w:left w:w="65" w:type="dxa"/>
-              <w:right w:w="65" w:type="dxa"/>
-            </w:tcMar>
-          </w:tcPr>
-          <w:p>
-            <w:pPr>
-              <w:keepNext/>
-              <w:bidi/>
-              <w:spacing w:after="0"/>
-              <w:jc w:val="right"/>
-            </w:pPr>
-            <w:r>
-              <w:rPr>
-                <w:rFonts w:ascii="Arial" w:hAnsi="Arial" w:cs="Arial"/>
-                <w:b w:val="0"/>
-                <w:color w:val="000000"/>
-                <w:sz w:val="19"/>
-                <w:rtl/>
-                <w:szCs w:val="19"/>
-              </w:rPr>
-              <w:t>חברותי או מתייחס</w:t>
-            </w:r>
-          </w:p>
-        </w:tc>
-        <w:tc>
-          <w:tcPr>
-            <w:tcW w:type="dxa" w:w="2012"/>
-            <w:shd w:fill="FFFFFF"/>
-            <w:vAlign w:val="center"/>
-            <w:tcMar>
-              <w:top w:w="45" w:type="dxa"/>
-              <w:bottom w:w="45" w:type="dxa"/>
-              <w:left w:w="65" w:type="dxa"/>
-              <w:right w:w="65" w:type="dxa"/>
-            </w:tcMar>
-          </w:tcPr>
-          <w:p>
-            <w:pPr>
-              <w:keepNext/>
-              <w:bidi/>
-              <w:spacing w:after="0"/>
-              <w:jc w:val="right"/>
-            </w:pPr>
-            <w:r>
-              <w:rPr>
-                <w:rFonts w:ascii="Arial" w:hAnsi="Arial" w:cs="Arial"/>
-                <w:b w:val="0"/>
-                <w:color w:val="000000"/>
-                <w:sz w:val="19"/>
-                <w:rtl/>
-                <w:szCs w:val="19"/>
-              </w:rPr>
-              <w:t>נמוכה</w:t>
-            </w:r>
-          </w:p>
-        </w:tc>
-        <w:tc>
-          <w:tcPr>
-            <w:tcW w:type="dxa" w:w="2012"/>
-            <w:shd w:fill="FFFFFF"/>
-            <w:vAlign w:val="center"/>
-            <w:tcMar>
-              <w:top w:w="45" w:type="dxa"/>
-              <w:bottom w:w="45" w:type="dxa"/>
-              <w:left w:w="65" w:type="dxa"/>
-              <w:right w:w="65" w:type="dxa"/>
-            </w:tcMar>
-          </w:tcPr>
-          <w:p>
-            <w:pPr>
-              <w:keepNext/>
-              <w:bidi/>
-              <w:spacing w:after="0"/>
-              <w:jc w:val="right"/>
-            </w:pPr>
-            <w:r>
-              <w:rPr>
-                <w:rFonts w:ascii="Arial" w:hAnsi="Arial" w:cs="Arial"/>
-                <w:b w:val="0"/>
-                <w:color w:val="000000"/>
-                <w:sz w:val="19"/>
-                <w:rtl/>
-                <w:szCs w:val="19"/>
-              </w:rPr>
-              <w:t>גבוהה</w:t>
-            </w:r>
-          </w:p>
-        </w:tc>
-      </w:tr>
-      <w:tr>
-        <w:trPr>
-          <w:cantSplit/>
-        </w:trPr>
-        <w:tc>
-          <w:tcPr>
-            <w:tcW w:type="dxa" w:w="1135"/>
-            <w:shd w:fill="F6F8FA"/>
-            <w:vAlign w:val="center"/>
-            <w:tcMar>
-              <w:top w:w="45" w:type="dxa"/>
-              <w:bottom w:w="45" w:type="dxa"/>
-              <w:left w:w="65" w:type="dxa"/>
-              <w:right w:w="65" w:type="dxa"/>
-            </w:tcMar>
-          </w:tcPr>
-          <w:p>
-            <w:pPr>
-              <w:keepNext w:val="0"/>
-              <w:bidi/>
-              <w:spacing w:after="0"/>
-              <w:jc w:val="right"/>
-            </w:pPr>
-            <w:r>
-              <w:rPr>
-                <w:rFonts w:ascii="Arial" w:hAnsi="Arial" w:cs="Arial"/>
-                <w:b w:val="0"/>
-                <w:color w:val="000000"/>
-                <w:sz w:val="19"/>
-                <w:rtl/>
-                <w:szCs w:val="19"/>
-              </w:rPr>
-              <w:t>משלב או צוותי</w:t>
-            </w:r>
-          </w:p>
-        </w:tc>
-        <w:tc>
-          <w:tcPr>
-            <w:tcW w:type="dxa" w:w="2012"/>
-            <w:shd w:fill="F6F8FA"/>
-            <w:vAlign w:val="center"/>
-            <w:tcMar>
-              <w:top w:w="45" w:type="dxa"/>
-              <w:bottom w:w="45" w:type="dxa"/>
-              <w:left w:w="65" w:type="dxa"/>
-              <w:right w:w="65" w:type="dxa"/>
-            </w:tcMar>
-          </w:tcPr>
-          <w:p>
-            <w:pPr>
-              <w:keepNext w:val="0"/>
-              <w:bidi/>
-              <w:spacing w:after="0"/>
-              <w:jc w:val="right"/>
-            </w:pPr>
-            <w:r>
-              <w:rPr>
-                <w:rFonts w:ascii="Arial" w:hAnsi="Arial" w:cs="Arial"/>
-                <w:b w:val="0"/>
-                <w:color w:val="000000"/>
-                <w:sz w:val="19"/>
-                <w:rtl/>
-                <w:szCs w:val="19"/>
-              </w:rPr>
-              <w:t>גבוהה</w:t>
-            </w:r>
-          </w:p>
-        </w:tc>
-        <w:tc>
-          <w:tcPr>
-            <w:tcW w:type="dxa" w:w="2012"/>
-            <w:shd w:fill="F6F8FA"/>
-            <w:vAlign w:val="center"/>
-            <w:tcMar>
-              <w:top w:w="45" w:type="dxa"/>
-              <w:bottom w:w="45" w:type="dxa"/>
-              <w:left w:w="65" w:type="dxa"/>
-              <w:right w:w="65" w:type="dxa"/>
-            </w:tcMar>
-          </w:tcPr>
-          <w:p>
-            <w:pPr>
-              <w:keepNext w:val="0"/>
-              <w:bidi/>
-              <w:spacing w:after="0"/>
-              <w:jc w:val="right"/>
-            </w:pPr>
-            <w:r>
-              <w:rPr>
-                <w:rFonts w:ascii="Arial" w:hAnsi="Arial" w:cs="Arial"/>
-                <w:b w:val="0"/>
-                <w:color w:val="000000"/>
-                <w:sz w:val="19"/>
-                <w:rtl/>
-                <w:szCs w:val="19"/>
-              </w:rPr>
-              <w:t>גבוהה</w:t>
-            </w:r>
-          </w:p>
-        </w:tc>
-      </w:tr>
-    </w:tbl>
-    <w:p>
-      <w:pPr>
-        <w:spacing w:after="0"/>
-      </w:pPr>
-    </w:p>
-    <w:p>
-      <w:pPr>
-        <w:bidi/>
-        <w:jc w:val="right"/>
-      </w:pPr>
-      <w:r>
-        <w:rPr>
-          <w:rFonts w:ascii="Arial" w:hAnsi="Arial" w:cs="Arial"/>
-          <w:b/>
-          <w:color w:val="000000"/>
-          <w:sz w:val="22"/>
-          <w:rtl/>
-          <w:szCs w:val="22"/>
-        </w:rPr>
-        <w:t xml:space="preserve">▪ </w:t>
-      </w:r>
-      <w:r>
-        <w:rPr>
-          <w:rFonts w:ascii="Arial" w:hAnsi="Arial" w:cs="Arial"/>
-          <w:b/>
-          <w:color w:val="000000"/>
-          <w:sz w:val="22"/>
-          <w:rtl/>
-          <w:szCs w:val="22"/>
-        </w:rPr>
-        <w:t>חמשת גורמי המצב</w:t>
-      </w:r>
-      <w:r>
-        <w:rPr>
-          <w:rFonts w:ascii="Arial" w:hAnsi="Arial" w:cs="Arial"/>
-          <w:b w:val="0"/>
-          <w:color w:val="000000"/>
-          <w:sz w:val="22"/>
-          <w:rtl/>
-          <w:szCs w:val="22"/>
-        </w:rPr>
-        <w:t xml:space="preserve"> — עובדים: ידע, ניסיון ורצון באחריות; משימה: מורכבות ושגרתיות; ממונה: ציפיותיו; עמיתים: תלותם בתוצר ולחץ; תרבות הארגון: שמרנית או חדשנית.</w:t>
-      </w:r>
-    </w:p>
-    <w:p>
-      <w:pPr>
-        <w:bidi/>
-        <w:jc w:val="right"/>
-      </w:pPr>
-      <w:r>
-        <w:rPr>
-          <w:rFonts w:ascii="Arial" w:hAnsi="Arial" w:cs="Arial"/>
-          <w:b/>
-          <w:color w:val="000000"/>
-          <w:sz w:val="22"/>
-          <w:rtl/>
-          <w:szCs w:val="22"/>
-        </w:rPr>
-        <w:t xml:space="preserve">▪ </w:t>
-      </w:r>
-      <w:r>
-        <w:rPr>
-          <w:rFonts w:ascii="Arial" w:hAnsi="Arial" w:cs="Arial"/>
-          <w:b/>
-          <w:color w:val="000000"/>
-          <w:sz w:val="22"/>
-          <w:rtl/>
-          <w:szCs w:val="22"/>
-        </w:rPr>
-        <w:t>שתי דוגמאות המצגת</w:t>
-      </w:r>
-      <w:r>
-        <w:rPr>
-          <w:rFonts w:ascii="Arial" w:hAnsi="Arial" w:cs="Arial"/>
-          <w:b w:val="0"/>
-          <w:color w:val="000000"/>
-          <w:sz w:val="22"/>
-          <w:rtl/>
-          <w:szCs w:val="22"/>
-        </w:rPr>
-        <w:t xml:space="preserve"> — עובדים חדשים עם ידע וניסיון מועטים ומשימה בינונית: משלב. עובדים מומחים ומשימה פשוטה: רגוע. אין להתייחס לרגוע כחוסר ניהול בכל מצב.</w:t>
-      </w:r>
-    </w:p>
-    <w:p>
-      <w:pPr>
-        <w:bidi/>
-        <w:jc w:val="right"/>
-      </w:pPr>
-      <w:r>
-        <w:rPr>
-          <w:rFonts w:ascii="Arial" w:hAnsi="Arial" w:cs="Arial"/>
-          <w:b/>
-          <w:color w:val="000000"/>
-          <w:sz w:val="22"/>
-          <w:rtl/>
-          <w:szCs w:val="22"/>
-        </w:rPr>
-        <w:t xml:space="preserve">▪ </w:t>
-      </w:r>
-      <w:r>
-        <w:rPr>
-          <w:rFonts w:ascii="Arial" w:hAnsi="Arial" w:cs="Arial"/>
-          <w:b/>
-          <w:color w:val="000000"/>
-          <w:sz w:val="22"/>
-          <w:rtl/>
-          <w:szCs w:val="22"/>
-        </w:rPr>
-        <w:t>ביקורת מצב כללית</w:t>
-      </w:r>
-      <w:r>
-        <w:rPr>
-          <w:rFonts w:ascii="Arial" w:hAnsi="Arial" w:cs="Arial"/>
-          <w:b w:val="0"/>
-          <w:color w:val="000000"/>
-          <w:sz w:val="22"/>
-          <w:rtl/>
-          <w:szCs w:val="22"/>
-        </w:rPr>
-        <w:t xml:space="preserve"> — תמיכה מוגבלת, מורכבות שאינה משתקפת במודל, שונות בין אבחונים וקושי ביישום.</w:t>
-      </w:r>
-    </w:p>
-    <w:p>
-      <w:pPr>
-        <w:pStyle w:val="Heading2"/>
-        <w:bidi/>
-        <w:spacing w:before="100" w:after="60"/>
-        <w:jc w:val="right"/>
-        <w:shd w:fill="E8EDF1"/>
-      </w:pPr>
-      <w:r>
-        <w:rPr>
-          <w:rFonts w:ascii="Arial" w:hAnsi="Arial" w:cs="Arial"/>
-          <w:b/>
-          <w:color w:val="000000"/>
-          <w:sz w:val="21"/>
-          <w:rtl/>
-          <w:szCs w:val="21"/>
-        </w:rPr>
-        <w:t>האוס ונתיב המטרה</w:t>
-      </w:r>
-    </w:p>
-    <w:p>
-      <w:pPr>
-        <w:bidi/>
-        <w:jc w:val="right"/>
-      </w:pPr>
-      <w:r>
-        <w:rPr>
-          <w:rFonts w:ascii="Arial" w:hAnsi="Arial" w:cs="Arial"/>
-          <w:b/>
-          <w:color w:val="000000"/>
-          <w:sz w:val="22"/>
-          <w:rtl/>
-          <w:szCs w:val="22"/>
-        </w:rPr>
-        <w:t xml:space="preserve">▪ </w:t>
-      </w:r>
-      <w:r>
-        <w:rPr>
-          <w:rFonts w:ascii="Arial" w:hAnsi="Arial" w:cs="Arial"/>
-          <w:b/>
-          <w:color w:val="000000"/>
-          <w:sz w:val="22"/>
-          <w:rtl/>
-          <w:szCs w:val="22"/>
-        </w:rPr>
-        <w:t>תפקיד המנהיג</w:t>
-      </w:r>
-      <w:r>
-        <w:rPr>
-          <w:rFonts w:ascii="Arial" w:hAnsi="Arial" w:cs="Arial"/>
-          <w:b w:val="0"/>
-          <w:color w:val="000000"/>
-          <w:sz w:val="22"/>
-          <w:rtl/>
-          <w:szCs w:val="22"/>
-        </w:rPr>
-        <w:t xml:space="preserve"> — מסייע למונהגים להשיג מטרות, מסיר חסמים, מספק כיוון ותמיכה ומתאים את התנהגותו לעובדים ולסביבה.</w:t>
-      </w:r>
-    </w:p>
-    <w:p>
-      <w:pPr>
-        <w:bidi/>
-        <w:jc w:val="right"/>
-      </w:pPr>
-      <w:r>
-        <w:rPr>
-          <w:rFonts w:ascii="Arial" w:hAnsi="Arial" w:cs="Arial"/>
-          <w:b/>
-          <w:color w:val="000000"/>
-          <w:sz w:val="22"/>
-          <w:rtl/>
-          <w:szCs w:val="22"/>
-        </w:rPr>
-        <w:t xml:space="preserve">▪ </w:t>
-      </w:r>
-      <w:r>
-        <w:rPr>
-          <w:rFonts w:ascii="Arial" w:hAnsi="Arial" w:cs="Arial"/>
-          <w:b/>
-          <w:color w:val="000000"/>
-          <w:sz w:val="22"/>
-          <w:rtl/>
-          <w:szCs w:val="22"/>
-        </w:rPr>
-        <w:t>בסיס הציפייה</w:t>
-      </w:r>
-      <w:r>
-        <w:rPr>
-          <w:rFonts w:ascii="Arial" w:hAnsi="Arial" w:cs="Arial"/>
-          <w:b w:val="0"/>
-          <w:color w:val="000000"/>
-          <w:sz w:val="22"/>
-          <w:rtl/>
-          <w:szCs w:val="22"/>
-        </w:rPr>
-        <w:t xml:space="preserve"> — מאמץ, ביצוע ותגמול. לקבוע יעדים ותגמולים נחשקים, לחזק אמונה ביכולת להשיגם ולפנות מכשולים בדרך.</w:t>
-      </w:r>
-    </w:p>
-    <w:p>
-      <w:pPr>
-        <w:bidi/>
-        <w:jc w:val="right"/>
-      </w:pPr>
-      <w:r>
-        <w:rPr>
-          <w:rFonts w:ascii="Arial" w:hAnsi="Arial" w:cs="Arial"/>
-          <w:b/>
-          <w:color w:val="000000"/>
-          <w:sz w:val="22"/>
-          <w:rtl/>
-          <w:szCs w:val="22"/>
-        </w:rPr>
-        <w:t xml:space="preserve">▪ </w:t>
-      </w:r>
-      <w:r>
-        <w:rPr>
-          <w:rFonts w:ascii="Arial" w:hAnsi="Arial" w:cs="Arial"/>
-          <w:b/>
-          <w:color w:val="000000"/>
-          <w:sz w:val="22"/>
-          <w:rtl/>
-          <w:szCs w:val="22"/>
-        </w:rPr>
-        <w:t>שלושה מרכיבי הציפייה</w:t>
-      </w:r>
-      <w:r>
-        <w:rPr>
-          <w:rFonts w:ascii="Arial" w:hAnsi="Arial" w:cs="Arial"/>
-          <w:b w:val="0"/>
-          <w:color w:val="000000"/>
-          <w:sz w:val="22"/>
-          <w:rtl/>
-          <w:szCs w:val="22"/>
-        </w:rPr>
-        <w:t xml:space="preserve"> — </w:t>
-      </w:r>
-      <w:r>
-        <w:rPr>
-          <w:rFonts w:ascii="Arial" w:hAnsi="Arial" w:cs="Arial"/>
-          <w:b w:val="0"/>
-          <w:color w:val="000000"/>
-          <w:sz w:val="22"/>
-          <w:rtl w:val="0"/>
-          <w:szCs w:val="22"/>
-        </w:rPr>
-        <w:t>‎Expectancy‎</w:t>
-      </w:r>
-      <w:r>
-        <w:rPr>
-          <w:rFonts w:ascii="Arial" w:hAnsi="Arial" w:cs="Arial"/>
-          <w:b w:val="0"/>
-          <w:color w:val="000000"/>
-          <w:sz w:val="22"/>
-          <w:rtl/>
-          <w:szCs w:val="22"/>
-        </w:rPr>
-        <w:t xml:space="preserve">: אמונה שמאמץ יביא לביצוע; </w:t>
-      </w:r>
-      <w:r>
-        <w:rPr>
-          <w:rFonts w:ascii="Arial" w:hAnsi="Arial" w:cs="Arial"/>
-          <w:b w:val="0"/>
-          <w:color w:val="000000"/>
-          <w:sz w:val="22"/>
-          <w:rtl w:val="0"/>
-          <w:szCs w:val="22"/>
-        </w:rPr>
-        <w:t>‎Instrumentality‎</w:t>
-      </w:r>
-      <w:r>
-        <w:rPr>
-          <w:rFonts w:ascii="Arial" w:hAnsi="Arial" w:cs="Arial"/>
-          <w:b w:val="0"/>
-          <w:color w:val="000000"/>
-          <w:sz w:val="22"/>
-          <w:rtl/>
-          <w:szCs w:val="22"/>
-        </w:rPr>
-        <w:t xml:space="preserve">: קשר ביצוע לתגמול; </w:t>
-      </w:r>
-      <w:r>
-        <w:rPr>
-          <w:rFonts w:ascii="Arial" w:hAnsi="Arial" w:cs="Arial"/>
-          <w:b w:val="0"/>
-          <w:color w:val="000000"/>
-          <w:sz w:val="22"/>
-          <w:rtl w:val="0"/>
-          <w:szCs w:val="22"/>
-        </w:rPr>
-        <w:t>‎Valence‎</w:t>
-      </w:r>
-      <w:r>
-        <w:rPr>
-          <w:rFonts w:ascii="Arial" w:hAnsi="Arial" w:cs="Arial"/>
-          <w:b w:val="0"/>
-          <w:color w:val="000000"/>
-          <w:sz w:val="22"/>
-          <w:rtl/>
-          <w:szCs w:val="22"/>
-        </w:rPr>
-        <w:t>: ערך התגמול עבור העובד.</w:t>
-      </w:r>
-    </w:p>
-    <w:tbl>
-      <w:tblPr>
-        <w:bidiVisual/>
-        <w:tblW w:type="dxa" w:w="5160"/>
-        <w:tblLayout w:type="fixed"/>
-        <w:tblLook w:firstColumn="1" w:firstRow="1" w:lastColumn="0" w:lastRow="0" w:noHBand="0" w:noVBand="1" w:val="04A0"/>
-        <w:tblBorders>
-          <w:top w:val="single" w:sz="4" w:color="D9D9D9"/>
-          <w:left w:val="single" w:sz="4" w:color="D9D9D9"/>
-          <w:bottom w:val="single" w:sz="4" w:color="D9D9D9"/>
-          <w:right w:val="single" w:sz="4" w:color="D9D9D9"/>
-          <w:insideH w:val="single" w:sz="4" w:color="D9D9D9"/>
-          <w:insideV w:val="single" w:sz="4" w:color="D9D9D9"/>
-        </w:tblBorders>
-      </w:tblPr>
-      <w:tblGrid>
-        <w:gridCol w:w="1548"/>
-        <w:gridCol w:w="3611"/>
-      </w:tblGrid>
-      <w:tr>
-        <w:trPr>
-          <w:cantSplit/>
-          <w:tblHeader/>
-        </w:trPr>
-        <w:tc>
-          <w:tcPr>
-            <w:tcW w:type="dxa" w:w="1548"/>
-            <w:shd w:fill="E8EDF1"/>
-            <w:vAlign w:val="center"/>
-            <w:tcMar>
-              <w:top w:w="45" w:type="dxa"/>
-              <w:bottom w:w="45" w:type="dxa"/>
-              <w:left w:w="65" w:type="dxa"/>
-              <w:right w:w="65" w:type="dxa"/>
-            </w:tcMar>
-          </w:tcPr>
-          <w:p>
-            <w:pPr>
-              <w:keepNext/>
-              <w:bidi/>
-              <w:spacing w:after="0"/>
-              <w:jc w:val="right"/>
-            </w:pPr>
-            <w:r>
-              <w:rPr>
-                <w:rFonts w:ascii="Arial" w:hAnsi="Arial" w:cs="Arial"/>
-                <w:b/>
-                <w:color w:val="000000"/>
-                <w:sz w:val="19"/>
-                <w:rtl/>
-                <w:szCs w:val="19"/>
-              </w:rPr>
-              <w:t>סגנון</w:t>
-            </w:r>
-          </w:p>
-        </w:tc>
-        <w:tc>
-          <w:tcPr>
-            <w:tcW w:type="dxa" w:w="3611"/>
-            <w:shd w:fill="E8EDF1"/>
-            <w:vAlign w:val="center"/>
-            <w:tcMar>
-              <w:top w:w="45" w:type="dxa"/>
-              <w:bottom w:w="45" w:type="dxa"/>
-              <w:left w:w="65" w:type="dxa"/>
-              <w:right w:w="65" w:type="dxa"/>
-            </w:tcMar>
-          </w:tcPr>
-          <w:p>
-            <w:pPr>
-              <w:keepNext/>
-              <w:bidi/>
-              <w:spacing w:after="0"/>
-              <w:jc w:val="right"/>
-            </w:pPr>
-            <w:r>
-              <w:rPr>
-                <w:rFonts w:ascii="Arial" w:hAnsi="Arial" w:cs="Arial"/>
-                <w:b/>
-                <w:color w:val="000000"/>
-                <w:sz w:val="19"/>
-                <w:rtl/>
-                <w:szCs w:val="19"/>
-              </w:rPr>
-              <w:t>התנהגות אופיינית</w:t>
-            </w:r>
-          </w:p>
-        </w:tc>
-      </w:tr>
-      <w:tr>
-        <w:trPr>
-          <w:cantSplit/>
-        </w:trPr>
-        <w:tc>
-          <w:tcPr>
-            <w:tcW w:type="dxa" w:w="1548"/>
-            <w:shd w:fill="FFFFFF"/>
-            <w:vAlign w:val="center"/>
-            <w:tcMar>
-              <w:top w:w="45" w:type="dxa"/>
-              <w:bottom w:w="45" w:type="dxa"/>
-              <w:left w:w="65" w:type="dxa"/>
-              <w:right w:w="65" w:type="dxa"/>
-            </w:tcMar>
-          </w:tcPr>
-          <w:p>
-            <w:pPr>
-              <w:keepNext/>
-              <w:bidi/>
-              <w:spacing w:after="0"/>
-              <w:jc w:val="right"/>
-            </w:pPr>
-            <w:r>
-              <w:rPr>
-                <w:rFonts w:ascii="Arial" w:hAnsi="Arial" w:cs="Arial"/>
-                <w:b w:val="0"/>
-                <w:color w:val="000000"/>
-                <w:sz w:val="19"/>
-                <w:rtl/>
-                <w:szCs w:val="19"/>
-              </w:rPr>
-              <w:t>מנחה או מכוון</w:t>
-            </w:r>
-          </w:p>
-        </w:tc>
-        <w:tc>
-          <w:tcPr>
-            <w:tcW w:type="dxa" w:w="3611"/>
-            <w:shd w:fill="FFFFFF"/>
-            <w:vAlign w:val="center"/>
-            <w:tcMar>
-              <w:top w:w="45" w:type="dxa"/>
-              <w:bottom w:w="45" w:type="dxa"/>
-              <w:left w:w="65" w:type="dxa"/>
-              <w:right w:w="65" w:type="dxa"/>
-            </w:tcMar>
-          </w:tcPr>
-          <w:p>
-            <w:pPr>
-              <w:keepNext/>
-              <w:bidi/>
-              <w:spacing w:after="0"/>
-              <w:jc w:val="right"/>
-            </w:pPr>
-            <w:r>
-              <w:rPr>
-                <w:rFonts w:ascii="Arial" w:hAnsi="Arial" w:cs="Arial"/>
-                <w:b w:val="0"/>
-                <w:color w:val="000000"/>
-                <w:sz w:val="19"/>
-                <w:rtl/>
-                <w:szCs w:val="19"/>
-              </w:rPr>
-              <w:t>הוראות ברורות והבהרת הדרך למטרה.</w:t>
-            </w:r>
-          </w:p>
-        </w:tc>
-      </w:tr>
-      <w:tr>
-        <w:trPr>
-          <w:cantSplit/>
-        </w:trPr>
-        <w:tc>
-          <w:tcPr>
-            <w:tcW w:type="dxa" w:w="1548"/>
-            <w:shd w:fill="F6F8FA"/>
-            <w:vAlign w:val="center"/>
-            <w:tcMar>
-              <w:top w:w="45" w:type="dxa"/>
-              <w:bottom w:w="45" w:type="dxa"/>
-              <w:left w:w="65" w:type="dxa"/>
-              <w:right w:w="65" w:type="dxa"/>
-            </w:tcMar>
-          </w:tcPr>
-          <w:p>
-            <w:pPr>
-              <w:keepNext/>
-              <w:bidi/>
-              <w:spacing w:after="0"/>
-              <w:jc w:val="right"/>
-            </w:pPr>
-            <w:r>
-              <w:rPr>
-                <w:rFonts w:ascii="Arial" w:hAnsi="Arial" w:cs="Arial"/>
-                <w:b w:val="0"/>
-                <w:color w:val="000000"/>
-                <w:sz w:val="19"/>
-                <w:rtl/>
-                <w:szCs w:val="19"/>
-              </w:rPr>
-              <w:t>תומך</w:t>
-            </w:r>
-          </w:p>
-        </w:tc>
-        <w:tc>
-          <w:tcPr>
-            <w:tcW w:type="dxa" w:w="3611"/>
-            <w:shd w:fill="F6F8FA"/>
-            <w:vAlign w:val="center"/>
-            <w:tcMar>
-              <w:top w:w="45" w:type="dxa"/>
-              <w:bottom w:w="45" w:type="dxa"/>
-              <w:left w:w="65" w:type="dxa"/>
-              <w:right w:w="65" w:type="dxa"/>
-            </w:tcMar>
-          </w:tcPr>
-          <w:p>
-            <w:pPr>
-              <w:keepNext/>
-              <w:bidi/>
-              <w:spacing w:after="0"/>
-              <w:jc w:val="right"/>
-            </w:pPr>
-            <w:r>
-              <w:rPr>
-                <w:rFonts w:ascii="Arial" w:hAnsi="Arial" w:cs="Arial"/>
-                <w:b w:val="0"/>
-                <w:color w:val="000000"/>
-                <w:sz w:val="19"/>
-                <w:rtl/>
-                <w:szCs w:val="19"/>
-              </w:rPr>
-              <w:t>הבנה ואמפתיה לצרכים.</w:t>
-            </w:r>
-          </w:p>
-        </w:tc>
-      </w:tr>
-      <w:tr>
-        <w:trPr>
-          <w:cantSplit/>
-        </w:trPr>
-        <w:tc>
-          <w:tcPr>
-            <w:tcW w:type="dxa" w:w="1548"/>
-            <w:shd w:fill="FFFFFF"/>
-            <w:vAlign w:val="center"/>
-            <w:tcMar>
-              <w:top w:w="45" w:type="dxa"/>
-              <w:bottom w:w="45" w:type="dxa"/>
-              <w:left w:w="65" w:type="dxa"/>
-              <w:right w:w="65" w:type="dxa"/>
-            </w:tcMar>
-          </w:tcPr>
-          <w:p>
-            <w:pPr>
-              <w:keepNext/>
-              <w:bidi/>
-              <w:spacing w:after="0"/>
-              <w:jc w:val="right"/>
-            </w:pPr>
-            <w:r>
-              <w:rPr>
-                <w:rFonts w:ascii="Arial" w:hAnsi="Arial" w:cs="Arial"/>
-                <w:b w:val="0"/>
-                <w:color w:val="000000"/>
-                <w:sz w:val="19"/>
-                <w:rtl/>
-                <w:szCs w:val="19"/>
-              </w:rPr>
-              <w:t>הישגי</w:t>
-            </w:r>
-          </w:p>
-        </w:tc>
-        <w:tc>
-          <w:tcPr>
-            <w:tcW w:type="dxa" w:w="3611"/>
-            <w:shd w:fill="FFFFFF"/>
-            <w:vAlign w:val="center"/>
-            <w:tcMar>
-              <w:top w:w="45" w:type="dxa"/>
-              <w:bottom w:w="45" w:type="dxa"/>
-              <w:left w:w="65" w:type="dxa"/>
-              <w:right w:w="65" w:type="dxa"/>
-            </w:tcMar>
-          </w:tcPr>
-          <w:p>
-            <w:pPr>
-              <w:keepNext/>
-              <w:bidi/>
-              <w:spacing w:after="0"/>
-              <w:jc w:val="right"/>
-            </w:pPr>
-            <w:r>
-              <w:rPr>
-                <w:rFonts w:ascii="Arial" w:hAnsi="Arial" w:cs="Arial"/>
-                <w:b w:val="0"/>
-                <w:color w:val="000000"/>
-                <w:sz w:val="19"/>
-                <w:rtl/>
-                <w:szCs w:val="19"/>
-              </w:rPr>
-              <w:t>סטנדרטים גבוהים והבעת אמון ביכולת.</w:t>
-            </w:r>
-          </w:p>
-        </w:tc>
-      </w:tr>
-      <w:tr>
-        <w:trPr>
-          <w:cantSplit/>
-        </w:trPr>
-        <w:tc>
-          <w:tcPr>
-            <w:tcW w:type="dxa" w:w="1548"/>
-            <w:shd w:fill="F6F8FA"/>
-            <w:vAlign w:val="center"/>
-            <w:tcMar>
-              <w:top w:w="45" w:type="dxa"/>
-              <w:bottom w:w="45" w:type="dxa"/>
-              <w:left w:w="65" w:type="dxa"/>
-              <w:right w:w="65" w:type="dxa"/>
-            </w:tcMar>
-          </w:tcPr>
-          <w:p>
-            <w:pPr>
-              <w:keepNext w:val="0"/>
-              <w:bidi/>
-              <w:spacing w:after="0"/>
-              <w:jc w:val="right"/>
-            </w:pPr>
-            <w:r>
-              <w:rPr>
-                <w:rFonts w:ascii="Arial" w:hAnsi="Arial" w:cs="Arial"/>
-                <w:b w:val="0"/>
-                <w:color w:val="000000"/>
-                <w:sz w:val="19"/>
-                <w:rtl/>
-                <w:szCs w:val="19"/>
-              </w:rPr>
-              <w:t>משתף</w:t>
-            </w:r>
-          </w:p>
-        </w:tc>
-        <w:tc>
-          <w:tcPr>
-            <w:tcW w:type="dxa" w:w="3611"/>
-            <w:shd w:fill="F6F8FA"/>
-            <w:vAlign w:val="center"/>
-            <w:tcMar>
-              <w:top w:w="45" w:type="dxa"/>
-              <w:bottom w:w="45" w:type="dxa"/>
-              <w:left w:w="65" w:type="dxa"/>
-              <w:right w:w="65" w:type="dxa"/>
-            </w:tcMar>
-          </w:tcPr>
-          <w:p>
-            <w:pPr>
-              <w:keepNext w:val="0"/>
-              <w:bidi/>
-              <w:spacing w:after="0"/>
-              <w:jc w:val="right"/>
-            </w:pPr>
-            <w:r>
-              <w:rPr>
-                <w:rFonts w:ascii="Arial" w:hAnsi="Arial" w:cs="Arial"/>
-                <w:b w:val="0"/>
-                <w:color w:val="000000"/>
-                <w:sz w:val="19"/>
-                <w:rtl/>
-                <w:szCs w:val="19"/>
-              </w:rPr>
-              <w:t>היוועצות ועידוד השפעה על העבודה.</w:t>
-            </w:r>
-          </w:p>
-        </w:tc>
-      </w:tr>
-    </w:tbl>
-    <w:p>
-      <w:pPr>
-        <w:spacing w:after="0"/>
-      </w:pPr>
-    </w:p>
-    <w:p>
-      <w:pPr>
-        <w:bidi/>
-        <w:jc w:val="right"/>
-      </w:pPr>
-      <w:r>
-        <w:rPr>
-          <w:rFonts w:ascii="Arial" w:hAnsi="Arial" w:cs="Arial"/>
-          <w:b/>
-          <w:color w:val="000000"/>
-          <w:sz w:val="22"/>
-          <w:rtl/>
-          <w:szCs w:val="22"/>
-        </w:rPr>
-        <w:t xml:space="preserve">▪ </w:t>
-      </w:r>
-      <w:r>
-        <w:rPr>
-          <w:rFonts w:ascii="Arial" w:hAnsi="Arial" w:cs="Arial"/>
-          <w:b/>
-          <w:color w:val="000000"/>
-          <w:sz w:val="22"/>
-          <w:rtl/>
-          <w:szCs w:val="22"/>
-        </w:rPr>
-        <w:t>מאפייני המונהגים</w:t>
-      </w:r>
-      <w:r>
-        <w:rPr>
-          <w:rFonts w:ascii="Arial" w:hAnsi="Arial" w:cs="Arial"/>
-          <w:b w:val="0"/>
-          <w:color w:val="000000"/>
-          <w:sz w:val="22"/>
-          <w:rtl/>
-          <w:szCs w:val="22"/>
-        </w:rPr>
-        <w:t xml:space="preserve"> — צורך בהשתייכות, צורך במבנה ברור, מיקוד שליטה ומסוגלות עצמית. צורך בהשתייכות מתאים לתמיכה; צורך במבנה מתאים להנחיה.</w:t>
-      </w:r>
-    </w:p>
-    <w:p>
-      <w:pPr>
-        <w:bidi/>
-        <w:jc w:val="right"/>
-      </w:pPr>
-      <w:r>
-        <w:rPr>
-          <w:rFonts w:ascii="Arial" w:hAnsi="Arial" w:cs="Arial"/>
-          <w:b/>
-          <w:color w:val="000000"/>
-          <w:sz w:val="22"/>
-          <w:rtl/>
-          <w:szCs w:val="22"/>
-        </w:rPr>
-        <w:t xml:space="preserve">▪ </w:t>
-      </w:r>
-      <w:r>
-        <w:rPr>
-          <w:rFonts w:ascii="Arial" w:hAnsi="Arial" w:cs="Arial"/>
-          <w:b/>
-          <w:color w:val="000000"/>
-          <w:sz w:val="22"/>
-          <w:rtl/>
-          <w:szCs w:val="22"/>
-        </w:rPr>
-        <w:t>יכולת נתפסת</w:t>
-      </w:r>
-      <w:r>
-        <w:rPr>
-          <w:rFonts w:ascii="Arial" w:hAnsi="Arial" w:cs="Arial"/>
-          <w:b w:val="0"/>
-          <w:color w:val="000000"/>
-          <w:sz w:val="22"/>
-          <w:rtl/>
-          <w:szCs w:val="22"/>
-        </w:rPr>
-        <w:t xml:space="preserve"> — כאשר המסוגלות העצמית עולה, הצורך בהנחיה פוחת.</w:t>
-      </w:r>
-    </w:p>
-    <w:p>
-      <w:pPr>
-        <w:bidi/>
-        <w:jc w:val="right"/>
-      </w:pPr>
-      <w:r>
-        <w:rPr>
-          <w:rFonts w:ascii="Arial" w:hAnsi="Arial" w:cs="Arial"/>
-          <w:b/>
-          <w:color w:val="000000"/>
-          <w:sz w:val="22"/>
-          <w:rtl/>
-          <w:szCs w:val="22"/>
-        </w:rPr>
-        <w:t xml:space="preserve">▪ </w:t>
-      </w:r>
-      <w:r>
-        <w:rPr>
-          <w:rFonts w:ascii="Arial" w:hAnsi="Arial" w:cs="Arial"/>
-          <w:b/>
-          <w:color w:val="000000"/>
-          <w:sz w:val="22"/>
-          <w:rtl/>
-          <w:szCs w:val="22"/>
-        </w:rPr>
-        <w:t>מאפייני הסביבה</w:t>
-      </w:r>
-      <w:r>
-        <w:rPr>
-          <w:rFonts w:ascii="Arial" w:hAnsi="Arial" w:cs="Arial"/>
-          <w:b w:val="0"/>
-          <w:color w:val="000000"/>
-          <w:sz w:val="22"/>
-          <w:rtl/>
-          <w:szCs w:val="22"/>
-        </w:rPr>
-        <w:t xml:space="preserve"> — סוג המשימות, מערכת הסמכות וקבוצת העבודה. משימה וסמכות ברורות מפחיתות צורך בהכוונה נוספת; מונוטוניות עשויה להצדיק תמיכה.</w:t>
-      </w:r>
-    </w:p>
-    <w:p>
-      <w:pPr>
-        <w:bidi/>
-        <w:jc w:val="right"/>
-      </w:pPr>
-      <w:r>
-        <w:rPr>
-          <w:rFonts w:ascii="Arial" w:hAnsi="Arial" w:cs="Arial"/>
-          <w:b/>
-          <w:color w:val="000000"/>
-          <w:sz w:val="22"/>
-          <w:rtl/>
-          <w:szCs w:val="22"/>
-        </w:rPr>
-        <w:t xml:space="preserve">▪ </w:t>
-      </w:r>
-      <w:r>
-        <w:rPr>
-          <w:rFonts w:ascii="Arial" w:hAnsi="Arial" w:cs="Arial"/>
-          <w:b/>
-          <w:color w:val="000000"/>
-          <w:sz w:val="22"/>
-          <w:rtl/>
-          <w:szCs w:val="22"/>
-        </w:rPr>
-        <w:t>ביקורת</w:t>
-      </w:r>
-      <w:r>
-        <w:rPr>
-          <w:rFonts w:ascii="Arial" w:hAnsi="Arial" w:cs="Arial"/>
-          <w:b w:val="0"/>
-          <w:color w:val="000000"/>
-          <w:sz w:val="22"/>
-          <w:rtl/>
-          <w:szCs w:val="22"/>
-        </w:rPr>
-        <w:t xml:space="preserve"> — דרישה ליכולת אבחון, גמישות והסתגלות גבוהה, כאשר מנהלים בפועל נוטים לדבוק בסגנון אחד.</w:t>
+        <w:t xml:space="preserve"> — יכולת ומוכנות — הרסי ובלנשארד. יכולת ומוכנות נמוכות — הוראתי, </w:t>
+      </w:r>
+      <w:r>
+        <w:rPr>
+          <w:rFonts w:ascii="Arial" w:hAnsi="Arial" w:cs="Arial"/>
+          <w:b w:val="0"/>
+          <w:color w:val="000000"/>
+          <w:sz w:val="20"/>
+          <w:rtl/>
+          <w:szCs w:val="20"/>
+        </w:rPr>
+        <w:t xml:space="preserve">‎Telling‎</w:t>
+      </w:r>
+      <w:r>
+        <w:rPr>
+          <w:rFonts w:ascii="Arial" w:hAnsi="Arial" w:cs="Arial"/>
+          <w:b w:val="0"/>
+          <w:color w:val="000000"/>
+          <w:sz w:val="20"/>
+          <w:rtl/>
+          <w:szCs w:val="20"/>
+        </w:rPr>
+        <w:t xml:space="preserve">.</w:t>
       </w:r>
     </w:p>
     <w:p>
@@ -21786,40 +20139,150 @@
           <w:rtl/>
           <w:szCs w:val="22"/>
         </w:rPr>
-        <w:t>בסיס המטריצה</w:t>
-      </w:r>
-      <w:r>
-        <w:rPr>
-          <w:rFonts w:ascii="Arial" w:hAnsi="Arial" w:cs="Arial"/>
-          <w:b w:val="0"/>
-          <w:color w:val="000000"/>
-          <w:sz w:val="22"/>
-          <w:rtl/>
-          <w:szCs w:val="22"/>
-        </w:rPr>
-        <w:t xml:space="preserve"> — שני הממדים עצמאיים לפי אוהיו. התייחסות נמוכה ב־</w:t>
-      </w:r>
-      <w:r>
-        <w:rPr>
-          <w:rFonts w:ascii="Arial" w:hAnsi="Arial" w:cs="Arial"/>
-          <w:b w:val="0"/>
-          <w:color w:val="000000"/>
-          <w:sz w:val="22"/>
-          <w:rtl w:val="0"/>
-          <w:szCs w:val="22"/>
-        </w:rPr>
-        <w:t>‎S4‎</w:t>
-      </w:r>
-      <w:r>
-        <w:rPr>
-          <w:rFonts w:ascii="Arial" w:hAnsi="Arial" w:cs="Arial"/>
-          <w:b w:val="0"/>
-          <w:color w:val="000000"/>
-          <w:sz w:val="22"/>
-          <w:rtl/>
-          <w:szCs w:val="22"/>
-        </w:rPr>
-        <w:t xml:space="preserve"> אינה הזנחה: העובד כבר מסוגל ומוכן לקבל אחריות.</w:t>
+        <w:t>שמות באנגלית</w:t>
+      </w:r>
+      <w:r>
+        <w:rPr>
+          <w:rFonts w:ascii="Arial" w:hAnsi="Arial" w:cs="Arial"/>
+          <w:b w:val="0"/>
+          <w:color w:val="000000"/>
+          <w:sz w:val="22"/>
+          <w:rtl/>
+          <w:szCs w:val="22"/>
+        </w:rPr>
+        <w:t xml:space="preserve"> — צריך לדעת אותם למבחן: </w:t>
+      </w:r>
+      <w:r>
+        <w:rPr>
+          <w:rFonts w:ascii="Arial" w:hAnsi="Arial" w:cs="Arial"/>
+          <w:b w:val="0"/>
+          <w:color w:val="000000"/>
+          <w:sz w:val="22"/>
+          <w:rtl/>
+          <w:szCs w:val="22"/>
+        </w:rPr>
+        <w:t xml:space="preserve">‎S1 Telling‎</w:t>
+      </w:r>
+      <w:r>
+        <w:rPr>
+          <w:rFonts w:ascii="Arial" w:hAnsi="Arial" w:cs="Arial"/>
+          <w:b w:val="0"/>
+          <w:color w:val="000000"/>
+          <w:sz w:val="22"/>
+          <w:rtl/>
+          <w:szCs w:val="22"/>
+        </w:rPr>
+        <w:t xml:space="preserve">; </w:t>
+      </w:r>
+      <w:r>
+        <w:rPr>
+          <w:rFonts w:ascii="Arial" w:hAnsi="Arial" w:cs="Arial"/>
+          <w:b w:val="0"/>
+          <w:color w:val="000000"/>
+          <w:sz w:val="22"/>
+          <w:rtl/>
+          <w:szCs w:val="22"/>
+        </w:rPr>
+        <w:t xml:space="preserve">‎S2 Selling‎</w:t>
+      </w:r>
+      <w:r>
+        <w:rPr>
+          <w:rFonts w:ascii="Arial" w:hAnsi="Arial" w:cs="Arial"/>
+          <w:b w:val="0"/>
+          <w:color w:val="000000"/>
+          <w:sz w:val="22"/>
+          <w:rtl/>
+          <w:szCs w:val="22"/>
+        </w:rPr>
+        <w:t xml:space="preserve">; </w:t>
+      </w:r>
+      <w:r>
+        <w:rPr>
+          <w:rFonts w:ascii="Arial" w:hAnsi="Arial" w:cs="Arial"/>
+          <w:b w:val="0"/>
+          <w:color w:val="000000"/>
+          <w:sz w:val="22"/>
+          <w:rtl/>
+          <w:szCs w:val="22"/>
+        </w:rPr>
+        <w:t xml:space="preserve">‎S3 Participating‎</w:t>
+      </w:r>
+      <w:r>
+        <w:rPr>
+          <w:rFonts w:ascii="Arial" w:hAnsi="Arial" w:cs="Arial"/>
+          <w:b w:val="0"/>
+          <w:color w:val="000000"/>
+          <w:sz w:val="22"/>
+          <w:rtl/>
+          <w:szCs w:val="22"/>
+        </w:rPr>
+        <w:t xml:space="preserve">; </w:t>
+      </w:r>
+      <w:r>
+        <w:rPr>
+          <w:rFonts w:ascii="Arial" w:hAnsi="Arial" w:cs="Arial"/>
+          <w:b w:val="0"/>
+          <w:color w:val="000000"/>
+          <w:sz w:val="22"/>
+          <w:rtl/>
+          <w:szCs w:val="22"/>
+        </w:rPr>
+        <w:t xml:space="preserve">‎S4 Delegating‎</w:t>
+      </w:r>
+      <w:r>
+        <w:rPr>
+          <w:rFonts w:ascii="Arial" w:hAnsi="Arial" w:cs="Arial"/>
+          <w:b w:val="0"/>
+          <w:color w:val="000000"/>
+          <w:sz w:val="22"/>
+          <w:rtl/>
+          <w:szCs w:val="22"/>
+        </w:rPr>
+        <w:t xml:space="preserve">. שאלה ממבחן קודם, לפי המרצה ב־</w:t>
+      </w:r>
+      <w:r>
+        <w:rPr>
+          <w:rFonts w:ascii="Arial" w:hAnsi="Arial" w:cs="Arial"/>
+          <w:b w:val="0"/>
+          <w:color w:val="000000"/>
+          <w:sz w:val="22"/>
+          <w:rtl/>
+          <w:szCs w:val="22"/>
+        </w:rPr>
+        <w:t xml:space="preserve">‎15.9‎</w:t>
+      </w:r>
+      <w:r>
+        <w:rPr>
+          <w:rFonts w:ascii="Arial" w:hAnsi="Arial" w:cs="Arial"/>
+          <w:b w:val="0"/>
+          <w:color w:val="000000"/>
+          <w:sz w:val="22"/>
+          <w:rtl/>
+          <w:szCs w:val="22"/>
+        </w:rPr>
+        <w:t xml:space="preserve">: יכולת ומוכנות נמוכות, והתשובה פוקד ומורה, </w:t>
+      </w:r>
+      <w:r>
+        <w:rPr>
+          <w:rFonts w:ascii="Arial" w:hAnsi="Arial" w:cs="Arial"/>
+          <w:b w:val="0"/>
+          <w:color w:val="000000"/>
+          <w:sz w:val="22"/>
+          <w:rtl/>
+          <w:szCs w:val="22"/>
+        </w:rPr>
+        <w:t xml:space="preserve">‎Telling‎</w:t>
+      </w:r>
+      <w:r>
+        <w:rPr>
+          <w:rFonts w:ascii="Arial" w:hAnsi="Arial" w:cs="Arial"/>
+          <w:b w:val="0"/>
+          <w:color w:val="000000"/>
+          <w:sz w:val="22"/>
+          <w:rtl/>
+          <w:szCs w:val="22"/>
+        </w:rPr>
+        <w:t xml:space="preserve">.</w:t>
       </w:r>
     </w:p>
     <w:p>
@@ -21847,18 +20310,40 @@
           <w:rtl/>
           <w:szCs w:val="22"/>
         </w:rPr>
-        <w:t>ביקורת</w:t>
-      </w:r>
-      <w:r>
-        <w:rPr>
-          <w:rFonts w:ascii="Arial" w:hAnsi="Arial" w:cs="Arial"/>
-          <w:b w:val="0"/>
-          <w:color w:val="000000"/>
-          <w:sz w:val="22"/>
-          <w:rtl/>
-          <w:szCs w:val="22"/>
-        </w:rPr>
-        <w:t xml:space="preserve"> — מעט תמיכה אמפירית, קושי להבחין ולמדוד רמות בגרות, והסבר חסר למנגנון השפעת ההתנהגות.</w:t>
+        <w:t>בסיס המטריצה</w:t>
+      </w:r>
+      <w:r>
+        <w:rPr>
+          <w:rFonts w:ascii="Arial" w:hAnsi="Arial" w:cs="Arial"/>
+          <w:b w:val="0"/>
+          <w:color w:val="000000"/>
+          <w:sz w:val="22"/>
+          <w:rtl/>
+          <w:szCs w:val="22"/>
+        </w:rPr>
+        <w:t xml:space="preserve"> — שני הממדים עצמאיים לפי אוהיו. התייחסות נמוכה ב־</w:t>
+      </w:r>
+      <w:r>
+        <w:rPr>
+          <w:rFonts w:ascii="Arial" w:hAnsi="Arial" w:cs="Arial"/>
+          <w:b w:val="0"/>
+          <w:color w:val="000000"/>
+          <w:sz w:val="22"/>
+          <w:rtl w:val="0"/>
+          <w:szCs w:val="22"/>
+        </w:rPr>
+        <w:t>‎S4‎</w:t>
+      </w:r>
+      <w:r>
+        <w:rPr>
+          <w:rFonts w:ascii="Arial" w:hAnsi="Arial" w:cs="Arial"/>
+          <w:b w:val="0"/>
+          <w:color w:val="000000"/>
+          <w:sz w:val="22"/>
+          <w:rtl/>
+          <w:szCs w:val="22"/>
+        </w:rPr>
+        <w:t xml:space="preserve"> אינה הזנחה: העובד כבר מסוגל ומוכן לקבל אחריות.</w:t>
       </w:r>
     </w:p>
     <w:p>
@@ -21886,18 +20371,38 @@
           <w:rtl/>
           <w:szCs w:val="22"/>
         </w:rPr>
-        <w:t>השוואת המודלים</w:t>
-      </w:r>
-      <w:r>
-        <w:rPr>
-          <w:rFonts w:ascii="Arial" w:hAnsi="Arial" w:cs="Arial"/>
-          <w:b w:val="0"/>
-          <w:color w:val="000000"/>
-          <w:sz w:val="22"/>
-          <w:rtl/>
-          <w:szCs w:val="22"/>
-        </w:rPr>
-        <w:t xml:space="preserve"> — פידלר: התאמת המצב לסגנון קשיח. הרסי ובלנשארד: התאמת ההתנהגות לבשלות. האוס: התאמת התנהגות לצרכים, לחסמים ולסביבה. רדין: בחינת כמה גורמי מצב.</w:t>
+        <w:t>ביקורת</w:t>
+      </w:r>
+      <w:r>
+        <w:rPr>
+          <w:rFonts w:ascii="Arial" w:hAnsi="Arial" w:cs="Arial"/>
+          <w:b w:val="0"/>
+          <w:color w:val="000000"/>
+          <w:sz w:val="22"/>
+          <w:rtl/>
+          <w:szCs w:val="22"/>
+        </w:rPr>
+        <w:t xml:space="preserve"> — מעט תמיכה אמפירית, קושי להבחין ולמדוד רמות בגרות, והסבר חסר למנגנון השפעת ההתנהגות.</w:t>
+      </w:r>
+    </w:p>
+    <w:p>
+      <w:pPr>
+        <w:pStyle w:val="Heading2"/>
+        <w:bidi/>
+        <w:spacing w:before="100" w:after="60"/>
+        <w:jc w:val="right"/>
+        <w:shd w:fill="E8EDF1"/>
+      </w:pPr>
+      <w:r>
+        <w:rPr>
+          <w:rFonts w:ascii="Arial" w:hAnsi="Arial" w:cs="Arial"/>
+          <w:b/>
+          <w:color w:val="000000"/>
+          <w:sz w:val="21"/>
+          <w:rtl/>
+          <w:szCs w:val="21"/>
+        </w:rPr>
+        <w:t>ביקורת על הגישה המצבית</w:t>
       </w:r>
     </w:p>
     <w:p>
@@ -21908,6 +20413,553 @@
       <w:r>
         <w:rPr>
           <w:rFonts w:ascii="Arial" w:hAnsi="Arial" w:cs="Arial"/>
+          <w:b/>
+          <w:color w:val="000000"/>
+          <w:sz w:val="22"/>
+          <w:rtl/>
+          <w:szCs w:val="22"/>
+        </w:rPr>
+        <w:t xml:space="preserve">▪ </w:t>
+      </w:r>
+      <w:r>
+        <w:rPr>
+          <w:rFonts w:ascii="Arial" w:hAnsi="Arial" w:cs="Arial"/>
+          <w:b/>
+          <w:color w:val="000000"/>
+          <w:sz w:val="22"/>
+          <w:rtl/>
+          <w:szCs w:val="22"/>
+        </w:rPr>
+        <w:t>ביקורת כללית</w:t>
+      </w:r>
+      <w:r>
+        <w:rPr>
+          <w:rFonts w:ascii="Arial" w:hAnsi="Arial" w:cs="Arial"/>
+          <w:b w:val="0"/>
+          <w:color w:val="000000"/>
+          <w:sz w:val="22"/>
+          <w:rtl/>
+          <w:szCs w:val="22"/>
+        </w:rPr>
+        <w:t xml:space="preserve"> — תמיכה מוגבלת, מורכבות שאינה משתקפת במודל, שונות בין אבחונים וקושי ביישום.</w:t>
+      </w:r>
+    </w:p>
+    <w:p>
+      <w:pPr>
+        <w:bidi/>
+        <w:jc w:val="right"/>
+      </w:pPr>
+      <w:r>
+        <w:rPr>
+          <w:rFonts w:ascii="Arial" w:hAnsi="Arial" w:cs="Arial"/>
+          <w:b/>
+          <w:color w:val="000000"/>
+          <w:sz w:val="22"/>
+          <w:rtl/>
+          <w:szCs w:val="22"/>
+        </w:rPr>
+        <w:t xml:space="preserve">▪ </w:t>
+      </w:r>
+      <w:r>
+        <w:rPr>
+          <w:rFonts w:ascii="Arial" w:hAnsi="Arial" w:cs="Arial"/>
+          <w:b/>
+          <w:color w:val="000000"/>
+          <w:sz w:val="22"/>
+          <w:rtl/>
+          <w:szCs w:val="22"/>
+        </w:rPr>
+        <w:t>הדרישה מהמנהיג</w:t>
+      </w:r>
+      <w:r>
+        <w:rPr>
+          <w:rFonts w:ascii="Arial" w:hAnsi="Arial" w:cs="Arial"/>
+          <w:b w:val="0"/>
+          <w:color w:val="000000"/>
+          <w:sz w:val="22"/>
+          <w:rtl/>
+          <w:szCs w:val="22"/>
+        </w:rPr>
+        <w:t xml:space="preserve"> — דרישה ליכולת אבחון, גמישות והסתגלות גבוהה, כאשר מנהלים בפועל נוטים לדבוק בסגנון אחד.</w:t>
+      </w:r>
+    </w:p>
+    <w:p>
+      <w:pPr>
+        <w:bidi/>
+        <w:jc w:val="right"/>
+      </w:pPr>
+      <w:r>
+        <w:rPr>
+          <w:rFonts w:ascii="Arial" w:hAnsi="Arial" w:cs="Arial"/>
+          <w:b/>
+          <w:color w:val="000000"/>
+          <w:sz w:val="22"/>
+          <w:rtl/>
+          <w:szCs w:val="22"/>
+        </w:rPr>
+        <w:t xml:space="preserve">▪ </w:t>
+      </w:r>
+      <w:r>
+        <w:rPr>
+          <w:rFonts w:ascii="Arial" w:hAnsi="Arial" w:cs="Arial"/>
+          <w:b/>
+          <w:color w:val="000000"/>
+          <w:sz w:val="22"/>
+          <w:rtl/>
+          <w:szCs w:val="22"/>
+        </w:rPr>
+        <w:t>השוואת המודלים</w:t>
+      </w:r>
+      <w:r>
+        <w:rPr>
+          <w:rFonts w:ascii="Arial" w:hAnsi="Arial" w:cs="Arial"/>
+          <w:b w:val="0"/>
+          <w:color w:val="000000"/>
+          <w:sz w:val="22"/>
+          <w:rtl/>
+          <w:szCs w:val="22"/>
+        </w:rPr>
+        <w:t xml:space="preserve"> — פידלר: התאמת המצב לסגנון קשיח. הרסי ובלנשארד: התאמת ההתנהגות לבשלות המונהגים.</w:t>
+      </w:r>
+    </w:p>
+    <w:p>
+      <w:pPr>
+        <w:pStyle w:val="Heading2"/>
+        <w:bidi/>
+        <w:spacing w:before="100" w:after="60"/>
+        <w:jc w:val="right"/>
+        <w:shd w:fill="E8EDF1"/>
+      </w:pPr>
+      <w:r>
+        <w:rPr>
+          <w:rFonts w:ascii="Arial" w:hAnsi="Arial" w:cs="Arial"/>
+          <w:b/>
+          <w:color w:val="000000"/>
+          <w:sz w:val="21"/>
+          <w:rtl/>
+          <w:szCs w:val="21"/>
+        </w:rPr>
+        <w:t>דגשי המרצה למבחן</w:t>
+      </w:r>
+    </w:p>
+    <w:p>
+      <w:pPr>
+        <w:bidi/>
+        <w:jc w:val="right"/>
+      </w:pPr>
+      <w:r>
+        <w:rPr>
+          <w:rFonts w:ascii="Arial" w:hAnsi="Arial" w:cs="Arial"/>
+          <w:b/>
+          <w:color w:val="000000"/>
+          <w:sz w:val="22"/>
+          <w:rtl/>
+          <w:szCs w:val="22"/>
+        </w:rPr>
+        <w:t xml:space="preserve">▪ </w:t>
+      </w:r>
+      <w:r>
+        <w:rPr>
+          <w:rFonts w:ascii="Arial" w:hAnsi="Arial" w:cs="Arial"/>
+          <w:b/>
+          <w:color w:val="000000"/>
+          <w:sz w:val="22"/>
+          <w:rtl/>
+          <w:szCs w:val="22"/>
+        </w:rPr>
+        <w:t>ירדו מהמבחן</w:t>
+      </w:r>
+      <w:r>
+        <w:rPr>
+          <w:rFonts w:ascii="Arial" w:hAnsi="Arial" w:cs="Arial"/>
+          <w:b w:val="0"/>
+          <w:color w:val="000000"/>
+          <w:sz w:val="22"/>
+          <w:rtl/>
+          <w:szCs w:val="22"/>
+        </w:rPr>
+        <w:t xml:space="preserve"> — המודל של רדין (שיעור </w:t>
+      </w:r>
+      <w:r>
+        <w:rPr>
+          <w:rFonts w:ascii="Arial" w:hAnsi="Arial" w:cs="Arial"/>
+          <w:b w:val="0"/>
+          <w:color w:val="000000"/>
+          <w:sz w:val="22"/>
+          <w:rtl/>
+          <w:szCs w:val="22"/>
+        </w:rPr>
+        <w:t xml:space="preserve">‎15.9‎</w:t>
+      </w:r>
+      <w:r>
+        <w:rPr>
+          <w:rFonts w:ascii="Arial" w:hAnsi="Arial" w:cs="Arial"/>
+          <w:b w:val="0"/>
+          <w:color w:val="000000"/>
+          <w:sz w:val="22"/>
+          <w:rtl/>
+          <w:szCs w:val="22"/>
+        </w:rPr>
+        <w:t xml:space="preserve">); נתיב המטרה של האוס, המשאבים הקוגניטיביים ומודל קבלת ההחלטות הנורמטיבי (שיעור החזרה </w:t>
+      </w:r>
+      <w:r>
+        <w:rPr>
+          <w:rFonts w:ascii="Arial" w:hAnsi="Arial" w:cs="Arial"/>
+          <w:b w:val="0"/>
+          <w:color w:val="000000"/>
+          <w:sz w:val="22"/>
+          <w:rtl/>
+          <w:szCs w:val="22"/>
+        </w:rPr>
+        <w:t xml:space="preserve">‎6.10‎</w:t>
+      </w:r>
+      <w:r>
+        <w:rPr>
+          <w:rFonts w:ascii="Arial" w:hAnsi="Arial" w:cs="Arial"/>
+          <w:b w:val="0"/>
+          <w:color w:val="000000"/>
+          <w:sz w:val="22"/>
+          <w:rtl/>
+          <w:szCs w:val="22"/>
+        </w:rPr>
+        <w:t xml:space="preserve">). פידלר והרסי ובלנשארד נשארים.</w:t>
+      </w:r>
+    </w:p>
+    <w:p>
+      <w:pPr>
+        <w:bidi/>
+        <w:jc w:val="right"/>
+      </w:pPr>
+      <w:r>
+        <w:rPr>
+          <w:rFonts w:ascii="Arial" w:hAnsi="Arial" w:cs="Arial"/>
+          <w:b/>
+          <w:color w:val="000000"/>
+          <w:sz w:val="22"/>
+          <w:rtl/>
+          <w:szCs w:val="22"/>
+        </w:rPr>
+        <w:t xml:space="preserve">▪ </w:t>
+      </w:r>
+      <w:r>
+        <w:rPr>
+          <w:rFonts w:ascii="Arial" w:hAnsi="Arial" w:cs="Arial"/>
+          <w:b/>
+          <w:color w:val="000000"/>
+          <w:sz w:val="22"/>
+          <w:rtl/>
+          <w:szCs w:val="22"/>
+        </w:rPr>
+        <w:t>דף התשובות</w:t>
+      </w:r>
+      <w:r>
+        <w:rPr>
+          <w:rFonts w:ascii="Arial" w:hAnsi="Arial" w:cs="Arial"/>
+          <w:b w:val="0"/>
+          <w:color w:val="000000"/>
+          <w:sz w:val="22"/>
+          <w:rtl/>
+          <w:szCs w:val="22"/>
+        </w:rPr>
+        <w:t xml:space="preserve"> — משאירים בדיוק </w:t>
+      </w:r>
+      <w:r>
+        <w:rPr>
+          <w:rFonts w:ascii="Arial" w:hAnsi="Arial" w:cs="Arial"/>
+          <w:b w:val="0"/>
+          <w:color w:val="000000"/>
+          <w:sz w:val="22"/>
+          <w:rtl/>
+          <w:szCs w:val="22"/>
+        </w:rPr>
+        <w:t xml:space="preserve">‎33‎</w:t>
+      </w:r>
+      <w:r>
+        <w:rPr>
+          <w:rFonts w:ascii="Arial" w:hAnsi="Arial" w:cs="Arial"/>
+          <w:b w:val="0"/>
+          <w:color w:val="000000"/>
+          <w:sz w:val="22"/>
+          <w:rtl/>
+          <w:szCs w:val="22"/>
+        </w:rPr>
+        <w:t xml:space="preserve"> סימונים. אחרת נבדקות </w:t>
+      </w:r>
+      <w:r>
+        <w:rPr>
+          <w:rFonts w:ascii="Arial" w:hAnsi="Arial" w:cs="Arial"/>
+          <w:b w:val="0"/>
+          <w:color w:val="000000"/>
+          <w:sz w:val="22"/>
+          <w:rtl/>
+          <w:szCs w:val="22"/>
+        </w:rPr>
+        <w:t xml:space="preserve">‎33‎</w:t>
+      </w:r>
+      <w:r>
+        <w:rPr>
+          <w:rFonts w:ascii="Arial" w:hAnsi="Arial" w:cs="Arial"/>
+          <w:b w:val="0"/>
+          <w:color w:val="000000"/>
+          <w:sz w:val="22"/>
+          <w:rtl/>
+          <w:szCs w:val="22"/>
+        </w:rPr>
+        <w:t xml:space="preserve"> הראשונות, ואין ערעור. כדאי להחליט קודם בטופס השאלות, ורק אז להעתיק לדף התשובות.</w:t>
+      </w:r>
+    </w:p>
+    <w:p>
+      <w:pPr>
+        <w:bidi/>
+        <w:jc w:val="right"/>
+      </w:pPr>
+      <w:r>
+        <w:rPr>
+          <w:rFonts w:ascii="Arial" w:hAnsi="Arial" w:cs="Arial"/>
+          <w:b/>
+          <w:color w:val="000000"/>
+          <w:sz w:val="22"/>
+          <w:rtl/>
+          <w:szCs w:val="22"/>
+        </w:rPr>
+        <w:t xml:space="preserve">▪ </w:t>
+      </w:r>
+      <w:r>
+        <w:rPr>
+          <w:rFonts w:ascii="Arial" w:hAnsi="Arial" w:cs="Arial"/>
+          <w:b/>
+          <w:color w:val="000000"/>
+          <w:sz w:val="22"/>
+          <w:rtl/>
+          <w:szCs w:val="22"/>
+        </w:rPr>
+        <w:t>אדיג׳ס</w:t>
+      </w:r>
+      <w:r>
+        <w:rPr>
+          <w:rFonts w:ascii="Arial" w:hAnsi="Arial" w:cs="Arial"/>
+          <w:b w:val="0"/>
+          <w:color w:val="000000"/>
+          <w:sz w:val="22"/>
+          <w:rtl/>
+          <w:szCs w:val="22"/>
+        </w:rPr>
+        <w:t xml:space="preserve"> — לדעת את האותיות </w:t>
+      </w:r>
+      <w:r>
+        <w:rPr>
+          <w:rFonts w:ascii="Arial" w:hAnsi="Arial" w:cs="Arial"/>
+          <w:b w:val="0"/>
+          <w:color w:val="000000"/>
+          <w:sz w:val="22"/>
+          <w:rtl/>
+          <w:szCs w:val="22"/>
+        </w:rPr>
+        <w:t xml:space="preserve">‎PAEI‎</w:t>
+      </w:r>
+      <w:r>
+        <w:rPr>
+          <w:rFonts w:ascii="Arial" w:hAnsi="Arial" w:cs="Arial"/>
+          <w:b w:val="0"/>
+          <w:color w:val="000000"/>
+          <w:sz w:val="22"/>
+          <w:rtl/>
+          <w:szCs w:val="22"/>
+        </w:rPr>
+        <w:t xml:space="preserve"> בעברית ובאנגלית, ואיזה סגנון ניהול מתאים לכל שלב במחזור החיים; למשל בינקות: </w:t>
+      </w:r>
+      <w:r>
+        <w:rPr>
+          <w:rFonts w:ascii="Arial" w:hAnsi="Arial" w:cs="Arial"/>
+          <w:b w:val="0"/>
+          <w:color w:val="000000"/>
+          <w:sz w:val="22"/>
+          <w:rtl/>
+          <w:szCs w:val="22"/>
+        </w:rPr>
+        <w:t xml:space="preserve">‎P‎</w:t>
+      </w:r>
+      <w:r>
+        <w:rPr>
+          <w:rFonts w:ascii="Arial" w:hAnsi="Arial" w:cs="Arial"/>
+          <w:b w:val="0"/>
+          <w:color w:val="000000"/>
+          <w:sz w:val="22"/>
+          <w:rtl/>
+          <w:szCs w:val="22"/>
+        </w:rPr>
+        <w:t xml:space="preserve">. הקודים בעמוד </w:t>
+      </w:r>
+      <w:r>
+        <w:rPr>
+          <w:rFonts w:ascii="Arial" w:hAnsi="Arial" w:cs="Arial"/>
+          <w:b w:val="0"/>
+          <w:color w:val="000000"/>
+          <w:sz w:val="22"/>
+          <w:rtl/>
+          <w:szCs w:val="22"/>
+        </w:rPr>
+        <w:t xml:space="preserve">‎3‎</w:t>
+      </w:r>
+      <w:r>
+        <w:rPr>
+          <w:rFonts w:ascii="Arial" w:hAnsi="Arial" w:cs="Arial"/>
+          <w:b w:val="0"/>
+          <w:color w:val="000000"/>
+          <w:sz w:val="22"/>
+          <w:rtl/>
+          <w:szCs w:val="22"/>
+        </w:rPr>
+        <w:t xml:space="preserve">.</w:t>
+      </w:r>
+    </w:p>
+    <w:p>
+      <w:pPr>
+        <w:bidi/>
+        <w:jc w:val="right"/>
+      </w:pPr>
+      <w:r>
+        <w:rPr>
+          <w:rFonts w:ascii="Arial" w:hAnsi="Arial" w:cs="Arial"/>
+          <w:b/>
+          <w:color w:val="000000"/>
+          <w:sz w:val="22"/>
+          <w:rtl/>
+          <w:szCs w:val="22"/>
+        </w:rPr>
+        <w:t xml:space="preserve">▪ </w:t>
+      </w:r>
+      <w:r>
+        <w:rPr>
+          <w:rFonts w:ascii="Arial" w:hAnsi="Arial" w:cs="Arial"/>
+          <w:b/>
+          <w:color w:val="000000"/>
+          <w:sz w:val="22"/>
+          <w:rtl/>
+          <w:szCs w:val="22"/>
+        </w:rPr>
+        <w:t>צוותים</w:t>
+      </w:r>
+      <w:r>
+        <w:rPr>
+          <w:rFonts w:ascii="Arial" w:hAnsi="Arial" w:cs="Arial"/>
+          <w:b w:val="0"/>
+          <w:color w:val="000000"/>
+          <w:sz w:val="22"/>
+          <w:rtl/>
+          <w:szCs w:val="22"/>
+        </w:rPr>
+        <w:t xml:space="preserve"> — שלבי טאקמן ותפקיד המנהל בכל שלב. בצוות חדש, בגישוש ובהתמודדות: מנהיגות מתגמלת. בצוות בשל, בגיבוש ובעבודת הצוות: מנהיגות מעצבת. עמוד </w:t>
+      </w:r>
+      <w:r>
+        <w:rPr>
+          <w:rFonts w:ascii="Arial" w:hAnsi="Arial" w:cs="Arial"/>
+          <w:b w:val="0"/>
+          <w:color w:val="000000"/>
+          <w:sz w:val="22"/>
+          <w:rtl/>
+          <w:szCs w:val="22"/>
+        </w:rPr>
+        <w:t xml:space="preserve">‎10‎</w:t>
+      </w:r>
+      <w:r>
+        <w:rPr>
+          <w:rFonts w:ascii="Arial" w:hAnsi="Arial" w:cs="Arial"/>
+          <w:b w:val="0"/>
+          <w:color w:val="000000"/>
+          <w:sz w:val="22"/>
+          <w:rtl/>
+          <w:szCs w:val="22"/>
+        </w:rPr>
+        <w:t xml:space="preserve">.</w:t>
+      </w:r>
+    </w:p>
+    <w:p>
+      <w:pPr>
+        <w:bidi/>
+        <w:jc w:val="right"/>
+      </w:pPr>
+      <w:r>
+        <w:rPr>
+          <w:rFonts w:ascii="Arial" w:hAnsi="Arial" w:cs="Arial"/>
+          <w:b/>
+          <w:color w:val="000000"/>
+          <w:sz w:val="22"/>
+          <w:rtl/>
+          <w:szCs w:val="22"/>
+        </w:rPr>
+        <w:t xml:space="preserve">▪ </w:t>
+      </w:r>
+      <w:r>
+        <w:rPr>
+          <w:rFonts w:ascii="Arial" w:hAnsi="Arial" w:cs="Arial"/>
+          <w:b/>
+          <w:color w:val="000000"/>
+          <w:sz w:val="22"/>
+          <w:rtl/>
+          <w:szCs w:val="22"/>
+        </w:rPr>
+        <w:t>עוד נושאים שהודגשו</w:t>
+      </w:r>
+      <w:r>
+        <w:rPr>
+          <w:rFonts w:ascii="Arial" w:hAnsi="Arial" w:cs="Arial"/>
+          <w:b w:val="0"/>
+          <w:color w:val="000000"/>
+          <w:sz w:val="22"/>
+          <w:rtl/>
+          <w:szCs w:val="22"/>
+        </w:rPr>
+        <w:t xml:space="preserve"> — טקטיקות ההשפעה של קיפניס ושמידט, חשיבת יחד וסימניה, אפקט הגולם ואפקט פיגמליון, סוגי הצוותים.</w:t>
+      </w:r>
+    </w:p>
+    <w:p>
+      <w:pPr>
+        <w:bidi/>
+        <w:jc w:val="right"/>
+      </w:pPr>
+      <w:r>
+        <w:rPr>
+          <w:rFonts w:ascii="Arial" w:hAnsi="Arial" w:cs="Arial"/>
+          <w:b/>
+          <w:color w:val="000000"/>
+          <w:sz w:val="22"/>
+          <w:rtl/>
+          <w:szCs w:val="22"/>
+        </w:rPr>
+        <w:t xml:space="preserve">▪ </w:t>
+      </w:r>
+      <w:r>
+        <w:rPr>
+          <w:rFonts w:ascii="Arial" w:hAnsi="Arial" w:cs="Arial"/>
+          <w:b/>
+          <w:color w:val="000000"/>
+          <w:sz w:val="22"/>
+          <w:rtl/>
+          <w:szCs w:val="22"/>
+        </w:rPr>
+        <w:t>מינוח</w:t>
+      </w:r>
+      <w:r>
+        <w:rPr>
+          <w:rFonts w:ascii="Arial" w:hAnsi="Arial" w:cs="Arial"/>
+          <w:b w:val="0"/>
+          <w:color w:val="000000"/>
+          <w:sz w:val="22"/>
+          <w:rtl/>
+          <w:szCs w:val="22"/>
+        </w:rPr>
+        <w:t xml:space="preserve"> — עונים במונחים של המצגות. המרצה הזהירה מסיכומים שמשתמשים במונחים אחרים.</w:t>
+      </w:r>
+    </w:p>
+    <w:p>
+      <w:pPr>
+        <w:bidi/>
+        <w:jc w:val="right"/>
+      </w:pPr>
+      <w:r>
+        <w:rPr>
+          <w:rFonts w:ascii="Arial" w:hAnsi="Arial" w:cs="Arial"/>
           <w:b w:val="0"/>
           <w:color w:val="000000"/>
           <w:sz w:val="18"/>
@@ -21980,7 +21032,51 @@
           <w:rtl/>
           <w:szCs w:val="18"/>
         </w:rPr>
-        <w:t>. נתיב המטרה נשען במצגת על תורת הציפייה של ורום.</w:t>
+        <w:t xml:space="preserve">; הקלטות </w:t>
+      </w:r>
+      <w:r>
+        <w:rPr>
+          <w:rFonts w:ascii="Arial" w:hAnsi="Arial" w:cs="Arial"/>
+          <w:b w:val="0"/>
+          <w:color w:val="000000"/>
+          <w:sz w:val="18"/>
+          <w:rtl/>
+          <w:szCs w:val="18"/>
+        </w:rPr>
+        <w:t xml:space="preserve">‎15.9‎</w:t>
+      </w:r>
+      <w:r>
+        <w:rPr>
+          <w:rFonts w:ascii="Arial" w:hAnsi="Arial" w:cs="Arial"/>
+          <w:b w:val="0"/>
+          <w:color w:val="000000"/>
+          <w:sz w:val="18"/>
+          <w:rtl/>
+          <w:szCs w:val="18"/>
+        </w:rPr>
+        <w:t xml:space="preserve"> ו־</w:t>
+      </w:r>
+      <w:r>
+        <w:rPr>
+          <w:rFonts w:ascii="Arial" w:hAnsi="Arial" w:cs="Arial"/>
+          <w:b w:val="0"/>
+          <w:color w:val="000000"/>
+          <w:sz w:val="18"/>
+          <w:rtl/>
+          <w:szCs w:val="18"/>
+        </w:rPr>
+        <w:t xml:space="preserve">‎6.10‎</w:t>
+      </w:r>
+      <w:r>
+        <w:rPr>
+          <w:rFonts w:ascii="Arial" w:hAnsi="Arial" w:cs="Arial"/>
+          <w:b w:val="0"/>
+          <w:color w:val="000000"/>
+          <w:sz w:val="18"/>
+          <w:rtl/>
+          <w:szCs w:val="18"/>
+        </w:rPr>
+        <w:t xml:space="preserve">.</w:t>
       </w:r>
     </w:p>
     <w:p>
@@ -23538,6 +22634,128 @@
           <w:rtl/>
           <w:szCs w:val="22"/>
         </w:rPr>
+        <w:t>פיגמליון וגולם</w:t>
+      </w:r>
+      <w:r>
+        <w:rPr>
+          <w:rFonts w:ascii="Arial" w:hAnsi="Arial" w:cs="Arial"/>
+          <w:b w:val="0"/>
+          <w:color w:val="000000"/>
+          <w:sz w:val="22"/>
+          <w:rtl/>
+          <w:szCs w:val="22"/>
+        </w:rPr>
+        <w:t xml:space="preserve"> — ציפיות גבוהות של המנהל מעלות הישגים: אפקט פיגמליון, נבואה שמגשימה את עצמה. ציפיות נמוכות, כמו אתה לא מסוגל, מורידות אותם: אפקט הגולם. התיקון: הצלחות ביעדים שעולים בהדרגה, שבונות חוללות עצמית, </w:t>
+      </w:r>
+      <w:r>
+        <w:rPr>
+          <w:rFonts w:ascii="Arial" w:hAnsi="Arial" w:cs="Arial"/>
+          <w:b w:val="0"/>
+          <w:color w:val="000000"/>
+          <w:sz w:val="22"/>
+          <w:rtl/>
+          <w:szCs w:val="22"/>
+        </w:rPr>
+        <w:t xml:space="preserve">‎Self-efficacy‎</w:t>
+      </w:r>
+      <w:r>
+        <w:rPr>
+          <w:rFonts w:ascii="Arial" w:hAnsi="Arial" w:cs="Arial"/>
+          <w:b w:val="0"/>
+          <w:color w:val="000000"/>
+          <w:sz w:val="22"/>
+          <w:rtl/>
+          <w:szCs w:val="22"/>
+        </w:rPr>
+        <w:t xml:space="preserve">.</w:t>
+      </w:r>
+    </w:p>
+    <w:p>
+      <w:pPr>
+        <w:bidi/>
+        <w:jc w:val="right"/>
+      </w:pPr>
+      <w:r>
+        <w:rPr>
+          <w:rFonts w:ascii="Arial" w:hAnsi="Arial" w:cs="Arial"/>
+          <w:b/>
+          <w:color w:val="000000"/>
+          <w:sz w:val="22"/>
+          <w:rtl/>
+          <w:szCs w:val="22"/>
+        </w:rPr>
+        <w:t xml:space="preserve">▪ </w:t>
+      </w:r>
+      <w:r>
+        <w:rPr>
+          <w:rFonts w:ascii="Arial" w:hAnsi="Arial" w:cs="Arial"/>
+          <w:b/>
+          <w:color w:val="000000"/>
+          <w:sz w:val="22"/>
+          <w:rtl/>
+          <w:szCs w:val="22"/>
+        </w:rPr>
+        <w:t>דוגמה מהכיתה</w:t>
+      </w:r>
+      <w:r>
+        <w:rPr>
+          <w:rFonts w:ascii="Arial" w:hAnsi="Arial" w:cs="Arial"/>
+          <w:b w:val="0"/>
+          <w:color w:val="000000"/>
+          <w:sz w:val="22"/>
+          <w:rtl/>
+          <w:szCs w:val="22"/>
+        </w:rPr>
+        <w:t xml:space="preserve"> — הסרט מונה ליזה הוקרן ב־</w:t>
+      </w:r>
+      <w:r>
+        <w:rPr>
+          <w:rFonts w:ascii="Arial" w:hAnsi="Arial" w:cs="Arial"/>
+          <w:b w:val="0"/>
+          <w:color w:val="000000"/>
+          <w:sz w:val="22"/>
+          <w:rtl/>
+          <w:szCs w:val="22"/>
+        </w:rPr>
+        <w:t xml:space="preserve">‎22.9‎</w:t>
+      </w:r>
+      <w:r>
+        <w:rPr>
+          <w:rFonts w:ascii="Arial" w:hAnsi="Arial" w:cs="Arial"/>
+          <w:b w:val="0"/>
+          <w:color w:val="000000"/>
+          <w:sz w:val="22"/>
+          <w:rtl/>
+          <w:szCs w:val="22"/>
+        </w:rPr>
+        <w:t xml:space="preserve"> כדוגמה לאתגור אינטלקטואלי: מראה, שאלות מנחות ומינוי מבקר.</w:t>
+      </w:r>
+    </w:p>
+    <w:p>
+      <w:pPr>
+        <w:bidi/>
+        <w:jc w:val="right"/>
+      </w:pPr>
+      <w:r>
+        <w:rPr>
+          <w:rFonts w:ascii="Arial" w:hAnsi="Arial" w:cs="Arial"/>
+          <w:b/>
+          <w:color w:val="000000"/>
+          <w:sz w:val="22"/>
+          <w:rtl/>
+          <w:szCs w:val="22"/>
+        </w:rPr>
+        <w:t xml:space="preserve">▪ </w:t>
+      </w:r>
+      <w:r>
+        <w:rPr>
+          <w:rFonts w:ascii="Arial" w:hAnsi="Arial" w:cs="Arial"/>
+          <w:b/>
+          <w:color w:val="000000"/>
+          <w:sz w:val="22"/>
+          <w:rtl/>
+          <w:szCs w:val="22"/>
+        </w:rPr>
         <w:t>המעצב</w:t>
       </w:r>
       <w:r>
@@ -23963,6 +23181,89 @@
           <w:szCs w:val="22"/>
         </w:rPr>
         <w:t xml:space="preserve"> — דף הסיכום הוא תיאור תדירויות סגנונות. סכום גבוה בטור אינו לבדו קביעה שכל התנהגות בו רצויה בכל מצב.</w:t>
+      </w:r>
+    </w:p>
+    <w:p>
+      <w:pPr>
+        <w:bidi/>
+        <w:jc w:val="right"/>
+      </w:pPr>
+      <w:r>
+        <w:rPr>
+          <w:rFonts w:ascii="Arial" w:hAnsi="Arial" w:cs="Arial"/>
+          <w:b/>
+          <w:color w:val="000000"/>
+          <w:sz w:val="22"/>
+          <w:rtl/>
+          <w:szCs w:val="22"/>
+        </w:rPr>
+        <w:t xml:space="preserve">▪ </w:t>
+      </w:r>
+      <w:r>
+        <w:rPr>
+          <w:rFonts w:ascii="Arial" w:hAnsi="Arial" w:cs="Arial"/>
+          <w:b/>
+          <w:color w:val="000000"/>
+          <w:sz w:val="22"/>
+          <w:rtl/>
+          <w:szCs w:val="22"/>
+        </w:rPr>
+        <w:t>ניהול מול מנהיגות</w:t>
+      </w:r>
+      <w:r>
+        <w:rPr>
+          <w:rFonts w:ascii="Arial" w:hAnsi="Arial" w:cs="Arial"/>
+          <w:b w:val="0"/>
+          <w:color w:val="000000"/>
+          <w:sz w:val="22"/>
+          <w:rtl/>
+          <w:szCs w:val="22"/>
+        </w:rPr>
+        <w:t xml:space="preserve"> — בסיכום בכיתה ב־</w:t>
+      </w:r>
+      <w:r>
+        <w:rPr>
+          <w:rFonts w:ascii="Arial" w:hAnsi="Arial" w:cs="Arial"/>
+          <w:b w:val="0"/>
+          <w:color w:val="000000"/>
+          <w:sz w:val="22"/>
+          <w:rtl/>
+          <w:szCs w:val="22"/>
+        </w:rPr>
+        <w:t xml:space="preserve">‎22.9‎</w:t>
+      </w:r>
+      <w:r>
+        <w:rPr>
+          <w:rFonts w:ascii="Arial" w:hAnsi="Arial" w:cs="Arial"/>
+          <w:b w:val="0"/>
+          <w:color w:val="000000"/>
+          <w:sz w:val="22"/>
+          <w:rtl/>
+          <w:szCs w:val="22"/>
+        </w:rPr>
+        <w:t xml:space="preserve">: ממוצע טורי התגמול המותנה והחריגים הוא הניהול, וממוצע חמשת טורי המעצבת הוא המנהיגות. שב והנח אינו נכלל בהם, והציון הרצוי בו קרוב ל־</w:t>
+      </w:r>
+      <w:r>
+        <w:rPr>
+          <w:rFonts w:ascii="Arial" w:hAnsi="Arial" w:cs="Arial"/>
+          <w:b w:val="0"/>
+          <w:color w:val="000000"/>
+          <w:sz w:val="22"/>
+          <w:rtl/>
+          <w:szCs w:val="22"/>
+        </w:rPr>
+        <w:t xml:space="preserve">‎0‎</w:t>
+      </w:r>
+      <w:r>
+        <w:rPr>
+          <w:rFonts w:ascii="Arial" w:hAnsi="Arial" w:cs="Arial"/>
+          <w:b w:val="0"/>
+          <w:color w:val="000000"/>
+          <w:sz w:val="22"/>
+          <w:rtl/>
+          <w:szCs w:val="22"/>
+        </w:rPr>
+        <w:t xml:space="preserve">.</w:t>
       </w:r>
     </w:p>
     <w:p>
@@ -26039,6 +25340,39 @@
           <w:rtl/>
           <w:szCs w:val="19"/>
         </w:rPr>
+        <w:t xml:space="preserve">אפקט הגולם </w:t>
+      </w:r>
+      <w:hyperlink w:anchor="ExamNavChapter9">
+        <w:fldSimple w:instr="PAGEREF ExamNavChapter9 \h">
+          <w:r>
+            <w:rPr>
+              <w:rFonts w:ascii="Arial" w:hAnsi="Arial" w:cs="Arial"/>
+              <w:b/>
+              <w:color w:val="000000"/>
+              <w:sz w:val="19"/>
+              <w:rtl w:val="0"/>
+              <w:szCs w:val="19"/>
+            </w:rPr>
+            <w:t>‎9‎</w:t>
+          </w:r>
+        </w:fldSimple>
+      </w:hyperlink>
+    </w:p>
+    <w:p>
+      <w:pPr>
+        <w:pStyle w:val="ExamNavIndex"/>
+        <w:bidi/>
+        <w:jc w:val="right"/>
+      </w:pPr>
+      <w:r>
+        <w:rPr>
+          <w:rFonts w:ascii="Arial" w:hAnsi="Arial" w:cs="Arial"/>
+          <w:b w:val="0"/>
+          <w:color w:val="000000"/>
+          <w:sz w:val="19"/>
+          <w:rtl/>
+          <w:szCs w:val="19"/>
+        </w:rPr>
         <w:t xml:space="preserve">אפקטיביות </w:t>
       </w:r>
       <w:hyperlink w:anchor="ExamNavChapter3">
@@ -26567,6 +25901,39 @@
           <w:rtl/>
           <w:szCs w:val="19"/>
         </w:rPr>
+        <w:t xml:space="preserve">דגשי המרצה </w:t>
+      </w:r>
+      <w:hyperlink w:anchor="ExamNavChapter8">
+        <w:fldSimple w:instr="PAGEREF ExamNavChapter8 \h">
+          <w:r>
+            <w:rPr>
+              <w:rFonts w:ascii="Arial" w:hAnsi="Arial" w:cs="Arial"/>
+              <w:b/>
+              <w:color w:val="000000"/>
+              <w:sz w:val="19"/>
+              <w:rtl w:val="0"/>
+              <w:szCs w:val="19"/>
+            </w:rPr>
+            <w:t>‎8‎</w:t>
+          </w:r>
+        </w:fldSimple>
+      </w:hyperlink>
+    </w:p>
+    <w:p>
+      <w:pPr>
+        <w:pStyle w:val="ExamNavIndex"/>
+        <w:bidi/>
+        <w:jc w:val="right"/>
+      </w:pPr>
+      <w:r>
+        <w:rPr>
+          <w:rFonts w:ascii="Arial" w:hAnsi="Arial" w:cs="Arial"/>
+          <w:b w:val="0"/>
+          <w:color w:val="000000"/>
+          <w:sz w:val="19"/>
+          <w:rtl/>
+          <w:szCs w:val="19"/>
+        </w:rPr>
         <w:t xml:space="preserve">דולי </w:t>
       </w:r>
       <w:hyperlink w:anchor="ExamNavChapter10">
@@ -26633,7 +26000,205 @@
           <w:rtl/>
           <w:szCs w:val="19"/>
         </w:rPr>
-        <w:t xml:space="preserve">האוס </w:t>
+        <w:t xml:space="preserve">האות׳ורן או הות׳ורן </w:t>
+      </w:r>
+      <w:hyperlink w:anchor="ExamNavChapter2">
+        <w:fldSimple w:instr="PAGEREF ExamNavChapter2 \h">
+          <w:r>
+            <w:rPr>
+              <w:rFonts w:ascii="Arial" w:hAnsi="Arial" w:cs="Arial"/>
+              <w:b/>
+              <w:color w:val="000000"/>
+              <w:sz w:val="19"/>
+              <w:rtl w:val="0"/>
+              <w:szCs w:val="19"/>
+            </w:rPr>
+            <w:t>‎2‎</w:t>
+          </w:r>
+        </w:fldSimple>
+      </w:hyperlink>
+    </w:p>
+    <w:p>
+      <w:pPr>
+        <w:pStyle w:val="ExamNavIndex"/>
+        <w:bidi/>
+        <w:jc w:val="right"/>
+      </w:pPr>
+      <w:r>
+        <w:rPr>
+          <w:rFonts w:ascii="Arial" w:hAnsi="Arial" w:cs="Arial"/>
+          <w:b w:val="0"/>
+          <w:color w:val="000000"/>
+          <w:sz w:val="19"/>
+          <w:rtl/>
+          <w:szCs w:val="19"/>
+        </w:rPr>
+        <w:t xml:space="preserve">הגישה ההתנהגותית </w:t>
+      </w:r>
+      <w:hyperlink w:anchor="ExamNavChapter6">
+        <w:fldSimple w:instr="PAGEREF ExamNavChapter6 \h">
+          <w:r>
+            <w:rPr>
+              <w:rFonts w:ascii="Arial" w:hAnsi="Arial" w:cs="Arial"/>
+              <w:b/>
+              <w:color w:val="000000"/>
+              <w:sz w:val="19"/>
+              <w:rtl w:val="0"/>
+              <w:szCs w:val="19"/>
+            </w:rPr>
+            <w:t>‎6‎</w:t>
+          </w:r>
+        </w:fldSimple>
+      </w:hyperlink>
+    </w:p>
+    <w:p>
+      <w:pPr>
+        <w:pStyle w:val="ExamNavIndex"/>
+        <w:bidi/>
+        <w:jc w:val="right"/>
+      </w:pPr>
+      <w:r>
+        <w:rPr>
+          <w:rFonts w:ascii="Arial" w:hAnsi="Arial" w:cs="Arial"/>
+          <w:b w:val="0"/>
+          <w:color w:val="000000"/>
+          <w:sz w:val="19"/>
+          <w:rtl/>
+          <w:szCs w:val="19"/>
+        </w:rPr>
+        <w:t xml:space="preserve">הגישה המצבית </w:t>
+      </w:r>
+      <w:hyperlink w:anchor="ExamNavChapter7">
+        <w:fldSimple w:instr="PAGEREF ExamNavChapter7 \h">
+          <w:r>
+            <w:rPr>
+              <w:rFonts w:ascii="Arial" w:hAnsi="Arial" w:cs="Arial"/>
+              <w:b/>
+              <w:color w:val="000000"/>
+              <w:sz w:val="19"/>
+              <w:rtl w:val="0"/>
+              <w:szCs w:val="19"/>
+            </w:rPr>
+            <w:t>‎7‎</w:t>
+          </w:r>
+        </w:fldSimple>
+      </w:hyperlink>
+    </w:p>
+    <w:p>
+      <w:pPr>
+        <w:pStyle w:val="ExamNavIndex"/>
+        <w:bidi/>
+        <w:jc w:val="right"/>
+      </w:pPr>
+      <w:r>
+        <w:rPr>
+          <w:rFonts w:ascii="Arial" w:hAnsi="Arial" w:cs="Arial"/>
+          <w:b w:val="0"/>
+          <w:color w:val="000000"/>
+          <w:sz w:val="19"/>
+          <w:rtl/>
+          <w:szCs w:val="19"/>
+        </w:rPr>
+        <w:t xml:space="preserve">הדרך הטובה ביותר </w:t>
+      </w:r>
+      <w:hyperlink w:anchor="ExamNavChapter1">
+        <w:fldSimple w:instr="PAGEREF ExamNavChapter1 \h">
+          <w:r>
+            <w:rPr>
+              <w:rFonts w:ascii="Arial" w:hAnsi="Arial" w:cs="Arial"/>
+              <w:b/>
+              <w:color w:val="000000"/>
+              <w:sz w:val="19"/>
+              <w:rtl w:val="0"/>
+              <w:szCs w:val="19"/>
+            </w:rPr>
+            <w:t>‎1‎</w:t>
+          </w:r>
+        </w:fldSimple>
+      </w:hyperlink>
+    </w:p>
+    <w:p>
+      <w:pPr>
+        <w:pStyle w:val="ExamNavIndex"/>
+        <w:bidi/>
+        <w:jc w:val="right"/>
+      </w:pPr>
+      <w:r>
+        <w:rPr>
+          <w:rFonts w:ascii="Arial" w:hAnsi="Arial" w:cs="Arial"/>
+          <w:b w:val="0"/>
+          <w:color w:val="000000"/>
+          <w:sz w:val="19"/>
+          <w:rtl/>
+          <w:szCs w:val="19"/>
+        </w:rPr>
+        <w:t xml:space="preserve">הינדוס מחדש </w:t>
+      </w:r>
+      <w:hyperlink w:anchor="ExamNavChapter2">
+        <w:fldSimple w:instr="PAGEREF ExamNavChapter2 \h">
+          <w:r>
+            <w:rPr>
+              <w:rFonts w:ascii="Arial" w:hAnsi="Arial" w:cs="Arial"/>
+              <w:b/>
+              <w:color w:val="000000"/>
+              <w:sz w:val="19"/>
+              <w:rtl w:val="0"/>
+              <w:szCs w:val="19"/>
+            </w:rPr>
+            <w:t>‎2‎</w:t>
+          </w:r>
+        </w:fldSimple>
+      </w:hyperlink>
+    </w:p>
+    <w:p>
+      <w:pPr>
+        <w:pStyle w:val="ExamNavIndex"/>
+        <w:bidi/>
+        <w:jc w:val="right"/>
+      </w:pPr>
+      <w:r>
+        <w:rPr>
+          <w:rFonts w:ascii="Arial" w:hAnsi="Arial" w:cs="Arial"/>
+          <w:b w:val="0"/>
+          <w:color w:val="000000"/>
+          <w:sz w:val="19"/>
+          <w:rtl/>
+          <w:szCs w:val="19"/>
+        </w:rPr>
+        <w:t xml:space="preserve">העיקרון הפיטרי </w:t>
+      </w:r>
+      <w:hyperlink w:anchor="ExamNavChapter3">
+        <w:fldSimple w:instr="PAGEREF ExamNavChapter3 \h">
+          <w:r>
+            <w:rPr>
+              <w:rFonts w:ascii="Arial" w:hAnsi="Arial" w:cs="Arial"/>
+              <w:b/>
+              <w:color w:val="000000"/>
+              <w:sz w:val="19"/>
+              <w:rtl w:val="0"/>
+              <w:szCs w:val="19"/>
+            </w:rPr>
+            <w:t>‎3‎</w:t>
+          </w:r>
+        </w:fldSimple>
+      </w:hyperlink>
+    </w:p>
+    <w:p>
+      <w:pPr>
+        <w:pStyle w:val="ExamNavIndex"/>
+        <w:bidi/>
+        <w:jc w:val="right"/>
+      </w:pPr>
+      <w:r>
+        <w:rPr>
+          <w:rFonts w:ascii="Arial" w:hAnsi="Arial" w:cs="Arial"/>
+          <w:b w:val="0"/>
+          <w:color w:val="000000"/>
+          <w:sz w:val="19"/>
+          <w:rtl/>
+          <w:szCs w:val="19"/>
+        </w:rPr>
+        <w:t xml:space="preserve">הרסי ובלנשארד </w:t>
       </w:r>
       <w:hyperlink w:anchor="ExamNavChapter8">
         <w:fldSimple w:instr="PAGEREF ExamNavChapter8 \h">
@@ -26666,7 +26231,667 @@
           <w:rtl/>
           <w:szCs w:val="19"/>
         </w:rPr>
-        <w:t xml:space="preserve">האות׳ורן או הות׳ורן </w:t>
+        <w:t xml:space="preserve">השלכתי </w:t>
+      </w:r>
+      <w:hyperlink w:anchor="ExamNavChapter5">
+        <w:fldSimple w:instr="PAGEREF ExamNavChapter5 \h">
+          <w:r>
+            <w:rPr>
+              <w:rFonts w:ascii="Arial" w:hAnsi="Arial" w:cs="Arial"/>
+              <w:b/>
+              <w:color w:val="000000"/>
+              <w:sz w:val="19"/>
+              <w:rtl w:val="0"/>
+              <w:szCs w:val="19"/>
+            </w:rPr>
+            <w:t>‎5‎</w:t>
+          </w:r>
+        </w:fldSimple>
+      </w:hyperlink>
+    </w:p>
+    <w:p>
+      <w:pPr>
+        <w:pStyle w:val="ExamNavIndex"/>
+        <w:bidi/>
+        <w:jc w:val="right"/>
+      </w:pPr>
+      <w:r>
+        <w:rPr>
+          <w:rFonts w:ascii="Arial" w:hAnsi="Arial" w:cs="Arial"/>
+          <w:b w:val="0"/>
+          <w:color w:val="000000"/>
+          <w:sz w:val="19"/>
+          <w:rtl/>
+          <w:szCs w:val="19"/>
+        </w:rPr>
+        <w:t xml:space="preserve">השלמת משפטים </w:t>
+      </w:r>
+      <w:hyperlink w:anchor="ExamNavChapter5">
+        <w:fldSimple w:instr="PAGEREF ExamNavChapter5 \h">
+          <w:r>
+            <w:rPr>
+              <w:rFonts w:ascii="Arial" w:hAnsi="Arial" w:cs="Arial"/>
+              <w:b/>
+              <w:color w:val="000000"/>
+              <w:sz w:val="19"/>
+              <w:rtl w:val="0"/>
+              <w:szCs w:val="19"/>
+            </w:rPr>
+            <w:t>‎5‎</w:t>
+          </w:r>
+        </w:fldSimple>
+      </w:hyperlink>
+    </w:p>
+    <w:p>
+      <w:pPr>
+        <w:pStyle w:val="ExamNavIndex"/>
+        <w:bidi/>
+        <w:jc w:val="right"/>
+      </w:pPr>
+      <w:r>
+        <w:rPr>
+          <w:rFonts w:ascii="Arial" w:hAnsi="Arial" w:cs="Arial"/>
+          <w:b w:val="0"/>
+          <w:color w:val="000000"/>
+          <w:sz w:val="19"/>
+          <w:rtl/>
+          <w:szCs w:val="19"/>
+        </w:rPr>
+        <w:t xml:space="preserve">השפעה </w:t>
+      </w:r>
+      <w:hyperlink w:anchor="ExamNavChapter4">
+        <w:fldSimple w:instr="PAGEREF ExamNavChapter4 \h">
+          <w:r>
+            <w:rPr>
+              <w:rFonts w:ascii="Arial" w:hAnsi="Arial" w:cs="Arial"/>
+              <w:b/>
+              <w:color w:val="000000"/>
+              <w:sz w:val="19"/>
+              <w:rtl w:val="0"/>
+              <w:szCs w:val="19"/>
+            </w:rPr>
+            <w:t>‎4‎</w:t>
+          </w:r>
+        </w:fldSimple>
+      </w:hyperlink>
+    </w:p>
+    <w:p>
+      <w:pPr>
+        <w:pStyle w:val="ExamNavIndex"/>
+        <w:bidi/>
+        <w:jc w:val="right"/>
+      </w:pPr>
+      <w:r>
+        <w:rPr>
+          <w:rFonts w:ascii="Arial" w:hAnsi="Arial" w:cs="Arial"/>
+          <w:b w:val="0"/>
+          <w:color w:val="000000"/>
+          <w:sz w:val="19"/>
+          <w:rtl/>
+          <w:szCs w:val="19"/>
+        </w:rPr>
+        <w:t xml:space="preserve">השראה </w:t>
+      </w:r>
+      <w:hyperlink w:anchor="ExamNavChapter9">
+        <w:fldSimple w:instr="PAGEREF ExamNavChapter9 \h">
+          <w:r>
+            <w:rPr>
+              <w:rFonts w:ascii="Arial" w:hAnsi="Arial" w:cs="Arial"/>
+              <w:b/>
+              <w:color w:val="000000"/>
+              <w:sz w:val="19"/>
+              <w:rtl w:val="0"/>
+              <w:szCs w:val="19"/>
+            </w:rPr>
+            <w:t>‎9‎</w:t>
+          </w:r>
+        </w:fldSimple>
+      </w:hyperlink>
+    </w:p>
+    <w:p>
+      <w:pPr>
+        <w:pStyle w:val="ExamNavIndex"/>
+        <w:bidi/>
+        <w:jc w:val="right"/>
+      </w:pPr>
+      <w:r>
+        <w:rPr>
+          <w:rFonts w:ascii="Arial" w:hAnsi="Arial" w:cs="Arial"/>
+          <w:b w:val="0"/>
+          <w:color w:val="000000"/>
+          <w:sz w:val="19"/>
+          <w:rtl/>
+          <w:szCs w:val="19"/>
+        </w:rPr>
+        <w:t xml:space="preserve">התבגרות </w:t>
+      </w:r>
+      <w:hyperlink w:anchor="ExamNavChapter3">
+        <w:fldSimple w:instr="PAGEREF ExamNavChapter3 \h">
+          <w:r>
+            <w:rPr>
+              <w:rFonts w:ascii="Arial" w:hAnsi="Arial" w:cs="Arial"/>
+              <w:b/>
+              <w:color w:val="000000"/>
+              <w:sz w:val="19"/>
+              <w:rtl w:val="0"/>
+              <w:szCs w:val="19"/>
+            </w:rPr>
+            <w:t>‎3‎</w:t>
+          </w:r>
+        </w:fldSimple>
+      </w:hyperlink>
+    </w:p>
+    <w:p>
+      <w:pPr>
+        <w:pStyle w:val="ExamNavIndex"/>
+        <w:bidi/>
+        <w:jc w:val="right"/>
+      </w:pPr>
+      <w:r>
+        <w:rPr>
+          <w:rFonts w:ascii="Arial" w:hAnsi="Arial" w:cs="Arial"/>
+          <w:b w:val="0"/>
+          <w:color w:val="000000"/>
+          <w:sz w:val="19"/>
+          <w:rtl/>
+          <w:szCs w:val="19"/>
+        </w:rPr>
+        <w:t xml:space="preserve">התייחסות פרטנית </w:t>
+      </w:r>
+      <w:hyperlink w:anchor="ExamNavChapter9">
+        <w:fldSimple w:instr="PAGEREF ExamNavChapter9 \h">
+          <w:r>
+            <w:rPr>
+              <w:rFonts w:ascii="Arial" w:hAnsi="Arial" w:cs="Arial"/>
+              <w:b/>
+              <w:color w:val="000000"/>
+              <w:sz w:val="19"/>
+              <w:rtl w:val="0"/>
+              <w:szCs w:val="19"/>
+            </w:rPr>
+            <w:t>‎9‎</w:t>
+          </w:r>
+        </w:fldSimple>
+      </w:hyperlink>
+    </w:p>
+    <w:p>
+      <w:pPr>
+        <w:pStyle w:val="ExamNavIndex"/>
+        <w:bidi/>
+        <w:jc w:val="right"/>
+      </w:pPr>
+      <w:r>
+        <w:rPr>
+          <w:rFonts w:ascii="Arial" w:hAnsi="Arial" w:cs="Arial"/>
+          <w:b w:val="0"/>
+          <w:color w:val="000000"/>
+          <w:sz w:val="19"/>
+          <w:rtl/>
+          <w:szCs w:val="19"/>
+        </w:rPr>
+        <w:t xml:space="preserve">התנהגות ארגונית </w:t>
+      </w:r>
+      <w:hyperlink w:anchor="ExamNavChapter1">
+        <w:fldSimple w:instr="PAGEREF ExamNavChapter1 \h">
+          <w:r>
+            <w:rPr>
+              <w:rFonts w:ascii="Arial" w:hAnsi="Arial" w:cs="Arial"/>
+              <w:b/>
+              <w:color w:val="000000"/>
+              <w:sz w:val="19"/>
+              <w:rtl w:val="0"/>
+              <w:szCs w:val="19"/>
+            </w:rPr>
+            <w:t>‎1‎</w:t>
+          </w:r>
+        </w:fldSimple>
+      </w:hyperlink>
+    </w:p>
+    <w:p>
+      <w:pPr>
+        <w:pStyle w:val="ExamNavIndex"/>
+        <w:bidi/>
+        <w:jc w:val="right"/>
+      </w:pPr>
+      <w:r>
+        <w:rPr>
+          <w:rFonts w:ascii="Arial" w:hAnsi="Arial" w:cs="Arial"/>
+          <w:b w:val="0"/>
+          <w:color w:val="000000"/>
+          <w:sz w:val="19"/>
+          <w:rtl/>
+          <w:szCs w:val="19"/>
+        </w:rPr>
+        <w:t xml:space="preserve">וובר או ובר </w:t>
+      </w:r>
+      <w:hyperlink w:anchor="ExamNavChapter1">
+        <w:fldSimple w:instr="PAGEREF ExamNavChapter1 \h">
+          <w:r>
+            <w:rPr>
+              <w:rFonts w:ascii="Arial" w:hAnsi="Arial" w:cs="Arial"/>
+              <w:b/>
+              <w:color w:val="000000"/>
+              <w:sz w:val="19"/>
+              <w:rtl w:val="0"/>
+              <w:szCs w:val="19"/>
+            </w:rPr>
+            <w:t>‎1‎</w:t>
+          </w:r>
+        </w:fldSimple>
+      </w:hyperlink>
+    </w:p>
+    <w:p>
+      <w:pPr>
+        <w:pStyle w:val="ExamNavIndex"/>
+        <w:bidi/>
+        <w:jc w:val="right"/>
+      </w:pPr>
+      <w:r>
+        <w:rPr>
+          <w:rFonts w:ascii="Arial" w:hAnsi="Arial" w:cs="Arial"/>
+          <w:b w:val="0"/>
+          <w:color w:val="000000"/>
+          <w:sz w:val="19"/>
+          <w:rtl/>
+          <w:szCs w:val="19"/>
+        </w:rPr>
+        <w:t xml:space="preserve">זוקרמן </w:t>
+      </w:r>
+      <w:hyperlink w:anchor="ExamNavChapter5">
+        <w:fldSimple w:instr="PAGEREF ExamNavChapter5 \h">
+          <w:r>
+            <w:rPr>
+              <w:rFonts w:ascii="Arial" w:hAnsi="Arial" w:cs="Arial"/>
+              <w:b/>
+              <w:color w:val="000000"/>
+              <w:sz w:val="19"/>
+              <w:rtl w:val="0"/>
+              <w:szCs w:val="19"/>
+            </w:rPr>
+            <w:t>‎5‎</w:t>
+          </w:r>
+        </w:fldSimple>
+      </w:hyperlink>
+    </w:p>
+    <w:p>
+      <w:pPr>
+        <w:pStyle w:val="ExamNavIndex"/>
+        <w:bidi/>
+        <w:jc w:val="right"/>
+      </w:pPr>
+      <w:r>
+        <w:rPr>
+          <w:rFonts w:ascii="Arial" w:hAnsi="Arial" w:cs="Arial"/>
+          <w:b w:val="0"/>
+          <w:color w:val="000000"/>
+          <w:sz w:val="19"/>
+          <w:rtl/>
+          <w:szCs w:val="19"/>
+        </w:rPr>
+        <w:t xml:space="preserve">זינוק </w:t>
+      </w:r>
+      <w:hyperlink w:anchor="ExamNavChapter3">
+        <w:fldSimple w:instr="PAGEREF ExamNavChapter3 \h">
+          <w:r>
+            <w:rPr>
+              <w:rFonts w:ascii="Arial" w:hAnsi="Arial" w:cs="Arial"/>
+              <w:b/>
+              <w:color w:val="000000"/>
+              <w:sz w:val="19"/>
+              <w:rtl w:val="0"/>
+              <w:szCs w:val="19"/>
+            </w:rPr>
+            <w:t>‎3‎</w:t>
+          </w:r>
+        </w:fldSimple>
+      </w:hyperlink>
+    </w:p>
+    <w:p>
+      <w:pPr>
+        <w:pStyle w:val="ExamNavIndex"/>
+        <w:bidi/>
+        <w:jc w:val="right"/>
+      </w:pPr>
+      <w:r>
+        <w:rPr>
+          <w:rFonts w:ascii="Arial" w:hAnsi="Arial" w:cs="Arial"/>
+          <w:b w:val="0"/>
+          <w:color w:val="000000"/>
+          <w:sz w:val="19"/>
+          <w:rtl/>
+          <w:szCs w:val="19"/>
+        </w:rPr>
+        <w:t xml:space="preserve">חוללות עצמית </w:t>
+      </w:r>
+      <w:hyperlink w:anchor="ExamNavChapter9">
+        <w:fldSimple w:instr="PAGEREF ExamNavChapter9 \h">
+          <w:r>
+            <w:rPr>
+              <w:rFonts w:ascii="Arial" w:hAnsi="Arial" w:cs="Arial"/>
+              <w:b/>
+              <w:color w:val="000000"/>
+              <w:sz w:val="19"/>
+              <w:rtl w:val="0"/>
+              <w:szCs w:val="19"/>
+            </w:rPr>
+            <w:t>‎9‎</w:t>
+          </w:r>
+        </w:fldSimple>
+      </w:hyperlink>
+    </w:p>
+    <w:p>
+      <w:pPr>
+        <w:pStyle w:val="ExamNavIndex"/>
+        <w:bidi/>
+        <w:jc w:val="right"/>
+      </w:pPr>
+      <w:r>
+        <w:rPr>
+          <w:rFonts w:ascii="Arial" w:hAnsi="Arial" w:cs="Arial"/>
+          <w:b w:val="0"/>
+          <w:color w:val="000000"/>
+          <w:sz w:val="19"/>
+          <w:rtl/>
+          <w:szCs w:val="19"/>
+        </w:rPr>
+        <w:t xml:space="preserve">חיזור </w:t>
+      </w:r>
+      <w:hyperlink w:anchor="ExamNavChapter3">
+        <w:fldSimple w:instr="PAGEREF ExamNavChapter3 \h">
+          <w:r>
+            <w:rPr>
+              <w:rFonts w:ascii="Arial" w:hAnsi="Arial" w:cs="Arial"/>
+              <w:b/>
+              <w:color w:val="000000"/>
+              <w:sz w:val="19"/>
+              <w:rtl w:val="0"/>
+              <w:szCs w:val="19"/>
+            </w:rPr>
+            <w:t>‎3‎</w:t>
+          </w:r>
+        </w:fldSimple>
+      </w:hyperlink>
+    </w:p>
+    <w:p>
+      <w:pPr>
+        <w:pStyle w:val="ExamNavIndex"/>
+        <w:bidi/>
+        <w:jc w:val="right"/>
+      </w:pPr>
+      <w:r>
+        <w:rPr>
+          <w:rFonts w:ascii="Arial" w:hAnsi="Arial" w:cs="Arial"/>
+          <w:b w:val="0"/>
+          <w:color w:val="000000"/>
+          <w:sz w:val="19"/>
+          <w:rtl/>
+          <w:szCs w:val="19"/>
+        </w:rPr>
+        <w:t xml:space="preserve">חמשת הגורמים </w:t>
+      </w:r>
+      <w:hyperlink w:anchor="ExamNavChapter5">
+        <w:fldSimple w:instr="PAGEREF ExamNavChapter5 \h">
+          <w:r>
+            <w:rPr>
+              <w:rFonts w:ascii="Arial" w:hAnsi="Arial" w:cs="Arial"/>
+              <w:b/>
+              <w:color w:val="000000"/>
+              <w:sz w:val="19"/>
+              <w:rtl w:val="0"/>
+              <w:szCs w:val="19"/>
+            </w:rPr>
+            <w:t>‎5‎</w:t>
+          </w:r>
+        </w:fldSimple>
+      </w:hyperlink>
+    </w:p>
+    <w:p>
+      <w:pPr>
+        <w:pStyle w:val="ExamNavIndex"/>
+        <w:bidi/>
+        <w:jc w:val="right"/>
+      </w:pPr>
+      <w:r>
+        <w:rPr>
+          <w:rFonts w:ascii="Arial" w:hAnsi="Arial" w:cs="Arial"/>
+          <w:b w:val="0"/>
+          <w:color w:val="000000"/>
+          <w:sz w:val="19"/>
+          <w:rtl/>
+          <w:szCs w:val="19"/>
+        </w:rPr>
+        <w:t xml:space="preserve">חריגים אקטיבי ופסיבי </w:t>
+      </w:r>
+      <w:hyperlink w:anchor="ExamNavChapter9">
+        <w:fldSimple w:instr="PAGEREF ExamNavChapter9 \h">
+          <w:r>
+            <w:rPr>
+              <w:rFonts w:ascii="Arial" w:hAnsi="Arial" w:cs="Arial"/>
+              <w:b/>
+              <w:color w:val="000000"/>
+              <w:sz w:val="19"/>
+              <w:rtl w:val="0"/>
+              <w:szCs w:val="19"/>
+            </w:rPr>
+            <w:t>‎9‎</w:t>
+          </w:r>
+        </w:fldSimple>
+      </w:hyperlink>
+    </w:p>
+    <w:p>
+      <w:pPr>
+        <w:pStyle w:val="ExamNavIndex"/>
+        <w:bidi/>
+        <w:jc w:val="right"/>
+      </w:pPr>
+      <w:r>
+        <w:rPr>
+          <w:rFonts w:ascii="Arial" w:hAnsi="Arial" w:cs="Arial"/>
+          <w:b w:val="0"/>
+          <w:color w:val="000000"/>
+          <w:sz w:val="19"/>
+          <w:rtl/>
+          <w:szCs w:val="19"/>
+        </w:rPr>
+        <w:t xml:space="preserve">חשיבת יחד </w:t>
+      </w:r>
+      <w:hyperlink w:anchor="ExamNavChapter10">
+        <w:fldSimple w:instr="PAGEREF ExamNavChapter10 \h">
+          <w:r>
+            <w:rPr>
+              <w:rFonts w:ascii="Arial" w:hAnsi="Arial" w:cs="Arial"/>
+              <w:b/>
+              <w:color w:val="000000"/>
+              <w:sz w:val="19"/>
+              <w:rtl w:val="0"/>
+              <w:szCs w:val="19"/>
+            </w:rPr>
+            <w:t>‎10‎</w:t>
+          </w:r>
+        </w:fldSimple>
+      </w:hyperlink>
+    </w:p>
+    <w:p>
+      <w:pPr>
+        <w:pStyle w:val="ExamNavIndex"/>
+        <w:bidi/>
+        <w:jc w:val="right"/>
+      </w:pPr>
+      <w:r>
+        <w:rPr>
+          <w:rFonts w:ascii="Arial" w:hAnsi="Arial" w:cs="Arial"/>
+          <w:b w:val="0"/>
+          <w:color w:val="000000"/>
+          <w:sz w:val="19"/>
+          <w:rtl/>
+          <w:szCs w:val="19"/>
+        </w:rPr>
+        <w:t xml:space="preserve">טאקמן </w:t>
+      </w:r>
+      <w:hyperlink w:anchor="ExamNavChapter10">
+        <w:fldSimple w:instr="PAGEREF ExamNavChapter10 \h">
+          <w:r>
+            <w:rPr>
+              <w:rFonts w:ascii="Arial" w:hAnsi="Arial" w:cs="Arial"/>
+              <w:b/>
+              <w:color w:val="000000"/>
+              <w:sz w:val="19"/>
+              <w:rtl w:val="0"/>
+              <w:szCs w:val="19"/>
+            </w:rPr>
+            <w:t>‎10‎</w:t>
+          </w:r>
+        </w:fldSimple>
+      </w:hyperlink>
+    </w:p>
+    <w:p>
+      <w:pPr>
+        <w:pStyle w:val="ExamNavIndex"/>
+        <w:bidi/>
+        <w:jc w:val="right"/>
+      </w:pPr>
+      <w:r>
+        <w:rPr>
+          <w:rFonts w:ascii="Arial" w:hAnsi="Arial" w:cs="Arial"/>
+          <w:b w:val="0"/>
+          <w:color w:val="000000"/>
+          <w:sz w:val="19"/>
+          <w:rtl/>
+          <w:szCs w:val="19"/>
+        </w:rPr>
+        <w:t xml:space="preserve">טווח מלא </w:t>
+      </w:r>
+      <w:hyperlink w:anchor="ExamNavChapter9">
+        <w:fldSimple w:instr="PAGEREF ExamNavChapter9 \h">
+          <w:r>
+            <w:rPr>
+              <w:rFonts w:ascii="Arial" w:hAnsi="Arial" w:cs="Arial"/>
+              <w:b/>
+              <w:color w:val="000000"/>
+              <w:sz w:val="19"/>
+              <w:rtl w:val="0"/>
+              <w:szCs w:val="19"/>
+            </w:rPr>
+            <w:t>‎9‎</w:t>
+          </w:r>
+        </w:fldSimple>
+      </w:hyperlink>
+    </w:p>
+    <w:p>
+      <w:pPr>
+        <w:pStyle w:val="ExamNavIndex"/>
+        <w:bidi/>
+        <w:jc w:val="right"/>
+      </w:pPr>
+      <w:r>
+        <w:rPr>
+          <w:rFonts w:ascii="Arial" w:hAnsi="Arial" w:cs="Arial"/>
+          <w:b w:val="0"/>
+          <w:color w:val="000000"/>
+          <w:sz w:val="19"/>
+          <w:rtl/>
+          <w:szCs w:val="19"/>
+        </w:rPr>
+        <w:t xml:space="preserve">טיילור </w:t>
+      </w:r>
+      <w:hyperlink w:anchor="ExamNavChapter1">
+        <w:fldSimple w:instr="PAGEREF ExamNavChapter1 \h">
+          <w:r>
+            <w:rPr>
+              <w:rFonts w:ascii="Arial" w:hAnsi="Arial" w:cs="Arial"/>
+              <w:b/>
+              <w:color w:val="000000"/>
+              <w:sz w:val="19"/>
+              <w:rtl w:val="0"/>
+              <w:szCs w:val="19"/>
+            </w:rPr>
+            <w:t>‎1‎</w:t>
+          </w:r>
+        </w:fldSimple>
+      </w:hyperlink>
+    </w:p>
+    <w:p>
+      <w:pPr>
+        <w:pStyle w:val="ExamNavIndex"/>
+        <w:bidi/>
+        <w:jc w:val="right"/>
+      </w:pPr>
+      <w:r>
+        <w:rPr>
+          <w:rFonts w:ascii="Arial" w:hAnsi="Arial" w:cs="Arial"/>
+          <w:b w:val="0"/>
+          <w:color w:val="000000"/>
+          <w:sz w:val="19"/>
+          <w:rtl/>
+          <w:szCs w:val="19"/>
+        </w:rPr>
+        <w:t xml:space="preserve">טפלוני או אנמי </w:t>
+      </w:r>
+      <w:hyperlink w:anchor="ExamNavChapter6">
+        <w:fldSimple w:instr="PAGEREF ExamNavChapter6 \h">
+          <w:r>
+            <w:rPr>
+              <w:rFonts w:ascii="Arial" w:hAnsi="Arial" w:cs="Arial"/>
+              <w:b/>
+              <w:color w:val="000000"/>
+              <w:sz w:val="19"/>
+              <w:rtl w:val="0"/>
+              <w:szCs w:val="19"/>
+            </w:rPr>
+            <w:t>‎6‎</w:t>
+          </w:r>
+        </w:fldSimple>
+      </w:hyperlink>
+    </w:p>
+    <w:p>
+      <w:pPr>
+        <w:pStyle w:val="ExamNavIndex"/>
+        <w:bidi/>
+        <w:jc w:val="right"/>
+      </w:pPr>
+      <w:r>
+        <w:rPr>
+          <w:rFonts w:ascii="Arial" w:hAnsi="Arial" w:cs="Arial"/>
+          <w:b w:val="0"/>
+          <w:color w:val="000000"/>
+          <w:sz w:val="19"/>
+          <w:rtl/>
+          <w:szCs w:val="19"/>
+        </w:rPr>
+        <w:t xml:space="preserve">טקטיקות השפעה </w:t>
+      </w:r>
+      <w:hyperlink w:anchor="ExamNavChapter4">
+        <w:fldSimple w:instr="PAGEREF ExamNavChapter4 \h">
+          <w:r>
+            <w:rPr>
+              <w:rFonts w:ascii="Arial" w:hAnsi="Arial" w:cs="Arial"/>
+              <w:b/>
+              <w:color w:val="000000"/>
+              <w:sz w:val="19"/>
+              <w:rtl w:val="0"/>
+              <w:szCs w:val="19"/>
+            </w:rPr>
+            <w:t>‎4‎</w:t>
+          </w:r>
+        </w:fldSimple>
+      </w:hyperlink>
+    </w:p>
+    <w:p>
+      <w:pPr>
+        <w:pStyle w:val="ExamNavIndex"/>
+        <w:bidi/>
+        <w:jc w:val="right"/>
+      </w:pPr>
+      <w:r>
+        <w:rPr>
+          <w:rFonts w:ascii="Arial" w:hAnsi="Arial" w:cs="Arial"/>
+          <w:b w:val="0"/>
+          <w:color w:val="000000"/>
+          <w:sz w:val="19"/>
+          <w:rtl/>
+          <w:szCs w:val="19"/>
+        </w:rPr>
+        <w:t xml:space="preserve">יחסי אנוש </w:t>
       </w:r>
       <w:hyperlink w:anchor="ExamNavChapter2">
         <w:fldSimple w:instr="PAGEREF ExamNavChapter2 \h">
@@ -26699,7 +26924,403 @@
           <w:rtl/>
           <w:szCs w:val="19"/>
         </w:rPr>
-        <w:t xml:space="preserve">הגישה ההתנהגותית </w:t>
+        <w:t xml:space="preserve">ינקות </w:t>
+      </w:r>
+      <w:hyperlink w:anchor="ExamNavChapter3">
+        <w:fldSimple w:instr="PAGEREF ExamNavChapter3 \h">
+          <w:r>
+            <w:rPr>
+              <w:rFonts w:ascii="Arial" w:hAnsi="Arial" w:cs="Arial"/>
+              <w:b/>
+              <w:color w:val="000000"/>
+              <w:sz w:val="19"/>
+              <w:rtl w:val="0"/>
+              <w:szCs w:val="19"/>
+            </w:rPr>
+            <w:t>‎3‎</w:t>
+          </w:r>
+        </w:fldSimple>
+      </w:hyperlink>
+    </w:p>
+    <w:p>
+      <w:pPr>
+        <w:pStyle w:val="ExamNavIndex"/>
+        <w:bidi/>
+        <w:jc w:val="right"/>
+      </w:pPr>
+      <w:r>
+        <w:rPr>
+          <w:rFonts w:ascii="Arial" w:hAnsi="Arial" w:cs="Arial"/>
+          <w:b w:val="0"/>
+          <w:color w:val="000000"/>
+          <w:sz w:val="19"/>
+          <w:rtl/>
+          <w:szCs w:val="19"/>
+        </w:rPr>
+        <w:t xml:space="preserve">יעילות </w:t>
+      </w:r>
+      <w:hyperlink w:anchor="ExamNavChapter3">
+        <w:fldSimple w:instr="PAGEREF ExamNavChapter3 \h">
+          <w:r>
+            <w:rPr>
+              <w:rFonts w:ascii="Arial" w:hAnsi="Arial" w:cs="Arial"/>
+              <w:b/>
+              <w:color w:val="000000"/>
+              <w:sz w:val="19"/>
+              <w:rtl w:val="0"/>
+              <w:szCs w:val="19"/>
+            </w:rPr>
+            <w:t>‎3‎</w:t>
+          </w:r>
+        </w:fldSimple>
+      </w:hyperlink>
+    </w:p>
+    <w:p>
+      <w:pPr>
+        <w:pStyle w:val="ExamNavIndex"/>
+        <w:bidi/>
+        <w:jc w:val="right"/>
+      </w:pPr>
+      <w:r>
+        <w:rPr>
+          <w:rFonts w:ascii="Arial" w:hAnsi="Arial" w:cs="Arial"/>
+          <w:b w:val="0"/>
+          <w:color w:val="000000"/>
+          <w:sz w:val="19"/>
+          <w:rtl/>
+          <w:szCs w:val="19"/>
+        </w:rPr>
+        <w:t xml:space="preserve">ירד מהמבחן </w:t>
+      </w:r>
+      <w:hyperlink w:anchor="ExamNavChapter8">
+        <w:fldSimple w:instr="PAGEREF ExamNavChapter8 \h">
+          <w:r>
+            <w:rPr>
+              <w:rFonts w:ascii="Arial" w:hAnsi="Arial" w:cs="Arial"/>
+              <w:b/>
+              <w:color w:val="000000"/>
+              <w:sz w:val="19"/>
+              <w:rtl w:val="0"/>
+              <w:szCs w:val="19"/>
+            </w:rPr>
+            <w:t>‎8‎</w:t>
+          </w:r>
+        </w:fldSimple>
+      </w:hyperlink>
+    </w:p>
+    <w:p>
+      <w:pPr>
+        <w:pStyle w:val="ExamNavIndex"/>
+        <w:bidi/>
+        <w:jc w:val="right"/>
+      </w:pPr>
+      <w:r>
+        <w:rPr>
+          <w:rFonts w:ascii="Arial" w:hAnsi="Arial" w:cs="Arial"/>
+          <w:b w:val="0"/>
+          <w:color w:val="000000"/>
+          <w:sz w:val="19"/>
+          <w:rtl/>
+          <w:szCs w:val="19"/>
+        </w:rPr>
+        <w:t xml:space="preserve">כוח וסמכות </w:t>
+      </w:r>
+      <w:hyperlink w:anchor="ExamNavChapter4">
+        <w:fldSimple w:instr="PAGEREF ExamNavChapter4 \h">
+          <w:r>
+            <w:rPr>
+              <w:rFonts w:ascii="Arial" w:hAnsi="Arial" w:cs="Arial"/>
+              <w:b/>
+              <w:color w:val="000000"/>
+              <w:sz w:val="19"/>
+              <w:rtl w:val="0"/>
+              <w:szCs w:val="19"/>
+            </w:rPr>
+            <w:t>‎4‎</w:t>
+          </w:r>
+        </w:fldSimple>
+      </w:hyperlink>
+    </w:p>
+    <w:p>
+      <w:pPr>
+        <w:pStyle w:val="ExamNavIndex"/>
+        <w:bidi/>
+        <w:jc w:val="right"/>
+      </w:pPr>
+      <w:r>
+        <w:rPr>
+          <w:rFonts w:ascii="Arial" w:hAnsi="Arial" w:cs="Arial"/>
+          <w:b w:val="0"/>
+          <w:color w:val="000000"/>
+          <w:sz w:val="19"/>
+          <w:rtl/>
+          <w:szCs w:val="19"/>
+        </w:rPr>
+        <w:t xml:space="preserve">כריזמה </w:t>
+      </w:r>
+      <w:hyperlink w:anchor="ExamNavChapter9">
+        <w:fldSimple w:instr="PAGEREF ExamNavChapter9 \h">
+          <w:r>
+            <w:rPr>
+              <w:rFonts w:ascii="Arial" w:hAnsi="Arial" w:cs="Arial"/>
+              <w:b/>
+              <w:color w:val="000000"/>
+              <w:sz w:val="19"/>
+              <w:rtl w:val="0"/>
+              <w:szCs w:val="19"/>
+            </w:rPr>
+            <w:t>‎9‎</w:t>
+          </w:r>
+        </w:fldSimple>
+      </w:hyperlink>
+    </w:p>
+    <w:p>
+      <w:pPr>
+        <w:pStyle w:val="ExamNavIndex"/>
+        <w:bidi/>
+        <w:jc w:val="right"/>
+      </w:pPr>
+      <w:r>
+        <w:rPr>
+          <w:rFonts w:ascii="Arial" w:hAnsi="Arial" w:cs="Arial"/>
+          <w:b w:val="0"/>
+          <w:color w:val="000000"/>
+          <w:sz w:val="19"/>
+          <w:rtl/>
+          <w:szCs w:val="19"/>
+        </w:rPr>
+        <w:t xml:space="preserve">מאיו </w:t>
+      </w:r>
+      <w:hyperlink w:anchor="ExamNavChapter2">
+        <w:fldSimple w:instr="PAGEREF ExamNavChapter2 \h">
+          <w:r>
+            <w:rPr>
+              <w:rFonts w:ascii="Arial" w:hAnsi="Arial" w:cs="Arial"/>
+              <w:b/>
+              <w:color w:val="000000"/>
+              <w:sz w:val="19"/>
+              <w:rtl w:val="0"/>
+              <w:szCs w:val="19"/>
+            </w:rPr>
+            <w:t>‎2‎</w:t>
+          </w:r>
+        </w:fldSimple>
+      </w:hyperlink>
+    </w:p>
+    <w:p>
+      <w:pPr>
+        <w:pStyle w:val="ExamNavIndex"/>
+        <w:bidi/>
+        <w:jc w:val="right"/>
+      </w:pPr>
+      <w:r>
+        <w:rPr>
+          <w:rFonts w:ascii="Arial" w:hAnsi="Arial" w:cs="Arial"/>
+          <w:b w:val="0"/>
+          <w:color w:val="000000"/>
+          <w:sz w:val="19"/>
+          <w:rtl/>
+          <w:szCs w:val="19"/>
+        </w:rPr>
+        <w:t xml:space="preserve">מבחני אישיות </w:t>
+      </w:r>
+      <w:hyperlink w:anchor="ExamNavChapter5">
+        <w:fldSimple w:instr="PAGEREF ExamNavChapter5 \h">
+          <w:r>
+            <w:rPr>
+              <w:rFonts w:ascii="Arial" w:hAnsi="Arial" w:cs="Arial"/>
+              <w:b/>
+              <w:color w:val="000000"/>
+              <w:sz w:val="19"/>
+              <w:rtl w:val="0"/>
+              <w:szCs w:val="19"/>
+            </w:rPr>
+            <w:t>‎5‎</w:t>
+          </w:r>
+        </w:fldSimple>
+      </w:hyperlink>
+    </w:p>
+    <w:p>
+      <w:pPr>
+        <w:pStyle w:val="ExamNavIndex"/>
+        <w:bidi/>
+        <w:jc w:val="right"/>
+      </w:pPr>
+      <w:r>
+        <w:rPr>
+          <w:rFonts w:ascii="Arial" w:hAnsi="Arial" w:cs="Arial"/>
+          <w:b w:val="0"/>
+          <w:color w:val="000000"/>
+          <w:sz w:val="19"/>
+          <w:rtl/>
+          <w:szCs w:val="19"/>
+        </w:rPr>
+        <w:t xml:space="preserve">מוחצנות </w:t>
+      </w:r>
+      <w:hyperlink w:anchor="ExamNavChapter5">
+        <w:fldSimple w:instr="PAGEREF ExamNavChapter5 \h">
+          <w:r>
+            <w:rPr>
+              <w:rFonts w:ascii="Arial" w:hAnsi="Arial" w:cs="Arial"/>
+              <w:b/>
+              <w:color w:val="000000"/>
+              <w:sz w:val="19"/>
+              <w:rtl w:val="0"/>
+              <w:szCs w:val="19"/>
+            </w:rPr>
+            <w:t>‎5‎</w:t>
+          </w:r>
+        </w:fldSimple>
+      </w:hyperlink>
+    </w:p>
+    <w:p>
+      <w:pPr>
+        <w:pStyle w:val="ExamNavIndex"/>
+        <w:bidi/>
+        <w:jc w:val="right"/>
+      </w:pPr>
+      <w:r>
+        <w:rPr>
+          <w:rFonts w:ascii="Arial" w:hAnsi="Arial" w:cs="Arial"/>
+          <w:b w:val="0"/>
+          <w:color w:val="000000"/>
+          <w:sz w:val="19"/>
+          <w:rtl/>
+          <w:szCs w:val="19"/>
+        </w:rPr>
+        <w:t xml:space="preserve">מחזור חיי הארגון </w:t>
+      </w:r>
+      <w:hyperlink w:anchor="ExamNavChapter3">
+        <w:fldSimple w:instr="PAGEREF ExamNavChapter3 \h">
+          <w:r>
+            <w:rPr>
+              <w:rFonts w:ascii="Arial" w:hAnsi="Arial" w:cs="Arial"/>
+              <w:b/>
+              <w:color w:val="000000"/>
+              <w:sz w:val="19"/>
+              <w:rtl w:val="0"/>
+              <w:szCs w:val="19"/>
+            </w:rPr>
+            <w:t>‎3‎</w:t>
+          </w:r>
+        </w:fldSimple>
+      </w:hyperlink>
+    </w:p>
+    <w:p>
+      <w:pPr>
+        <w:pStyle w:val="ExamNavIndex"/>
+        <w:bidi/>
+        <w:jc w:val="right"/>
+      </w:pPr>
+      <w:r>
+        <w:rPr>
+          <w:rFonts w:ascii="Arial" w:hAnsi="Arial" w:cs="Arial"/>
+          <w:b w:val="0"/>
+          <w:color w:val="000000"/>
+          <w:sz w:val="19"/>
+          <w:rtl/>
+          <w:szCs w:val="19"/>
+        </w:rPr>
+        <w:t xml:space="preserve">מידע וקשרים </w:t>
+      </w:r>
+      <w:hyperlink w:anchor="ExamNavChapter4">
+        <w:fldSimple w:instr="PAGEREF ExamNavChapter4 \h">
+          <w:r>
+            <w:rPr>
+              <w:rFonts w:ascii="Arial" w:hAnsi="Arial" w:cs="Arial"/>
+              <w:b/>
+              <w:color w:val="000000"/>
+              <w:sz w:val="19"/>
+              <w:rtl w:val="0"/>
+              <w:szCs w:val="19"/>
+            </w:rPr>
+            <w:t>‎4‎</w:t>
+          </w:r>
+        </w:fldSimple>
+      </w:hyperlink>
+    </w:p>
+    <w:p>
+      <w:pPr>
+        <w:pStyle w:val="ExamNavIndex"/>
+        <w:bidi/>
+        <w:jc w:val="right"/>
+      </w:pPr>
+      <w:r>
+        <w:rPr>
+          <w:rFonts w:ascii="Arial" w:hAnsi="Arial" w:cs="Arial"/>
+          <w:b w:val="0"/>
+          <w:color w:val="000000"/>
+          <w:sz w:val="19"/>
+          <w:rtl/>
+          <w:szCs w:val="19"/>
+        </w:rPr>
+        <w:t xml:space="preserve">מיומנויות </w:t>
+      </w:r>
+      <w:hyperlink w:anchor="ExamNavChapter5">
+        <w:fldSimple w:instr="PAGEREF ExamNavChapter5 \h">
+          <w:r>
+            <w:rPr>
+              <w:rFonts w:ascii="Arial" w:hAnsi="Arial" w:cs="Arial"/>
+              <w:b/>
+              <w:color w:val="000000"/>
+              <w:sz w:val="19"/>
+              <w:rtl w:val="0"/>
+              <w:szCs w:val="19"/>
+            </w:rPr>
+            <w:t>‎5‎</w:t>
+          </w:r>
+        </w:fldSimple>
+      </w:hyperlink>
+    </w:p>
+    <w:p>
+      <w:pPr>
+        <w:pStyle w:val="ExamNavIndex"/>
+        <w:bidi/>
+        <w:jc w:val="right"/>
+      </w:pPr>
+      <w:r>
+        <w:rPr>
+          <w:rFonts w:ascii="Arial" w:hAnsi="Arial" w:cs="Arial"/>
+          <w:b w:val="0"/>
+          <w:color w:val="000000"/>
+          <w:sz w:val="19"/>
+          <w:rtl/>
+          <w:szCs w:val="19"/>
+        </w:rPr>
+        <w:t xml:space="preserve">מיקוד שליטה </w:t>
+      </w:r>
+      <w:hyperlink w:anchor="ExamNavChapter5">
+        <w:fldSimple w:instr="PAGEREF ExamNavChapter5 \h">
+          <w:r>
+            <w:rPr>
+              <w:rFonts w:ascii="Arial" w:hAnsi="Arial" w:cs="Arial"/>
+              <w:b/>
+              <w:color w:val="000000"/>
+              <w:sz w:val="19"/>
+              <w:rtl w:val="0"/>
+              <w:szCs w:val="19"/>
+            </w:rPr>
+            <w:t>‎5‎</w:t>
+          </w:r>
+        </w:fldSimple>
+      </w:hyperlink>
+    </w:p>
+    <w:p>
+      <w:pPr>
+        <w:pStyle w:val="ExamNavIndex"/>
+        <w:bidi/>
+        <w:jc w:val="right"/>
+      </w:pPr>
+      <w:r>
+        <w:rPr>
+          <w:rFonts w:ascii="Arial" w:hAnsi="Arial" w:cs="Arial"/>
+          <w:b w:val="0"/>
+          <w:color w:val="000000"/>
+          <w:sz w:val="19"/>
+          <w:rtl/>
+          <w:szCs w:val="19"/>
+        </w:rPr>
+        <w:t xml:space="preserve">מישיגן </w:t>
       </w:r>
       <w:hyperlink w:anchor="ExamNavChapter6">
         <w:fldSimple w:instr="PAGEREF ExamNavChapter6 \h">
@@ -26732,7 +27353,535 @@
           <w:rtl/>
           <w:szCs w:val="19"/>
         </w:rPr>
-        <w:t xml:space="preserve">הגישה המצבית </w:t>
+        <w:t xml:space="preserve">מלכודות צמיחה </w:t>
+      </w:r>
+      <w:hyperlink w:anchor="ExamNavChapter3">
+        <w:fldSimple w:instr="PAGEREF ExamNavChapter3 \h">
+          <w:r>
+            <w:rPr>
+              <w:rFonts w:ascii="Arial" w:hAnsi="Arial" w:cs="Arial"/>
+              <w:b/>
+              <w:color w:val="000000"/>
+              <w:sz w:val="19"/>
+              <w:rtl w:val="0"/>
+              <w:szCs w:val="19"/>
+            </w:rPr>
+            <w:t>‎3‎</w:t>
+          </w:r>
+        </w:fldSimple>
+      </w:hyperlink>
+    </w:p>
+    <w:p>
+      <w:pPr>
+        <w:pStyle w:val="ExamNavIndex"/>
+        <w:bidi/>
+        <w:jc w:val="right"/>
+      </w:pPr>
+      <w:r>
+        <w:rPr>
+          <w:rFonts w:ascii="Arial" w:hAnsi="Arial" w:cs="Arial"/>
+          <w:b w:val="0"/>
+          <w:color w:val="000000"/>
+          <w:sz w:val="19"/>
+          <w:rtl/>
+          <w:szCs w:val="19"/>
+        </w:rPr>
+        <w:t xml:space="preserve">מנהיגות מעצבת ומתגמלת </w:t>
+      </w:r>
+      <w:hyperlink w:anchor="ExamNavChapter9">
+        <w:fldSimple w:instr="PAGEREF ExamNavChapter9 \h">
+          <w:r>
+            <w:rPr>
+              <w:rFonts w:ascii="Arial" w:hAnsi="Arial" w:cs="Arial"/>
+              <w:b/>
+              <w:color w:val="000000"/>
+              <w:sz w:val="19"/>
+              <w:rtl w:val="0"/>
+              <w:szCs w:val="19"/>
+            </w:rPr>
+            <w:t>‎9‎</w:t>
+          </w:r>
+        </w:fldSimple>
+      </w:hyperlink>
+    </w:p>
+    <w:p>
+      <w:pPr>
+        <w:pStyle w:val="ExamNavIndex"/>
+        <w:bidi/>
+        <w:jc w:val="right"/>
+      </w:pPr>
+      <w:r>
+        <w:rPr>
+          <w:rFonts w:ascii="Arial" w:hAnsi="Arial" w:cs="Arial"/>
+          <w:b w:val="0"/>
+          <w:color w:val="000000"/>
+          <w:sz w:val="19"/>
+          <w:rtl/>
+          <w:szCs w:val="19"/>
+        </w:rPr>
+        <w:t xml:space="preserve">מערכת פתוחה וסגורה </w:t>
+      </w:r>
+      <w:hyperlink w:anchor="ExamNavChapter2">
+        <w:fldSimple w:instr="PAGEREF ExamNavChapter2 \h">
+          <w:r>
+            <w:rPr>
+              <w:rFonts w:ascii="Arial" w:hAnsi="Arial" w:cs="Arial"/>
+              <w:b/>
+              <w:color w:val="000000"/>
+              <w:sz w:val="19"/>
+              <w:rtl w:val="0"/>
+              <w:szCs w:val="19"/>
+            </w:rPr>
+            <w:t>‎2‎</w:t>
+          </w:r>
+        </w:fldSimple>
+      </w:hyperlink>
+    </w:p>
+    <w:p>
+      <w:pPr>
+        <w:pStyle w:val="ExamNavIndex"/>
+        <w:bidi/>
+        <w:jc w:val="right"/>
+      </w:pPr>
+      <w:r>
+        <w:rPr>
+          <w:rFonts w:ascii="Arial" w:hAnsi="Arial" w:cs="Arial"/>
+          <w:b w:val="0"/>
+          <w:color w:val="000000"/>
+          <w:sz w:val="19"/>
+          <w:rtl/>
+          <w:szCs w:val="19"/>
+        </w:rPr>
+        <w:t xml:space="preserve">מצפוניות </w:t>
+      </w:r>
+      <w:hyperlink w:anchor="ExamNavChapter5">
+        <w:fldSimple w:instr="PAGEREF ExamNavChapter5 \h">
+          <w:r>
+            <w:rPr>
+              <w:rFonts w:ascii="Arial" w:hAnsi="Arial" w:cs="Arial"/>
+              <w:b/>
+              <w:color w:val="000000"/>
+              <w:sz w:val="19"/>
+              <w:rtl w:val="0"/>
+              <w:szCs w:val="19"/>
+            </w:rPr>
+            <w:t>‎5‎</w:t>
+          </w:r>
+        </w:fldSimple>
+      </w:hyperlink>
+    </w:p>
+    <w:p>
+      <w:pPr>
+        <w:pStyle w:val="ExamNavIndex"/>
+        <w:bidi/>
+        <w:jc w:val="right"/>
+      </w:pPr>
+      <w:r>
+        <w:rPr>
+          <w:rFonts w:ascii="Arial" w:hAnsi="Arial" w:cs="Arial"/>
+          <w:b w:val="0"/>
+          <w:color w:val="000000"/>
+          <w:sz w:val="19"/>
+          <w:rtl/>
+          <w:szCs w:val="19"/>
+        </w:rPr>
+        <w:t xml:space="preserve">מקגרגור </w:t>
+      </w:r>
+      <w:hyperlink w:anchor="ExamNavChapter2">
+        <w:fldSimple w:instr="PAGEREF ExamNavChapter2 \h">
+          <w:r>
+            <w:rPr>
+              <w:rFonts w:ascii="Arial" w:hAnsi="Arial" w:cs="Arial"/>
+              <w:b/>
+              <w:color w:val="000000"/>
+              <w:sz w:val="19"/>
+              <w:rtl w:val="0"/>
+              <w:szCs w:val="19"/>
+            </w:rPr>
+            <w:t>‎2‎</w:t>
+          </w:r>
+        </w:fldSimple>
+      </w:hyperlink>
+    </w:p>
+    <w:p>
+      <w:pPr>
+        <w:pStyle w:val="ExamNavIndex"/>
+        <w:bidi/>
+        <w:jc w:val="right"/>
+      </w:pPr>
+      <w:r>
+        <w:rPr>
+          <w:rFonts w:ascii="Arial" w:hAnsi="Arial" w:cs="Arial"/>
+          <w:b w:val="0"/>
+          <w:color w:val="000000"/>
+          <w:sz w:val="19"/>
+          <w:rtl/>
+          <w:szCs w:val="19"/>
+        </w:rPr>
+        <w:t xml:space="preserve">מקללנד </w:t>
+      </w:r>
+      <w:hyperlink w:anchor="ExamNavChapter5">
+        <w:fldSimple w:instr="PAGEREF ExamNavChapter5 \h">
+          <w:r>
+            <w:rPr>
+              <w:rFonts w:ascii="Arial" w:hAnsi="Arial" w:cs="Arial"/>
+              <w:b/>
+              <w:color w:val="000000"/>
+              <w:sz w:val="19"/>
+              <w:rtl w:val="0"/>
+              <w:szCs w:val="19"/>
+            </w:rPr>
+            <w:t>‎5‎</w:t>
+          </w:r>
+        </w:fldSimple>
+      </w:hyperlink>
+    </w:p>
+    <w:p>
+      <w:pPr>
+        <w:pStyle w:val="ExamNavIndex"/>
+        <w:bidi/>
+        <w:jc w:val="right"/>
+      </w:pPr>
+      <w:r>
+        <w:rPr>
+          <w:rFonts w:ascii="Arial" w:hAnsi="Arial" w:cs="Arial"/>
+          <w:b w:val="0"/>
+          <w:color w:val="000000"/>
+          <w:sz w:val="19"/>
+          <w:rtl/>
+          <w:szCs w:val="19"/>
+        </w:rPr>
+        <w:t xml:space="preserve">נוירוטיות </w:t>
+      </w:r>
+      <w:hyperlink w:anchor="ExamNavChapter5">
+        <w:fldSimple w:instr="PAGEREF ExamNavChapter5 \h">
+          <w:r>
+            <w:rPr>
+              <w:rFonts w:ascii="Arial" w:hAnsi="Arial" w:cs="Arial"/>
+              <w:b/>
+              <w:color w:val="000000"/>
+              <w:sz w:val="19"/>
+              <w:rtl w:val="0"/>
+              <w:szCs w:val="19"/>
+            </w:rPr>
+            <w:t>‎5‎</w:t>
+          </w:r>
+        </w:fldSimple>
+      </w:hyperlink>
+    </w:p>
+    <w:p>
+      <w:pPr>
+        <w:pStyle w:val="ExamNavIndex"/>
+        <w:bidi/>
+        <w:jc w:val="right"/>
+      </w:pPr>
+      <w:r>
+        <w:rPr>
+          <w:rFonts w:ascii="Arial" w:hAnsi="Arial" w:cs="Arial"/>
+          <w:b w:val="0"/>
+          <w:color w:val="000000"/>
+          <w:sz w:val="19"/>
+          <w:rtl/>
+          <w:szCs w:val="19"/>
+        </w:rPr>
+        <w:t xml:space="preserve">נורמות אדיג׳ס </w:t>
+      </w:r>
+      <w:hyperlink w:anchor="ExamNavChapter3">
+        <w:fldSimple w:instr="PAGEREF ExamNavChapter3 \h">
+          <w:r>
+            <w:rPr>
+              <w:rFonts w:ascii="Arial" w:hAnsi="Arial" w:cs="Arial"/>
+              <w:b/>
+              <w:color w:val="000000"/>
+              <w:sz w:val="19"/>
+              <w:rtl w:val="0"/>
+              <w:szCs w:val="19"/>
+            </w:rPr>
+            <w:t>‎3‎</w:t>
+          </w:r>
+        </w:fldSimple>
+      </w:hyperlink>
+    </w:p>
+    <w:p>
+      <w:pPr>
+        <w:pStyle w:val="ExamNavIndex"/>
+        <w:bidi/>
+        <w:jc w:val="right"/>
+      </w:pPr>
+      <w:r>
+        <w:rPr>
+          <w:rFonts w:ascii="Arial" w:hAnsi="Arial" w:cs="Arial"/>
+          <w:b w:val="0"/>
+          <w:color w:val="000000"/>
+          <w:sz w:val="19"/>
+          <w:rtl/>
+          <w:szCs w:val="19"/>
+        </w:rPr>
+        <w:t xml:space="preserve">ניהול מדעי </w:t>
+      </w:r>
+      <w:hyperlink w:anchor="ExamNavChapter1">
+        <w:fldSimple w:instr="PAGEREF ExamNavChapter1 \h">
+          <w:r>
+            <w:rPr>
+              <w:rFonts w:ascii="Arial" w:hAnsi="Arial" w:cs="Arial"/>
+              <w:b/>
+              <w:color w:val="000000"/>
+              <w:sz w:val="19"/>
+              <w:rtl w:val="0"/>
+              <w:szCs w:val="19"/>
+            </w:rPr>
+            <w:t>‎1‎</w:t>
+          </w:r>
+        </w:fldSimple>
+      </w:hyperlink>
+    </w:p>
+    <w:p>
+      <w:pPr>
+        <w:pStyle w:val="ExamNavIndex"/>
+        <w:bidi/>
+        <w:jc w:val="right"/>
+      </w:pPr>
+      <w:r>
+        <w:rPr>
+          <w:rFonts w:ascii="Arial" w:hAnsi="Arial" w:cs="Arial"/>
+          <w:b w:val="0"/>
+          <w:color w:val="000000"/>
+          <w:sz w:val="19"/>
+          <w:rtl/>
+          <w:szCs w:val="19"/>
+        </w:rPr>
+        <w:t xml:space="preserve">נעימות </w:t>
+      </w:r>
+      <w:hyperlink w:anchor="ExamNavChapter5">
+        <w:fldSimple w:instr="PAGEREF ExamNavChapter5 \h">
+          <w:r>
+            <w:rPr>
+              <w:rFonts w:ascii="Arial" w:hAnsi="Arial" w:cs="Arial"/>
+              <w:b/>
+              <w:color w:val="000000"/>
+              <w:sz w:val="19"/>
+              <w:rtl w:val="0"/>
+              <w:szCs w:val="19"/>
+            </w:rPr>
+            <w:t>‎5‎</w:t>
+          </w:r>
+        </w:fldSimple>
+      </w:hyperlink>
+    </w:p>
+    <w:p>
+      <w:pPr>
+        <w:pStyle w:val="ExamNavIndex"/>
+        <w:bidi/>
+        <w:jc w:val="right"/>
+      </w:pPr>
+      <w:r>
+        <w:rPr>
+          <w:rFonts w:ascii="Arial" w:hAnsi="Arial" w:cs="Arial"/>
+          <w:b w:val="0"/>
+          <w:color w:val="000000"/>
+          <w:sz w:val="19"/>
+          <w:rtl/>
+          <w:szCs w:val="19"/>
+        </w:rPr>
+        <w:t xml:space="preserve">סובלימציה </w:t>
+      </w:r>
+      <w:hyperlink w:anchor="ExamNavChapter5">
+        <w:fldSimple w:instr="PAGEREF ExamNavChapter5 \h">
+          <w:r>
+            <w:rPr>
+              <w:rFonts w:ascii="Arial" w:hAnsi="Arial" w:cs="Arial"/>
+              <w:b/>
+              <w:color w:val="000000"/>
+              <w:sz w:val="19"/>
+              <w:rtl w:val="0"/>
+              <w:szCs w:val="19"/>
+            </w:rPr>
+            <w:t>‎5‎</w:t>
+          </w:r>
+        </w:fldSimple>
+      </w:hyperlink>
+    </w:p>
+    <w:p>
+      <w:pPr>
+        <w:pStyle w:val="ExamNavIndex"/>
+        <w:bidi/>
+        <w:jc w:val="right"/>
+      </w:pPr>
+      <w:r>
+        <w:rPr>
+          <w:rFonts w:ascii="Arial" w:hAnsi="Arial" w:cs="Arial"/>
+          <w:b w:val="0"/>
+          <w:color w:val="000000"/>
+          <w:sz w:val="19"/>
+          <w:rtl/>
+          <w:szCs w:val="19"/>
+        </w:rPr>
+        <w:t xml:space="preserve">סוגי צוות </w:t>
+      </w:r>
+      <w:hyperlink w:anchor="ExamNavChapter10">
+        <w:fldSimple w:instr="PAGEREF ExamNavChapter10 \h">
+          <w:r>
+            <w:rPr>
+              <w:rFonts w:ascii="Arial" w:hAnsi="Arial" w:cs="Arial"/>
+              <w:b/>
+              <w:color w:val="000000"/>
+              <w:sz w:val="19"/>
+              <w:rtl w:val="0"/>
+              <w:szCs w:val="19"/>
+            </w:rPr>
+            <w:t>‎10‎</w:t>
+          </w:r>
+        </w:fldSimple>
+      </w:hyperlink>
+    </w:p>
+    <w:p>
+      <w:pPr>
+        <w:pStyle w:val="ExamNavIndex"/>
+        <w:bidi/>
+        <w:jc w:val="right"/>
+      </w:pPr>
+      <w:r>
+        <w:rPr>
+          <w:rFonts w:ascii="Arial" w:hAnsi="Arial" w:cs="Arial"/>
+          <w:b w:val="0"/>
+          <w:color w:val="000000"/>
+          <w:sz w:val="19"/>
+          <w:rtl/>
+          <w:szCs w:val="19"/>
+        </w:rPr>
+        <w:t xml:space="preserve">סינרגיה </w:t>
+      </w:r>
+      <w:hyperlink w:anchor="ExamNavChapter10">
+        <w:fldSimple w:instr="PAGEREF ExamNavChapter10 \h">
+          <w:r>
+            <w:rPr>
+              <w:rFonts w:ascii="Arial" w:hAnsi="Arial" w:cs="Arial"/>
+              <w:b/>
+              <w:color w:val="000000"/>
+              <w:sz w:val="19"/>
+              <w:rtl w:val="0"/>
+              <w:szCs w:val="19"/>
+            </w:rPr>
+            <w:t>‎10‎</w:t>
+          </w:r>
+        </w:fldSimple>
+      </w:hyperlink>
+    </w:p>
+    <w:p>
+      <w:pPr>
+        <w:pStyle w:val="ExamNavIndex"/>
+        <w:bidi/>
+        <w:jc w:val="right"/>
+      </w:pPr>
+      <w:r>
+        <w:rPr>
+          <w:rFonts w:ascii="Arial" w:hAnsi="Arial" w:cs="Arial"/>
+          <w:b w:val="0"/>
+          <w:color w:val="000000"/>
+          <w:sz w:val="19"/>
+          <w:rtl/>
+          <w:szCs w:val="19"/>
+        </w:rPr>
+        <w:t xml:space="preserve">סריג ניהולי </w:t>
+      </w:r>
+      <w:hyperlink w:anchor="ExamNavChapter6">
+        <w:fldSimple w:instr="PAGEREF ExamNavChapter6 \h">
+          <w:r>
+            <w:rPr>
+              <w:rFonts w:ascii="Arial" w:hAnsi="Arial" w:cs="Arial"/>
+              <w:b/>
+              <w:color w:val="000000"/>
+              <w:sz w:val="19"/>
+              <w:rtl w:val="0"/>
+              <w:szCs w:val="19"/>
+            </w:rPr>
+            <w:t>‎6‎</w:t>
+          </w:r>
+        </w:fldSimple>
+      </w:hyperlink>
+    </w:p>
+    <w:p>
+      <w:pPr>
+        <w:pStyle w:val="ExamNavIndex"/>
+        <w:bidi/>
+        <w:jc w:val="right"/>
+      </w:pPr>
+      <w:r>
+        <w:rPr>
+          <w:rFonts w:ascii="Arial" w:hAnsi="Arial" w:cs="Arial"/>
+          <w:b w:val="0"/>
+          <w:color w:val="000000"/>
+          <w:sz w:val="19"/>
+          <w:rtl/>
+          <w:szCs w:val="19"/>
+        </w:rPr>
+        <w:t xml:space="preserve">עיסקתית או עסקתית </w:t>
+      </w:r>
+      <w:hyperlink w:anchor="ExamNavChapter9">
+        <w:fldSimple w:instr="PAGEREF ExamNavChapter9 \h">
+          <w:r>
+            <w:rPr>
+              <w:rFonts w:ascii="Arial" w:hAnsi="Arial" w:cs="Arial"/>
+              <w:b/>
+              <w:color w:val="000000"/>
+              <w:sz w:val="19"/>
+              <w:rtl w:val="0"/>
+              <w:szCs w:val="19"/>
+            </w:rPr>
+            <w:t>‎9‎</w:t>
+          </w:r>
+        </w:fldSimple>
+      </w:hyperlink>
+    </w:p>
+    <w:p>
+      <w:pPr>
+        <w:pStyle w:val="ExamNavIndex"/>
+        <w:bidi/>
+        <w:jc w:val="right"/>
+      </w:pPr>
+      <w:r>
+        <w:rPr>
+          <w:rFonts w:ascii="Arial" w:hAnsi="Arial" w:cs="Arial"/>
+          <w:b w:val="0"/>
+          <w:color w:val="000000"/>
+          <w:sz w:val="19"/>
+          <w:rtl/>
+          <w:szCs w:val="19"/>
+        </w:rPr>
+        <w:t xml:space="preserve">פיגמליון </w:t>
+      </w:r>
+      <w:hyperlink w:anchor="ExamNavChapter9">
+        <w:fldSimple w:instr="PAGEREF ExamNavChapter9 \h">
+          <w:r>
+            <w:rPr>
+              <w:rFonts w:ascii="Arial" w:hAnsi="Arial" w:cs="Arial"/>
+              <w:b/>
+              <w:color w:val="000000"/>
+              <w:sz w:val="19"/>
+              <w:rtl w:val="0"/>
+              <w:szCs w:val="19"/>
+            </w:rPr>
+            <w:t>‎9‎</w:t>
+          </w:r>
+        </w:fldSimple>
+      </w:hyperlink>
+    </w:p>
+    <w:p>
+      <w:pPr>
+        <w:pStyle w:val="ExamNavIndex"/>
+        <w:bidi/>
+        <w:jc w:val="right"/>
+      </w:pPr>
+      <w:r>
+        <w:rPr>
+          <w:rFonts w:ascii="Arial" w:hAnsi="Arial" w:cs="Arial"/>
+          <w:b w:val="0"/>
+          <w:color w:val="000000"/>
+          <w:sz w:val="19"/>
+          <w:rtl/>
+          <w:szCs w:val="19"/>
+        </w:rPr>
+        <w:t xml:space="preserve">פידלר </w:t>
       </w:r>
       <w:hyperlink w:anchor="ExamNavChapter7">
         <w:fldSimple w:instr="PAGEREF ExamNavChapter7 \h">
@@ -26765,7 +27914,7 @@
           <w:rtl/>
           <w:szCs w:val="19"/>
         </w:rPr>
-        <w:t xml:space="preserve">הדרך הטובה ביותר </w:t>
+        <w:t xml:space="preserve">פיול </w:t>
       </w:r>
       <w:hyperlink w:anchor="ExamNavChapter1">
         <w:fldSimple w:instr="PAGEREF ExamNavChapter1 \h">
@@ -26798,7 +27947,7 @@
           <w:rtl/>
           <w:szCs w:val="19"/>
         </w:rPr>
-        <w:t xml:space="preserve">הינדוס מחדש </w:t>
+        <w:t xml:space="preserve">פרוגנוזה </w:t>
       </w:r>
       <w:hyperlink w:anchor="ExamNavChapter2">
         <w:fldSimple w:instr="PAGEREF ExamNavChapter2 \h">
@@ -26831,73 +27980,7 @@
           <w:rtl/>
           <w:szCs w:val="19"/>
         </w:rPr>
-        <w:t xml:space="preserve">העיקרון הפיטרי </w:t>
-      </w:r>
-      <w:hyperlink w:anchor="ExamNavChapter3">
-        <w:fldSimple w:instr="PAGEREF ExamNavChapter3 \h">
-          <w:r>
-            <w:rPr>
-              <w:rFonts w:ascii="Arial" w:hAnsi="Arial" w:cs="Arial"/>
-              <w:b/>
-              <w:color w:val="000000"/>
-              <w:sz w:val="19"/>
-              <w:rtl w:val="0"/>
-              <w:szCs w:val="19"/>
-            </w:rPr>
-            <w:t>‎3‎</w:t>
-          </w:r>
-        </w:fldSimple>
-      </w:hyperlink>
-    </w:p>
-    <w:p>
-      <w:pPr>
-        <w:pStyle w:val="ExamNavIndex"/>
-        <w:bidi/>
-        <w:jc w:val="right"/>
-      </w:pPr>
-      <w:r>
-        <w:rPr>
-          <w:rFonts w:ascii="Arial" w:hAnsi="Arial" w:cs="Arial"/>
-          <w:b w:val="0"/>
-          <w:color w:val="000000"/>
-          <w:sz w:val="19"/>
-          <w:rtl/>
-          <w:szCs w:val="19"/>
-        </w:rPr>
-        <w:t xml:space="preserve">הרסי ובלנשארד </w:t>
-      </w:r>
-      <w:hyperlink w:anchor="ExamNavChapter8">
-        <w:fldSimple w:instr="PAGEREF ExamNavChapter8 \h">
-          <w:r>
-            <w:rPr>
-              <w:rFonts w:ascii="Arial" w:hAnsi="Arial" w:cs="Arial"/>
-              <w:b/>
-              <w:color w:val="000000"/>
-              <w:sz w:val="19"/>
-              <w:rtl w:val="0"/>
-              <w:szCs w:val="19"/>
-            </w:rPr>
-            <w:t>‎8‎</w:t>
-          </w:r>
-        </w:fldSimple>
-      </w:hyperlink>
-    </w:p>
-    <w:p>
-      <w:pPr>
-        <w:pStyle w:val="ExamNavIndex"/>
-        <w:bidi/>
-        <w:jc w:val="right"/>
-      </w:pPr>
-      <w:r>
-        <w:rPr>
-          <w:rFonts w:ascii="Arial" w:hAnsi="Arial" w:cs="Arial"/>
-          <w:b w:val="0"/>
-          <w:color w:val="000000"/>
-          <w:sz w:val="19"/>
-          <w:rtl/>
-          <w:szCs w:val="19"/>
-        </w:rPr>
-        <w:t xml:space="preserve">השלכתי </w:t>
+        <w:t xml:space="preserve">פריטים הפוכים </w:t>
       </w:r>
       <w:hyperlink w:anchor="ExamNavChapter5">
         <w:fldSimple w:instr="PAGEREF ExamNavChapter5 \h">
@@ -26930,7 +28013,40 @@
           <w:rtl/>
           <w:szCs w:val="19"/>
         </w:rPr>
-        <w:t xml:space="preserve">השלמת משפטים </w:t>
+        <w:t xml:space="preserve">פרנץ ורייבן </w:t>
+      </w:r>
+      <w:hyperlink w:anchor="ExamNavChapter4">
+        <w:fldSimple w:instr="PAGEREF ExamNavChapter4 \h">
+          <w:r>
+            <w:rPr>
+              <w:rFonts w:ascii="Arial" w:hAnsi="Arial" w:cs="Arial"/>
+              <w:b/>
+              <w:color w:val="000000"/>
+              <w:sz w:val="19"/>
+              <w:rtl w:val="0"/>
+              <w:szCs w:val="19"/>
+            </w:rPr>
+            <w:t>‎4‎</w:t>
+          </w:r>
+        </w:fldSimple>
+      </w:hyperlink>
+    </w:p>
+    <w:p>
+      <w:pPr>
+        <w:pStyle w:val="ExamNavIndex"/>
+        <w:bidi/>
+        <w:jc w:val="right"/>
+      </w:pPr>
+      <w:r>
+        <w:rPr>
+          <w:rFonts w:ascii="Arial" w:hAnsi="Arial" w:cs="Arial"/>
+          <w:b w:val="0"/>
+          <w:color w:val="000000"/>
+          <w:sz w:val="19"/>
+          <w:rtl/>
+          <w:szCs w:val="19"/>
+        </w:rPr>
+        <w:t xml:space="preserve">פתיחות </w:t>
       </w:r>
       <w:hyperlink w:anchor="ExamNavChapter5">
         <w:fldSimple w:instr="PAGEREF ExamNavChapter5 \h">
@@ -26963,7 +28079,139 @@
           <w:rtl/>
           <w:szCs w:val="19"/>
         </w:rPr>
-        <w:t xml:space="preserve">השפעה </w:t>
+        <w:t xml:space="preserve">צוקרמן </w:t>
+      </w:r>
+      <w:hyperlink w:anchor="ExamNavChapter5">
+        <w:fldSimple w:instr="PAGEREF ExamNavChapter5 \h">
+          <w:r>
+            <w:rPr>
+              <w:rFonts w:ascii="Arial" w:hAnsi="Arial" w:cs="Arial"/>
+              <w:b/>
+              <w:color w:val="000000"/>
+              <w:sz w:val="19"/>
+              <w:rtl w:val="0"/>
+              <w:szCs w:val="19"/>
+            </w:rPr>
+            <w:t>‎5‎</w:t>
+          </w:r>
+        </w:fldSimple>
+      </w:hyperlink>
+    </w:p>
+    <w:p>
+      <w:pPr>
+        <w:pStyle w:val="ExamNavIndex"/>
+        <w:bidi/>
+        <w:jc w:val="right"/>
+      </w:pPr>
+      <w:r>
+        <w:rPr>
+          <w:rFonts w:ascii="Arial" w:hAnsi="Arial" w:cs="Arial"/>
+          <w:b w:val="0"/>
+          <w:color w:val="000000"/>
+          <w:sz w:val="19"/>
+          <w:rtl/>
+          <w:szCs w:val="19"/>
+        </w:rPr>
+        <w:t xml:space="preserve">ציור איש </w:t>
+      </w:r>
+      <w:hyperlink w:anchor="ExamNavChapter5">
+        <w:fldSimple w:instr="PAGEREF ExamNavChapter5 \h">
+          <w:r>
+            <w:rPr>
+              <w:rFonts w:ascii="Arial" w:hAnsi="Arial" w:cs="Arial"/>
+              <w:b/>
+              <w:color w:val="000000"/>
+              <w:sz w:val="19"/>
+              <w:rtl w:val="0"/>
+              <w:szCs w:val="19"/>
+            </w:rPr>
+            <w:t>‎5‎</w:t>
+          </w:r>
+        </w:fldSimple>
+      </w:hyperlink>
+    </w:p>
+    <w:p>
+      <w:pPr>
+        <w:pStyle w:val="ExamNavIndex"/>
+        <w:bidi/>
+        <w:jc w:val="right"/>
+      </w:pPr>
+      <w:r>
+        <w:rPr>
+          <w:rFonts w:ascii="Arial" w:hAnsi="Arial" w:cs="Arial"/>
+          <w:b w:val="0"/>
+          <w:color w:val="000000"/>
+          <w:sz w:val="19"/>
+          <w:rtl/>
+          <w:szCs w:val="19"/>
+        </w:rPr>
+        <w:t xml:space="preserve">קבוצה וצוות </w:t>
+      </w:r>
+      <w:hyperlink w:anchor="ExamNavChapter10">
+        <w:fldSimple w:instr="PAGEREF ExamNavChapter10 \h">
+          <w:r>
+            <w:rPr>
+              <w:rFonts w:ascii="Arial" w:hAnsi="Arial" w:cs="Arial"/>
+              <w:b/>
+              <w:color w:val="000000"/>
+              <w:sz w:val="19"/>
+              <w:rtl w:val="0"/>
+              <w:szCs w:val="19"/>
+            </w:rPr>
+            <w:t>‎10‎</w:t>
+          </w:r>
+        </w:fldSimple>
+      </w:hyperlink>
+    </w:p>
+    <w:p>
+      <w:pPr>
+        <w:pStyle w:val="ExamNavIndex"/>
+        <w:bidi/>
+        <w:jc w:val="right"/>
+      </w:pPr>
+      <w:r>
+        <w:rPr>
+          <w:rFonts w:ascii="Arial" w:hAnsi="Arial" w:cs="Arial"/>
+          <w:b w:val="0"/>
+          <w:color w:val="000000"/>
+          <w:sz w:val="19"/>
+          <w:rtl/>
+          <w:szCs w:val="19"/>
+        </w:rPr>
+        <w:t xml:space="preserve">קונפליקטים </w:t>
+      </w:r>
+      <w:hyperlink w:anchor="ExamNavChapter6">
+        <w:fldSimple w:instr="PAGEREF ExamNavChapter6 \h">
+          <w:r>
+            <w:rPr>
+              <w:rFonts w:ascii="Arial" w:hAnsi="Arial" w:cs="Arial"/>
+              <w:b/>
+              <w:color w:val="000000"/>
+              <w:sz w:val="19"/>
+              <w:rtl w:val="0"/>
+              <w:szCs w:val="19"/>
+            </w:rPr>
+            <w:t>‎6‎</w:t>
+          </w:r>
+        </w:fldSimple>
+      </w:hyperlink>
+    </w:p>
+    <w:p>
+      <w:pPr>
+        <w:pStyle w:val="ExamNavIndex"/>
+        <w:bidi/>
+        <w:jc w:val="right"/>
+      </w:pPr>
+      <w:r>
+        <w:rPr>
+          <w:rFonts w:ascii="Arial" w:hAnsi="Arial" w:cs="Arial"/>
+          <w:b w:val="0"/>
+          <w:color w:val="000000"/>
+          <w:sz w:val="19"/>
+          <w:rtl/>
+          <w:szCs w:val="19"/>
+        </w:rPr>
+        <w:t xml:space="preserve">קיפניס ושמידט </w:t>
       </w:r>
       <w:hyperlink w:anchor="ExamNavChapter4">
         <w:fldSimple w:instr="PAGEREF ExamNavChapter4 \h">
@@ -26996,40 +28244,7 @@
           <w:rtl/>
           <w:szCs w:val="19"/>
         </w:rPr>
-        <w:t xml:space="preserve">השראה </w:t>
-      </w:r>
-      <w:hyperlink w:anchor="ExamNavChapter9">
-        <w:fldSimple w:instr="PAGEREF ExamNavChapter9 \h">
-          <w:r>
-            <w:rPr>
-              <w:rFonts w:ascii="Arial" w:hAnsi="Arial" w:cs="Arial"/>
-              <w:b/>
-              <w:color w:val="000000"/>
-              <w:sz w:val="19"/>
-              <w:rtl w:val="0"/>
-              <w:szCs w:val="19"/>
-            </w:rPr>
-            <w:t>‎9‎</w:t>
-          </w:r>
-        </w:fldSimple>
-      </w:hyperlink>
-    </w:p>
-    <w:p>
-      <w:pPr>
-        <w:pStyle w:val="ExamNavIndex"/>
-        <w:bidi/>
-        <w:jc w:val="right"/>
-      </w:pPr>
-      <w:r>
-        <w:rPr>
-          <w:rFonts w:ascii="Arial" w:hAnsi="Arial" w:cs="Arial"/>
-          <w:b w:val="0"/>
-          <w:color w:val="000000"/>
-          <w:sz w:val="19"/>
-          <w:rtl/>
-          <w:szCs w:val="19"/>
-        </w:rPr>
-        <w:t xml:space="preserve">התבגרות </w:t>
+        <w:t xml:space="preserve">רגוע </w:t>
       </w:r>
       <w:hyperlink w:anchor="ExamNavChapter3">
         <w:fldSimple w:instr="PAGEREF ExamNavChapter3 \h">
@@ -27043,1920 +28258,6 @@
               <w:szCs w:val="19"/>
             </w:rPr>
             <w:t>‎3‎</w:t>
-          </w:r>
-        </w:fldSimple>
-      </w:hyperlink>
-    </w:p>
-    <w:p>
-      <w:pPr>
-        <w:pStyle w:val="ExamNavIndex"/>
-        <w:bidi/>
-        <w:jc w:val="right"/>
-      </w:pPr>
-      <w:r>
-        <w:rPr>
-          <w:rFonts w:ascii="Arial" w:hAnsi="Arial" w:cs="Arial"/>
-          <w:b w:val="0"/>
-          <w:color w:val="000000"/>
-          <w:sz w:val="19"/>
-          <w:rtl/>
-          <w:szCs w:val="19"/>
-        </w:rPr>
-        <w:t xml:space="preserve">התייחסות פרטנית </w:t>
-      </w:r>
-      <w:hyperlink w:anchor="ExamNavChapter9">
-        <w:fldSimple w:instr="PAGEREF ExamNavChapter9 \h">
-          <w:r>
-            <w:rPr>
-              <w:rFonts w:ascii="Arial" w:hAnsi="Arial" w:cs="Arial"/>
-              <w:b/>
-              <w:color w:val="000000"/>
-              <w:sz w:val="19"/>
-              <w:rtl w:val="0"/>
-              <w:szCs w:val="19"/>
-            </w:rPr>
-            <w:t>‎9‎</w:t>
-          </w:r>
-        </w:fldSimple>
-      </w:hyperlink>
-    </w:p>
-    <w:p>
-      <w:pPr>
-        <w:pStyle w:val="ExamNavIndex"/>
-        <w:bidi/>
-        <w:jc w:val="right"/>
-      </w:pPr>
-      <w:r>
-        <w:rPr>
-          <w:rFonts w:ascii="Arial" w:hAnsi="Arial" w:cs="Arial"/>
-          <w:b w:val="0"/>
-          <w:color w:val="000000"/>
-          <w:sz w:val="19"/>
-          <w:rtl/>
-          <w:szCs w:val="19"/>
-        </w:rPr>
-        <w:t xml:space="preserve">התנהגות ארגונית </w:t>
-      </w:r>
-      <w:hyperlink w:anchor="ExamNavChapter1">
-        <w:fldSimple w:instr="PAGEREF ExamNavChapter1 \h">
-          <w:r>
-            <w:rPr>
-              <w:rFonts w:ascii="Arial" w:hAnsi="Arial" w:cs="Arial"/>
-              <w:b/>
-              <w:color w:val="000000"/>
-              <w:sz w:val="19"/>
-              <w:rtl w:val="0"/>
-              <w:szCs w:val="19"/>
-            </w:rPr>
-            <w:t>‎1‎</w:t>
-          </w:r>
-        </w:fldSimple>
-      </w:hyperlink>
-    </w:p>
-    <w:p>
-      <w:pPr>
-        <w:pStyle w:val="ExamNavIndex"/>
-        <w:bidi/>
-        <w:jc w:val="right"/>
-      </w:pPr>
-      <w:r>
-        <w:rPr>
-          <w:rFonts w:ascii="Arial" w:hAnsi="Arial" w:cs="Arial"/>
-          <w:b w:val="0"/>
-          <w:color w:val="000000"/>
-          <w:sz w:val="19"/>
-          <w:rtl/>
-          <w:szCs w:val="19"/>
-        </w:rPr>
-        <w:t xml:space="preserve">וובר או ובר </w:t>
-      </w:r>
-      <w:hyperlink w:anchor="ExamNavChapter1">
-        <w:fldSimple w:instr="PAGEREF ExamNavChapter1 \h">
-          <w:r>
-            <w:rPr>
-              <w:rFonts w:ascii="Arial" w:hAnsi="Arial" w:cs="Arial"/>
-              <w:b/>
-              <w:color w:val="000000"/>
-              <w:sz w:val="19"/>
-              <w:rtl w:val="0"/>
-              <w:szCs w:val="19"/>
-            </w:rPr>
-            <w:t>‎1‎</w:t>
-          </w:r>
-        </w:fldSimple>
-      </w:hyperlink>
-    </w:p>
-    <w:p>
-      <w:pPr>
-        <w:pStyle w:val="ExamNavIndex"/>
-        <w:bidi/>
-        <w:jc w:val="right"/>
-      </w:pPr>
-      <w:r>
-        <w:rPr>
-          <w:rFonts w:ascii="Arial" w:hAnsi="Arial" w:cs="Arial"/>
-          <w:b w:val="0"/>
-          <w:color w:val="000000"/>
-          <w:sz w:val="19"/>
-          <w:rtl/>
-          <w:szCs w:val="19"/>
-        </w:rPr>
-        <w:t xml:space="preserve">זוקרמן </w:t>
-      </w:r>
-      <w:hyperlink w:anchor="ExamNavChapter5">
-        <w:fldSimple w:instr="PAGEREF ExamNavChapter5 \h">
-          <w:r>
-            <w:rPr>
-              <w:rFonts w:ascii="Arial" w:hAnsi="Arial" w:cs="Arial"/>
-              <w:b/>
-              <w:color w:val="000000"/>
-              <w:sz w:val="19"/>
-              <w:rtl w:val="0"/>
-              <w:szCs w:val="19"/>
-            </w:rPr>
-            <w:t>‎5‎</w:t>
-          </w:r>
-        </w:fldSimple>
-      </w:hyperlink>
-    </w:p>
-    <w:p>
-      <w:pPr>
-        <w:pStyle w:val="ExamNavIndex"/>
-        <w:bidi/>
-        <w:jc w:val="right"/>
-      </w:pPr>
-      <w:r>
-        <w:rPr>
-          <w:rFonts w:ascii="Arial" w:hAnsi="Arial" w:cs="Arial"/>
-          <w:b w:val="0"/>
-          <w:color w:val="000000"/>
-          <w:sz w:val="19"/>
-          <w:rtl/>
-          <w:szCs w:val="19"/>
-        </w:rPr>
-        <w:t xml:space="preserve">זינוק </w:t>
-      </w:r>
-      <w:hyperlink w:anchor="ExamNavChapter3">
-        <w:fldSimple w:instr="PAGEREF ExamNavChapter3 \h">
-          <w:r>
-            <w:rPr>
-              <w:rFonts w:ascii="Arial" w:hAnsi="Arial" w:cs="Arial"/>
-              <w:b/>
-              <w:color w:val="000000"/>
-              <w:sz w:val="19"/>
-              <w:rtl w:val="0"/>
-              <w:szCs w:val="19"/>
-            </w:rPr>
-            <w:t>‎3‎</w:t>
-          </w:r>
-        </w:fldSimple>
-      </w:hyperlink>
-    </w:p>
-    <w:p>
-      <w:pPr>
-        <w:pStyle w:val="ExamNavIndex"/>
-        <w:bidi/>
-        <w:jc w:val="right"/>
-      </w:pPr>
-      <w:r>
-        <w:rPr>
-          <w:rFonts w:ascii="Arial" w:hAnsi="Arial" w:cs="Arial"/>
-          <w:b w:val="0"/>
-          <w:color w:val="000000"/>
-          <w:sz w:val="19"/>
-          <w:rtl/>
-          <w:szCs w:val="19"/>
-        </w:rPr>
-        <w:t xml:space="preserve">חיזור </w:t>
-      </w:r>
-      <w:hyperlink w:anchor="ExamNavChapter3">
-        <w:fldSimple w:instr="PAGEREF ExamNavChapter3 \h">
-          <w:r>
-            <w:rPr>
-              <w:rFonts w:ascii="Arial" w:hAnsi="Arial" w:cs="Arial"/>
-              <w:b/>
-              <w:color w:val="000000"/>
-              <w:sz w:val="19"/>
-              <w:rtl w:val="0"/>
-              <w:szCs w:val="19"/>
-            </w:rPr>
-            <w:t>‎3‎</w:t>
-          </w:r>
-        </w:fldSimple>
-      </w:hyperlink>
-    </w:p>
-    <w:p>
-      <w:pPr>
-        <w:pStyle w:val="ExamNavIndex"/>
-        <w:bidi/>
-        <w:jc w:val="right"/>
-      </w:pPr>
-      <w:r>
-        <w:rPr>
-          <w:rFonts w:ascii="Arial" w:hAnsi="Arial" w:cs="Arial"/>
-          <w:b w:val="0"/>
-          <w:color w:val="000000"/>
-          <w:sz w:val="19"/>
-          <w:rtl/>
-          <w:szCs w:val="19"/>
-        </w:rPr>
-        <w:t xml:space="preserve">חמשת הגורמים </w:t>
-      </w:r>
-      <w:hyperlink w:anchor="ExamNavChapter5">
-        <w:fldSimple w:instr="PAGEREF ExamNavChapter5 \h">
-          <w:r>
-            <w:rPr>
-              <w:rFonts w:ascii="Arial" w:hAnsi="Arial" w:cs="Arial"/>
-              <w:b/>
-              <w:color w:val="000000"/>
-              <w:sz w:val="19"/>
-              <w:rtl w:val="0"/>
-              <w:szCs w:val="19"/>
-            </w:rPr>
-            <w:t>‎5‎</w:t>
-          </w:r>
-        </w:fldSimple>
-      </w:hyperlink>
-    </w:p>
-    <w:p>
-      <w:pPr>
-        <w:pStyle w:val="ExamNavIndex"/>
-        <w:bidi/>
-        <w:jc w:val="right"/>
-      </w:pPr>
-      <w:r>
-        <w:rPr>
-          <w:rFonts w:ascii="Arial" w:hAnsi="Arial" w:cs="Arial"/>
-          <w:b w:val="0"/>
-          <w:color w:val="000000"/>
-          <w:sz w:val="19"/>
-          <w:rtl/>
-          <w:szCs w:val="19"/>
-        </w:rPr>
-        <w:t xml:space="preserve">חריגים אקטיבי ופסיבי </w:t>
-      </w:r>
-      <w:hyperlink w:anchor="ExamNavChapter9">
-        <w:fldSimple w:instr="PAGEREF ExamNavChapter9 \h">
-          <w:r>
-            <w:rPr>
-              <w:rFonts w:ascii="Arial" w:hAnsi="Arial" w:cs="Arial"/>
-              <w:b/>
-              <w:color w:val="000000"/>
-              <w:sz w:val="19"/>
-              <w:rtl w:val="0"/>
-              <w:szCs w:val="19"/>
-            </w:rPr>
-            <w:t>‎9‎</w:t>
-          </w:r>
-        </w:fldSimple>
-      </w:hyperlink>
-    </w:p>
-    <w:p>
-      <w:pPr>
-        <w:pStyle w:val="ExamNavIndex"/>
-        <w:bidi/>
-        <w:jc w:val="right"/>
-      </w:pPr>
-      <w:r>
-        <w:rPr>
-          <w:rFonts w:ascii="Arial" w:hAnsi="Arial" w:cs="Arial"/>
-          <w:b w:val="0"/>
-          <w:color w:val="000000"/>
-          <w:sz w:val="19"/>
-          <w:rtl/>
-          <w:szCs w:val="19"/>
-        </w:rPr>
-        <w:t xml:space="preserve">חשיבת יחד </w:t>
-      </w:r>
-      <w:hyperlink w:anchor="ExamNavChapter10">
-        <w:fldSimple w:instr="PAGEREF ExamNavChapter10 \h">
-          <w:r>
-            <w:rPr>
-              <w:rFonts w:ascii="Arial" w:hAnsi="Arial" w:cs="Arial"/>
-              <w:b/>
-              <w:color w:val="000000"/>
-              <w:sz w:val="19"/>
-              <w:rtl w:val="0"/>
-              <w:szCs w:val="19"/>
-            </w:rPr>
-            <w:t>‎10‎</w:t>
-          </w:r>
-        </w:fldSimple>
-      </w:hyperlink>
-    </w:p>
-    <w:p>
-      <w:pPr>
-        <w:pStyle w:val="ExamNavIndex"/>
-        <w:bidi/>
-        <w:jc w:val="right"/>
-      </w:pPr>
-      <w:r>
-        <w:rPr>
-          <w:rFonts w:ascii="Arial" w:hAnsi="Arial" w:cs="Arial"/>
-          <w:b w:val="0"/>
-          <w:color w:val="000000"/>
-          <w:sz w:val="19"/>
-          <w:rtl/>
-          <w:szCs w:val="19"/>
-        </w:rPr>
-        <w:t xml:space="preserve">טאקמן </w:t>
-      </w:r>
-      <w:hyperlink w:anchor="ExamNavChapter10">
-        <w:fldSimple w:instr="PAGEREF ExamNavChapter10 \h">
-          <w:r>
-            <w:rPr>
-              <w:rFonts w:ascii="Arial" w:hAnsi="Arial" w:cs="Arial"/>
-              <w:b/>
-              <w:color w:val="000000"/>
-              <w:sz w:val="19"/>
-              <w:rtl w:val="0"/>
-              <w:szCs w:val="19"/>
-            </w:rPr>
-            <w:t>‎10‎</w:t>
-          </w:r>
-        </w:fldSimple>
-      </w:hyperlink>
-    </w:p>
-    <w:p>
-      <w:pPr>
-        <w:pStyle w:val="ExamNavIndex"/>
-        <w:bidi/>
-        <w:jc w:val="right"/>
-      </w:pPr>
-      <w:r>
-        <w:rPr>
-          <w:rFonts w:ascii="Arial" w:hAnsi="Arial" w:cs="Arial"/>
-          <w:b w:val="0"/>
-          <w:color w:val="000000"/>
-          <w:sz w:val="19"/>
-          <w:rtl/>
-          <w:szCs w:val="19"/>
-        </w:rPr>
-        <w:t xml:space="preserve">טווח מלא </w:t>
-      </w:r>
-      <w:hyperlink w:anchor="ExamNavChapter9">
-        <w:fldSimple w:instr="PAGEREF ExamNavChapter9 \h">
-          <w:r>
-            <w:rPr>
-              <w:rFonts w:ascii="Arial" w:hAnsi="Arial" w:cs="Arial"/>
-              <w:b/>
-              <w:color w:val="000000"/>
-              <w:sz w:val="19"/>
-              <w:rtl w:val="0"/>
-              <w:szCs w:val="19"/>
-            </w:rPr>
-            <w:t>‎9‎</w:t>
-          </w:r>
-        </w:fldSimple>
-      </w:hyperlink>
-    </w:p>
-    <w:p>
-      <w:pPr>
-        <w:pStyle w:val="ExamNavIndex"/>
-        <w:bidi/>
-        <w:jc w:val="right"/>
-      </w:pPr>
-      <w:r>
-        <w:rPr>
-          <w:rFonts w:ascii="Arial" w:hAnsi="Arial" w:cs="Arial"/>
-          <w:b w:val="0"/>
-          <w:color w:val="000000"/>
-          <w:sz w:val="19"/>
-          <w:rtl/>
-          <w:szCs w:val="19"/>
-        </w:rPr>
-        <w:t xml:space="preserve">טיילור </w:t>
-      </w:r>
-      <w:hyperlink w:anchor="ExamNavChapter1">
-        <w:fldSimple w:instr="PAGEREF ExamNavChapter1 \h">
-          <w:r>
-            <w:rPr>
-              <w:rFonts w:ascii="Arial" w:hAnsi="Arial" w:cs="Arial"/>
-              <w:b/>
-              <w:color w:val="000000"/>
-              <w:sz w:val="19"/>
-              <w:rtl w:val="0"/>
-              <w:szCs w:val="19"/>
-            </w:rPr>
-            <w:t>‎1‎</w:t>
-          </w:r>
-        </w:fldSimple>
-      </w:hyperlink>
-    </w:p>
-    <w:p>
-      <w:pPr>
-        <w:pStyle w:val="ExamNavIndex"/>
-        <w:bidi/>
-        <w:jc w:val="right"/>
-      </w:pPr>
-      <w:r>
-        <w:rPr>
-          <w:rFonts w:ascii="Arial" w:hAnsi="Arial" w:cs="Arial"/>
-          <w:b w:val="0"/>
-          <w:color w:val="000000"/>
-          <w:sz w:val="19"/>
-          <w:rtl/>
-          <w:szCs w:val="19"/>
-        </w:rPr>
-        <w:t xml:space="preserve">טפלוני או אנמי </w:t>
-      </w:r>
-      <w:hyperlink w:anchor="ExamNavChapter6">
-        <w:fldSimple w:instr="PAGEREF ExamNavChapter6 \h">
-          <w:r>
-            <w:rPr>
-              <w:rFonts w:ascii="Arial" w:hAnsi="Arial" w:cs="Arial"/>
-              <w:b/>
-              <w:color w:val="000000"/>
-              <w:sz w:val="19"/>
-              <w:rtl w:val="0"/>
-              <w:szCs w:val="19"/>
-            </w:rPr>
-            <w:t>‎6‎</w:t>
-          </w:r>
-        </w:fldSimple>
-      </w:hyperlink>
-    </w:p>
-    <w:p>
-      <w:pPr>
-        <w:pStyle w:val="ExamNavIndex"/>
-        <w:bidi/>
-        <w:jc w:val="right"/>
-      </w:pPr>
-      <w:r>
-        <w:rPr>
-          <w:rFonts w:ascii="Arial" w:hAnsi="Arial" w:cs="Arial"/>
-          <w:b w:val="0"/>
-          <w:color w:val="000000"/>
-          <w:sz w:val="19"/>
-          <w:rtl/>
-          <w:szCs w:val="19"/>
-        </w:rPr>
-        <w:t xml:space="preserve">טקטיקות השפעה </w:t>
-      </w:r>
-      <w:hyperlink w:anchor="ExamNavChapter4">
-        <w:fldSimple w:instr="PAGEREF ExamNavChapter4 \h">
-          <w:r>
-            <w:rPr>
-              <w:rFonts w:ascii="Arial" w:hAnsi="Arial" w:cs="Arial"/>
-              <w:b/>
-              <w:color w:val="000000"/>
-              <w:sz w:val="19"/>
-              <w:rtl w:val="0"/>
-              <w:szCs w:val="19"/>
-            </w:rPr>
-            <w:t>‎4‎</w:t>
-          </w:r>
-        </w:fldSimple>
-      </w:hyperlink>
-    </w:p>
-    <w:p>
-      <w:pPr>
-        <w:pStyle w:val="ExamNavIndex"/>
-        <w:bidi/>
-        <w:jc w:val="right"/>
-      </w:pPr>
-      <w:r>
-        <w:rPr>
-          <w:rFonts w:ascii="Arial" w:hAnsi="Arial" w:cs="Arial"/>
-          <w:b w:val="0"/>
-          <w:color w:val="000000"/>
-          <w:sz w:val="19"/>
-          <w:rtl/>
-          <w:szCs w:val="19"/>
-        </w:rPr>
-        <w:t xml:space="preserve">יחסי אנוש </w:t>
-      </w:r>
-      <w:hyperlink w:anchor="ExamNavChapter2">
-        <w:fldSimple w:instr="PAGEREF ExamNavChapter2 \h">
-          <w:r>
-            <w:rPr>
-              <w:rFonts w:ascii="Arial" w:hAnsi="Arial" w:cs="Arial"/>
-              <w:b/>
-              <w:color w:val="000000"/>
-              <w:sz w:val="19"/>
-              <w:rtl w:val="0"/>
-              <w:szCs w:val="19"/>
-            </w:rPr>
-            <w:t>‎2‎</w:t>
-          </w:r>
-        </w:fldSimple>
-      </w:hyperlink>
-    </w:p>
-    <w:p>
-      <w:pPr>
-        <w:pStyle w:val="ExamNavIndex"/>
-        <w:bidi/>
-        <w:jc w:val="right"/>
-      </w:pPr>
-      <w:r>
-        <w:rPr>
-          <w:rFonts w:ascii="Arial" w:hAnsi="Arial" w:cs="Arial"/>
-          <w:b w:val="0"/>
-          <w:color w:val="000000"/>
-          <w:sz w:val="19"/>
-          <w:rtl/>
-          <w:szCs w:val="19"/>
-        </w:rPr>
-        <w:t xml:space="preserve">ינקות </w:t>
-      </w:r>
-      <w:hyperlink w:anchor="ExamNavChapter3">
-        <w:fldSimple w:instr="PAGEREF ExamNavChapter3 \h">
-          <w:r>
-            <w:rPr>
-              <w:rFonts w:ascii="Arial" w:hAnsi="Arial" w:cs="Arial"/>
-              <w:b/>
-              <w:color w:val="000000"/>
-              <w:sz w:val="19"/>
-              <w:rtl w:val="0"/>
-              <w:szCs w:val="19"/>
-            </w:rPr>
-            <w:t>‎3‎</w:t>
-          </w:r>
-        </w:fldSimple>
-      </w:hyperlink>
-    </w:p>
-    <w:p>
-      <w:pPr>
-        <w:pStyle w:val="ExamNavIndex"/>
-        <w:bidi/>
-        <w:jc w:val="right"/>
-      </w:pPr>
-      <w:r>
-        <w:rPr>
-          <w:rFonts w:ascii="Arial" w:hAnsi="Arial" w:cs="Arial"/>
-          <w:b w:val="0"/>
-          <w:color w:val="000000"/>
-          <w:sz w:val="19"/>
-          <w:rtl/>
-          <w:szCs w:val="19"/>
-        </w:rPr>
-        <w:t xml:space="preserve">יעילות </w:t>
-      </w:r>
-      <w:hyperlink w:anchor="ExamNavChapter3">
-        <w:fldSimple w:instr="PAGEREF ExamNavChapter3 \h">
-          <w:r>
-            <w:rPr>
-              <w:rFonts w:ascii="Arial" w:hAnsi="Arial" w:cs="Arial"/>
-              <w:b/>
-              <w:color w:val="000000"/>
-              <w:sz w:val="19"/>
-              <w:rtl w:val="0"/>
-              <w:szCs w:val="19"/>
-            </w:rPr>
-            <w:t>‎3‎</w:t>
-          </w:r>
-        </w:fldSimple>
-      </w:hyperlink>
-    </w:p>
-    <w:p>
-      <w:pPr>
-        <w:pStyle w:val="ExamNavIndex"/>
-        <w:bidi/>
-        <w:jc w:val="right"/>
-      </w:pPr>
-      <w:r>
-        <w:rPr>
-          <w:rFonts w:ascii="Arial" w:hAnsi="Arial" w:cs="Arial"/>
-          <w:b w:val="0"/>
-          <w:color w:val="000000"/>
-          <w:sz w:val="19"/>
-          <w:rtl/>
-          <w:szCs w:val="19"/>
-        </w:rPr>
-        <w:t xml:space="preserve">כוח וסמכות </w:t>
-      </w:r>
-      <w:hyperlink w:anchor="ExamNavChapter4">
-        <w:fldSimple w:instr="PAGEREF ExamNavChapter4 \h">
-          <w:r>
-            <w:rPr>
-              <w:rFonts w:ascii="Arial" w:hAnsi="Arial" w:cs="Arial"/>
-              <w:b/>
-              <w:color w:val="000000"/>
-              <w:sz w:val="19"/>
-              <w:rtl w:val="0"/>
-              <w:szCs w:val="19"/>
-            </w:rPr>
-            <w:t>‎4‎</w:t>
-          </w:r>
-        </w:fldSimple>
-      </w:hyperlink>
-    </w:p>
-    <w:p>
-      <w:pPr>
-        <w:pStyle w:val="ExamNavIndex"/>
-        <w:bidi/>
-        <w:jc w:val="right"/>
-      </w:pPr>
-      <w:r>
-        <w:rPr>
-          <w:rFonts w:ascii="Arial" w:hAnsi="Arial" w:cs="Arial"/>
-          <w:b w:val="0"/>
-          <w:color w:val="000000"/>
-          <w:sz w:val="19"/>
-          <w:rtl/>
-          <w:szCs w:val="19"/>
-        </w:rPr>
-        <w:t xml:space="preserve">כריזמה </w:t>
-      </w:r>
-      <w:hyperlink w:anchor="ExamNavChapter9">
-        <w:fldSimple w:instr="PAGEREF ExamNavChapter9 \h">
-          <w:r>
-            <w:rPr>
-              <w:rFonts w:ascii="Arial" w:hAnsi="Arial" w:cs="Arial"/>
-              <w:b/>
-              <w:color w:val="000000"/>
-              <w:sz w:val="19"/>
-              <w:rtl w:val="0"/>
-              <w:szCs w:val="19"/>
-            </w:rPr>
-            <w:t>‎9‎</w:t>
-          </w:r>
-        </w:fldSimple>
-      </w:hyperlink>
-    </w:p>
-    <w:p>
-      <w:pPr>
-        <w:pStyle w:val="ExamNavIndex"/>
-        <w:bidi/>
-        <w:jc w:val="right"/>
-      </w:pPr>
-      <w:r>
-        <w:rPr>
-          <w:rFonts w:ascii="Arial" w:hAnsi="Arial" w:cs="Arial"/>
-          <w:b w:val="0"/>
-          <w:color w:val="000000"/>
-          <w:sz w:val="19"/>
-          <w:rtl/>
-          <w:szCs w:val="19"/>
-        </w:rPr>
-        <w:t xml:space="preserve">לחץ ואינטליגנציה </w:t>
-      </w:r>
-      <w:hyperlink w:anchor="ExamNavChapter7">
-        <w:fldSimple w:instr="PAGEREF ExamNavChapter7 \h">
-          <w:r>
-            <w:rPr>
-              <w:rFonts w:ascii="Arial" w:hAnsi="Arial" w:cs="Arial"/>
-              <w:b/>
-              <w:color w:val="000000"/>
-              <w:sz w:val="19"/>
-              <w:rtl w:val="0"/>
-              <w:szCs w:val="19"/>
-            </w:rPr>
-            <w:t>‎7‎</w:t>
-          </w:r>
-        </w:fldSimple>
-      </w:hyperlink>
-    </w:p>
-    <w:p>
-      <w:pPr>
-        <w:pStyle w:val="ExamNavIndex"/>
-        <w:bidi/>
-        <w:jc w:val="right"/>
-      </w:pPr>
-      <w:r>
-        <w:rPr>
-          <w:rFonts w:ascii="Arial" w:hAnsi="Arial" w:cs="Arial"/>
-          <w:b w:val="0"/>
-          <w:color w:val="000000"/>
-          <w:sz w:val="19"/>
-          <w:rtl/>
-          <w:szCs w:val="19"/>
-        </w:rPr>
-        <w:t xml:space="preserve">מאיו </w:t>
-      </w:r>
-      <w:hyperlink w:anchor="ExamNavChapter2">
-        <w:fldSimple w:instr="PAGEREF ExamNavChapter2 \h">
-          <w:r>
-            <w:rPr>
-              <w:rFonts w:ascii="Arial" w:hAnsi="Arial" w:cs="Arial"/>
-              <w:b/>
-              <w:color w:val="000000"/>
-              <w:sz w:val="19"/>
-              <w:rtl w:val="0"/>
-              <w:szCs w:val="19"/>
-            </w:rPr>
-            <w:t>‎2‎</w:t>
-          </w:r>
-        </w:fldSimple>
-      </w:hyperlink>
-    </w:p>
-    <w:p>
-      <w:pPr>
-        <w:pStyle w:val="ExamNavIndex"/>
-        <w:bidi/>
-        <w:jc w:val="right"/>
-      </w:pPr>
-      <w:r>
-        <w:rPr>
-          <w:rFonts w:ascii="Arial" w:hAnsi="Arial" w:cs="Arial"/>
-          <w:b w:val="0"/>
-          <w:color w:val="000000"/>
-          <w:sz w:val="19"/>
-          <w:rtl/>
-          <w:szCs w:val="19"/>
-        </w:rPr>
-        <w:t xml:space="preserve">מבחני אישיות </w:t>
-      </w:r>
-      <w:hyperlink w:anchor="ExamNavChapter5">
-        <w:fldSimple w:instr="PAGEREF ExamNavChapter5 \h">
-          <w:r>
-            <w:rPr>
-              <w:rFonts w:ascii="Arial" w:hAnsi="Arial" w:cs="Arial"/>
-              <w:b/>
-              <w:color w:val="000000"/>
-              <w:sz w:val="19"/>
-              <w:rtl w:val="0"/>
-              <w:szCs w:val="19"/>
-            </w:rPr>
-            <w:t>‎5‎</w:t>
-          </w:r>
-        </w:fldSimple>
-      </w:hyperlink>
-    </w:p>
-    <w:p>
-      <w:pPr>
-        <w:pStyle w:val="ExamNavIndex"/>
-        <w:bidi/>
-        <w:jc w:val="right"/>
-      </w:pPr>
-      <w:r>
-        <w:rPr>
-          <w:rFonts w:ascii="Arial" w:hAnsi="Arial" w:cs="Arial"/>
-          <w:b w:val="0"/>
-          <w:color w:val="000000"/>
-          <w:sz w:val="19"/>
-          <w:rtl/>
-          <w:szCs w:val="19"/>
-        </w:rPr>
-        <w:t xml:space="preserve">מוחצנות </w:t>
-      </w:r>
-      <w:hyperlink w:anchor="ExamNavChapter5">
-        <w:fldSimple w:instr="PAGEREF ExamNavChapter5 \h">
-          <w:r>
-            <w:rPr>
-              <w:rFonts w:ascii="Arial" w:hAnsi="Arial" w:cs="Arial"/>
-              <w:b/>
-              <w:color w:val="000000"/>
-              <w:sz w:val="19"/>
-              <w:rtl w:val="0"/>
-              <w:szCs w:val="19"/>
-            </w:rPr>
-            <w:t>‎5‎</w:t>
-          </w:r>
-        </w:fldSimple>
-      </w:hyperlink>
-    </w:p>
-    <w:p>
-      <w:pPr>
-        <w:pStyle w:val="ExamNavIndex"/>
-        <w:bidi/>
-        <w:jc w:val="right"/>
-      </w:pPr>
-      <w:r>
-        <w:rPr>
-          <w:rFonts w:ascii="Arial" w:hAnsi="Arial" w:cs="Arial"/>
-          <w:b w:val="0"/>
-          <w:color w:val="000000"/>
-          <w:sz w:val="19"/>
-          <w:rtl/>
-          <w:szCs w:val="19"/>
-        </w:rPr>
-        <w:t xml:space="preserve">מחזור חיי הארגון </w:t>
-      </w:r>
-      <w:hyperlink w:anchor="ExamNavChapter3">
-        <w:fldSimple w:instr="PAGEREF ExamNavChapter3 \h">
-          <w:r>
-            <w:rPr>
-              <w:rFonts w:ascii="Arial" w:hAnsi="Arial" w:cs="Arial"/>
-              <w:b/>
-              <w:color w:val="000000"/>
-              <w:sz w:val="19"/>
-              <w:rtl w:val="0"/>
-              <w:szCs w:val="19"/>
-            </w:rPr>
-            <w:t>‎3‎</w:t>
-          </w:r>
-        </w:fldSimple>
-      </w:hyperlink>
-    </w:p>
-    <w:p>
-      <w:pPr>
-        <w:pStyle w:val="ExamNavIndex"/>
-        <w:bidi/>
-        <w:jc w:val="right"/>
-      </w:pPr>
-      <w:r>
-        <w:rPr>
-          <w:rFonts w:ascii="Arial" w:hAnsi="Arial" w:cs="Arial"/>
-          <w:b w:val="0"/>
-          <w:color w:val="000000"/>
-          <w:sz w:val="19"/>
-          <w:rtl/>
-          <w:szCs w:val="19"/>
-        </w:rPr>
-        <w:t xml:space="preserve">מידע וקשרים </w:t>
-      </w:r>
-      <w:hyperlink w:anchor="ExamNavChapter4">
-        <w:fldSimple w:instr="PAGEREF ExamNavChapter4 \h">
-          <w:r>
-            <w:rPr>
-              <w:rFonts w:ascii="Arial" w:hAnsi="Arial" w:cs="Arial"/>
-              <w:b/>
-              <w:color w:val="000000"/>
-              <w:sz w:val="19"/>
-              <w:rtl w:val="0"/>
-              <w:szCs w:val="19"/>
-            </w:rPr>
-            <w:t>‎4‎</w:t>
-          </w:r>
-        </w:fldSimple>
-      </w:hyperlink>
-    </w:p>
-    <w:p>
-      <w:pPr>
-        <w:pStyle w:val="ExamNavIndex"/>
-        <w:bidi/>
-        <w:jc w:val="right"/>
-      </w:pPr>
-      <w:r>
-        <w:rPr>
-          <w:rFonts w:ascii="Arial" w:hAnsi="Arial" w:cs="Arial"/>
-          <w:b w:val="0"/>
-          <w:color w:val="000000"/>
-          <w:sz w:val="19"/>
-          <w:rtl/>
-          <w:szCs w:val="19"/>
-        </w:rPr>
-        <w:t xml:space="preserve">מיומנויות </w:t>
-      </w:r>
-      <w:hyperlink w:anchor="ExamNavChapter5">
-        <w:fldSimple w:instr="PAGEREF ExamNavChapter5 \h">
-          <w:r>
-            <w:rPr>
-              <w:rFonts w:ascii="Arial" w:hAnsi="Arial" w:cs="Arial"/>
-              <w:b/>
-              <w:color w:val="000000"/>
-              <w:sz w:val="19"/>
-              <w:rtl w:val="0"/>
-              <w:szCs w:val="19"/>
-            </w:rPr>
-            <w:t>‎5‎</w:t>
-          </w:r>
-        </w:fldSimple>
-      </w:hyperlink>
-    </w:p>
-    <w:p>
-      <w:pPr>
-        <w:pStyle w:val="ExamNavIndex"/>
-        <w:bidi/>
-        <w:jc w:val="right"/>
-      </w:pPr>
-      <w:r>
-        <w:rPr>
-          <w:rFonts w:ascii="Arial" w:hAnsi="Arial" w:cs="Arial"/>
-          <w:b w:val="0"/>
-          <w:color w:val="000000"/>
-          <w:sz w:val="19"/>
-          <w:rtl/>
-          <w:szCs w:val="19"/>
-        </w:rPr>
-        <w:t xml:space="preserve">מיקוד שליטה </w:t>
-      </w:r>
-      <w:hyperlink w:anchor="ExamNavChapter5">
-        <w:fldSimple w:instr="PAGEREF ExamNavChapter5 \h">
-          <w:r>
-            <w:rPr>
-              <w:rFonts w:ascii="Arial" w:hAnsi="Arial" w:cs="Arial"/>
-              <w:b/>
-              <w:color w:val="000000"/>
-              <w:sz w:val="19"/>
-              <w:rtl w:val="0"/>
-              <w:szCs w:val="19"/>
-            </w:rPr>
-            <w:t>‎5‎</w:t>
-          </w:r>
-        </w:fldSimple>
-      </w:hyperlink>
-    </w:p>
-    <w:p>
-      <w:pPr>
-        <w:pStyle w:val="ExamNavIndex"/>
-        <w:bidi/>
-        <w:jc w:val="right"/>
-      </w:pPr>
-      <w:r>
-        <w:rPr>
-          <w:rFonts w:ascii="Arial" w:hAnsi="Arial" w:cs="Arial"/>
-          <w:b w:val="0"/>
-          <w:color w:val="000000"/>
-          <w:sz w:val="19"/>
-          <w:rtl/>
-          <w:szCs w:val="19"/>
-        </w:rPr>
-        <w:t xml:space="preserve">מישיגן </w:t>
-      </w:r>
-      <w:hyperlink w:anchor="ExamNavChapter6">
-        <w:fldSimple w:instr="PAGEREF ExamNavChapter6 \h">
-          <w:r>
-            <w:rPr>
-              <w:rFonts w:ascii="Arial" w:hAnsi="Arial" w:cs="Arial"/>
-              <w:b/>
-              <w:color w:val="000000"/>
-              <w:sz w:val="19"/>
-              <w:rtl w:val="0"/>
-              <w:szCs w:val="19"/>
-            </w:rPr>
-            <w:t>‎6‎</w:t>
-          </w:r>
-        </w:fldSimple>
-      </w:hyperlink>
-    </w:p>
-    <w:p>
-      <w:pPr>
-        <w:pStyle w:val="ExamNavIndex"/>
-        <w:bidi/>
-        <w:jc w:val="right"/>
-      </w:pPr>
-      <w:r>
-        <w:rPr>
-          <w:rFonts w:ascii="Arial" w:hAnsi="Arial" w:cs="Arial"/>
-          <w:b w:val="0"/>
-          <w:color w:val="000000"/>
-          <w:sz w:val="19"/>
-          <w:rtl/>
-          <w:szCs w:val="19"/>
-        </w:rPr>
-        <w:t xml:space="preserve">מנהיגות מעצבת ומתגמלת </w:t>
-      </w:r>
-      <w:hyperlink w:anchor="ExamNavChapter9">
-        <w:fldSimple w:instr="PAGEREF ExamNavChapter9 \h">
-          <w:r>
-            <w:rPr>
-              <w:rFonts w:ascii="Arial" w:hAnsi="Arial" w:cs="Arial"/>
-              <w:b/>
-              <w:color w:val="000000"/>
-              <w:sz w:val="19"/>
-              <w:rtl w:val="0"/>
-              <w:szCs w:val="19"/>
-            </w:rPr>
-            <w:t>‎9‎</w:t>
-          </w:r>
-        </w:fldSimple>
-      </w:hyperlink>
-    </w:p>
-    <w:p>
-      <w:pPr>
-        <w:pStyle w:val="ExamNavIndex"/>
-        <w:bidi/>
-        <w:jc w:val="right"/>
-      </w:pPr>
-      <w:r>
-        <w:rPr>
-          <w:rFonts w:ascii="Arial" w:hAnsi="Arial" w:cs="Arial"/>
-          <w:b w:val="0"/>
-          <w:color w:val="000000"/>
-          <w:sz w:val="19"/>
-          <w:rtl/>
-          <w:szCs w:val="19"/>
-        </w:rPr>
-        <w:t xml:space="preserve">מערכת פתוחה וסגורה </w:t>
-      </w:r>
-      <w:hyperlink w:anchor="ExamNavChapter2">
-        <w:fldSimple w:instr="PAGEREF ExamNavChapter2 \h">
-          <w:r>
-            <w:rPr>
-              <w:rFonts w:ascii="Arial" w:hAnsi="Arial" w:cs="Arial"/>
-              <w:b/>
-              <w:color w:val="000000"/>
-              <w:sz w:val="19"/>
-              <w:rtl w:val="0"/>
-              <w:szCs w:val="19"/>
-            </w:rPr>
-            <w:t>‎2‎</w:t>
-          </w:r>
-        </w:fldSimple>
-      </w:hyperlink>
-    </w:p>
-    <w:p>
-      <w:pPr>
-        <w:pStyle w:val="ExamNavIndex"/>
-        <w:bidi/>
-        <w:jc w:val="right"/>
-      </w:pPr>
-      <w:r>
-        <w:rPr>
-          <w:rFonts w:ascii="Arial" w:hAnsi="Arial" w:cs="Arial"/>
-          <w:b w:val="0"/>
-          <w:color w:val="000000"/>
-          <w:sz w:val="19"/>
-          <w:rtl/>
-          <w:szCs w:val="19"/>
-        </w:rPr>
-        <w:t xml:space="preserve">מצפוניות </w:t>
-      </w:r>
-      <w:hyperlink w:anchor="ExamNavChapter5">
-        <w:fldSimple w:instr="PAGEREF ExamNavChapter5 \h">
-          <w:r>
-            <w:rPr>
-              <w:rFonts w:ascii="Arial" w:hAnsi="Arial" w:cs="Arial"/>
-              <w:b/>
-              <w:color w:val="000000"/>
-              <w:sz w:val="19"/>
-              <w:rtl w:val="0"/>
-              <w:szCs w:val="19"/>
-            </w:rPr>
-            <w:t>‎5‎</w:t>
-          </w:r>
-        </w:fldSimple>
-      </w:hyperlink>
-    </w:p>
-    <w:p>
-      <w:pPr>
-        <w:pStyle w:val="ExamNavIndex"/>
-        <w:bidi/>
-        <w:jc w:val="right"/>
-      </w:pPr>
-      <w:r>
-        <w:rPr>
-          <w:rFonts w:ascii="Arial" w:hAnsi="Arial" w:cs="Arial"/>
-          <w:b w:val="0"/>
-          <w:color w:val="000000"/>
-          <w:sz w:val="19"/>
-          <w:rtl/>
-          <w:szCs w:val="19"/>
-        </w:rPr>
-        <w:t xml:space="preserve">מקגרגור </w:t>
-      </w:r>
-      <w:hyperlink w:anchor="ExamNavChapter2">
-        <w:fldSimple w:instr="PAGEREF ExamNavChapter2 \h">
-          <w:r>
-            <w:rPr>
-              <w:rFonts w:ascii="Arial" w:hAnsi="Arial" w:cs="Arial"/>
-              <w:b/>
-              <w:color w:val="000000"/>
-              <w:sz w:val="19"/>
-              <w:rtl w:val="0"/>
-              <w:szCs w:val="19"/>
-            </w:rPr>
-            <w:t>‎2‎</w:t>
-          </w:r>
-        </w:fldSimple>
-      </w:hyperlink>
-    </w:p>
-    <w:p>
-      <w:pPr>
-        <w:pStyle w:val="ExamNavIndex"/>
-        <w:bidi/>
-        <w:jc w:val="right"/>
-      </w:pPr>
-      <w:r>
-        <w:rPr>
-          <w:rFonts w:ascii="Arial" w:hAnsi="Arial" w:cs="Arial"/>
-          <w:b w:val="0"/>
-          <w:color w:val="000000"/>
-          <w:sz w:val="19"/>
-          <w:rtl/>
-          <w:szCs w:val="19"/>
-        </w:rPr>
-        <w:t xml:space="preserve">מקללנד </w:t>
-      </w:r>
-      <w:hyperlink w:anchor="ExamNavChapter5">
-        <w:fldSimple w:instr="PAGEREF ExamNavChapter5 \h">
-          <w:r>
-            <w:rPr>
-              <w:rFonts w:ascii="Arial" w:hAnsi="Arial" w:cs="Arial"/>
-              <w:b/>
-              <w:color w:val="000000"/>
-              <w:sz w:val="19"/>
-              <w:rtl w:val="0"/>
-              <w:szCs w:val="19"/>
-            </w:rPr>
-            <w:t>‎5‎</w:t>
-          </w:r>
-        </w:fldSimple>
-      </w:hyperlink>
-    </w:p>
-    <w:p>
-      <w:pPr>
-        <w:pStyle w:val="ExamNavIndex"/>
-        <w:bidi/>
-        <w:jc w:val="right"/>
-      </w:pPr>
-      <w:r>
-        <w:rPr>
-          <w:rFonts w:ascii="Arial" w:hAnsi="Arial" w:cs="Arial"/>
-          <w:b w:val="0"/>
-          <w:color w:val="000000"/>
-          <w:sz w:val="19"/>
-          <w:rtl/>
-          <w:szCs w:val="19"/>
-        </w:rPr>
-        <w:t xml:space="preserve">משאבים קוגניטיביים </w:t>
-      </w:r>
-      <w:hyperlink w:anchor="ExamNavChapter7">
-        <w:fldSimple w:instr="PAGEREF ExamNavChapter7 \h">
-          <w:r>
-            <w:rPr>
-              <w:rFonts w:ascii="Arial" w:hAnsi="Arial" w:cs="Arial"/>
-              <w:b/>
-              <w:color w:val="000000"/>
-              <w:sz w:val="19"/>
-              <w:rtl w:val="0"/>
-              <w:szCs w:val="19"/>
-            </w:rPr>
-            <w:t>‎7‎</w:t>
-          </w:r>
-        </w:fldSimple>
-      </w:hyperlink>
-    </w:p>
-    <w:p>
-      <w:pPr>
-        <w:pStyle w:val="ExamNavIndex"/>
-        <w:bidi/>
-        <w:jc w:val="right"/>
-      </w:pPr>
-      <w:r>
-        <w:rPr>
-          <w:rFonts w:ascii="Arial" w:hAnsi="Arial" w:cs="Arial"/>
-          <w:b w:val="0"/>
-          <w:color w:val="000000"/>
-          <w:sz w:val="19"/>
-          <w:rtl/>
-          <w:szCs w:val="19"/>
-        </w:rPr>
-        <w:t xml:space="preserve">נוירוטיות </w:t>
-      </w:r>
-      <w:hyperlink w:anchor="ExamNavChapter5">
-        <w:fldSimple w:instr="PAGEREF ExamNavChapter5 \h">
-          <w:r>
-            <w:rPr>
-              <w:rFonts w:ascii="Arial" w:hAnsi="Arial" w:cs="Arial"/>
-              <w:b/>
-              <w:color w:val="000000"/>
-              <w:sz w:val="19"/>
-              <w:rtl w:val="0"/>
-              <w:szCs w:val="19"/>
-            </w:rPr>
-            <w:t>‎5‎</w:t>
-          </w:r>
-        </w:fldSimple>
-      </w:hyperlink>
-    </w:p>
-    <w:p>
-      <w:pPr>
-        <w:pStyle w:val="ExamNavIndex"/>
-        <w:bidi/>
-        <w:jc w:val="right"/>
-      </w:pPr>
-      <w:r>
-        <w:rPr>
-          <w:rFonts w:ascii="Arial" w:hAnsi="Arial" w:cs="Arial"/>
-          <w:b w:val="0"/>
-          <w:color w:val="000000"/>
-          <w:sz w:val="19"/>
-          <w:rtl/>
-          <w:szCs w:val="19"/>
-        </w:rPr>
-        <w:t xml:space="preserve">נורמות אדיג׳ס </w:t>
-      </w:r>
-      <w:hyperlink w:anchor="ExamNavChapter3">
-        <w:fldSimple w:instr="PAGEREF ExamNavChapter3 \h">
-          <w:r>
-            <w:rPr>
-              <w:rFonts w:ascii="Arial" w:hAnsi="Arial" w:cs="Arial"/>
-              <w:b/>
-              <w:color w:val="000000"/>
-              <w:sz w:val="19"/>
-              <w:rtl w:val="0"/>
-              <w:szCs w:val="19"/>
-            </w:rPr>
-            <w:t>‎3‎</w:t>
-          </w:r>
-        </w:fldSimple>
-      </w:hyperlink>
-    </w:p>
-    <w:p>
-      <w:pPr>
-        <w:pStyle w:val="ExamNavIndex"/>
-        <w:bidi/>
-        <w:jc w:val="right"/>
-      </w:pPr>
-      <w:r>
-        <w:rPr>
-          <w:rFonts w:ascii="Arial" w:hAnsi="Arial" w:cs="Arial"/>
-          <w:b w:val="0"/>
-          <w:color w:val="000000"/>
-          <w:sz w:val="19"/>
-          <w:rtl/>
-          <w:szCs w:val="19"/>
-        </w:rPr>
-        <w:t xml:space="preserve">ניהול מדעי </w:t>
-      </w:r>
-      <w:hyperlink w:anchor="ExamNavChapter1">
-        <w:fldSimple w:instr="PAGEREF ExamNavChapter1 \h">
-          <w:r>
-            <w:rPr>
-              <w:rFonts w:ascii="Arial" w:hAnsi="Arial" w:cs="Arial"/>
-              <w:b/>
-              <w:color w:val="000000"/>
-              <w:sz w:val="19"/>
-              <w:rtl w:val="0"/>
-              <w:szCs w:val="19"/>
-            </w:rPr>
-            <w:t>‎1‎</w:t>
-          </w:r>
-        </w:fldSimple>
-      </w:hyperlink>
-    </w:p>
-    <w:p>
-      <w:pPr>
-        <w:pStyle w:val="ExamNavIndex"/>
-        <w:bidi/>
-        <w:jc w:val="right"/>
-      </w:pPr>
-      <w:r>
-        <w:rPr>
-          <w:rFonts w:ascii="Arial" w:hAnsi="Arial" w:cs="Arial"/>
-          <w:b w:val="0"/>
-          <w:color w:val="000000"/>
-          <w:sz w:val="19"/>
-          <w:rtl/>
-          <w:szCs w:val="19"/>
-        </w:rPr>
-        <w:t xml:space="preserve">נעימות </w:t>
-      </w:r>
-      <w:hyperlink w:anchor="ExamNavChapter5">
-        <w:fldSimple w:instr="PAGEREF ExamNavChapter5 \h">
-          <w:r>
-            <w:rPr>
-              <w:rFonts w:ascii="Arial" w:hAnsi="Arial" w:cs="Arial"/>
-              <w:b/>
-              <w:color w:val="000000"/>
-              <w:sz w:val="19"/>
-              <w:rtl w:val="0"/>
-              <w:szCs w:val="19"/>
-            </w:rPr>
-            <w:t>‎5‎</w:t>
-          </w:r>
-        </w:fldSimple>
-      </w:hyperlink>
-    </w:p>
-    <w:p>
-      <w:pPr>
-        <w:pStyle w:val="ExamNavIndex"/>
-        <w:bidi/>
-        <w:jc w:val="right"/>
-      </w:pPr>
-      <w:r>
-        <w:rPr>
-          <w:rFonts w:ascii="Arial" w:hAnsi="Arial" w:cs="Arial"/>
-          <w:b w:val="0"/>
-          <w:color w:val="000000"/>
-          <w:sz w:val="19"/>
-          <w:rtl/>
-          <w:szCs w:val="19"/>
-        </w:rPr>
-        <w:t xml:space="preserve">נתיב מטרה </w:t>
-      </w:r>
-      <w:hyperlink w:anchor="ExamNavChapter8">
-        <w:fldSimple w:instr="PAGEREF ExamNavChapter8 \h">
-          <w:r>
-            <w:rPr>
-              <w:rFonts w:ascii="Arial" w:hAnsi="Arial" w:cs="Arial"/>
-              <w:b/>
-              <w:color w:val="000000"/>
-              <w:sz w:val="19"/>
-              <w:rtl w:val="0"/>
-              <w:szCs w:val="19"/>
-            </w:rPr>
-            <w:t>‎8‎</w:t>
-          </w:r>
-        </w:fldSimple>
-      </w:hyperlink>
-    </w:p>
-    <w:p>
-      <w:pPr>
-        <w:pStyle w:val="ExamNavIndex"/>
-        <w:bidi/>
-        <w:jc w:val="right"/>
-      </w:pPr>
-      <w:r>
-        <w:rPr>
-          <w:rFonts w:ascii="Arial" w:hAnsi="Arial" w:cs="Arial"/>
-          <w:b w:val="0"/>
-          <w:color w:val="000000"/>
-          <w:sz w:val="19"/>
-          <w:rtl/>
-          <w:szCs w:val="19"/>
-        </w:rPr>
-        <w:t xml:space="preserve">סובלימציה </w:t>
-      </w:r>
-      <w:hyperlink w:anchor="ExamNavChapter5">
-        <w:fldSimple w:instr="PAGEREF ExamNavChapter5 \h">
-          <w:r>
-            <w:rPr>
-              <w:rFonts w:ascii="Arial" w:hAnsi="Arial" w:cs="Arial"/>
-              <w:b/>
-              <w:color w:val="000000"/>
-              <w:sz w:val="19"/>
-              <w:rtl w:val="0"/>
-              <w:szCs w:val="19"/>
-            </w:rPr>
-            <w:t>‎5‎</w:t>
-          </w:r>
-        </w:fldSimple>
-      </w:hyperlink>
-    </w:p>
-    <w:p>
-      <w:pPr>
-        <w:pStyle w:val="ExamNavIndex"/>
-        <w:bidi/>
-        <w:jc w:val="right"/>
-      </w:pPr>
-      <w:r>
-        <w:rPr>
-          <w:rFonts w:ascii="Arial" w:hAnsi="Arial" w:cs="Arial"/>
-          <w:b w:val="0"/>
-          <w:color w:val="000000"/>
-          <w:sz w:val="19"/>
-          <w:rtl/>
-          <w:szCs w:val="19"/>
-        </w:rPr>
-        <w:t xml:space="preserve">סוגי צוות </w:t>
-      </w:r>
-      <w:hyperlink w:anchor="ExamNavChapter10">
-        <w:fldSimple w:instr="PAGEREF ExamNavChapter10 \h">
-          <w:r>
-            <w:rPr>
-              <w:rFonts w:ascii="Arial" w:hAnsi="Arial" w:cs="Arial"/>
-              <w:b/>
-              <w:color w:val="000000"/>
-              <w:sz w:val="19"/>
-              <w:rtl w:val="0"/>
-              <w:szCs w:val="19"/>
-            </w:rPr>
-            <w:t>‎10‎</w:t>
-          </w:r>
-        </w:fldSimple>
-      </w:hyperlink>
-    </w:p>
-    <w:p>
-      <w:pPr>
-        <w:pStyle w:val="ExamNavIndex"/>
-        <w:bidi/>
-        <w:jc w:val="right"/>
-      </w:pPr>
-      <w:r>
-        <w:rPr>
-          <w:rFonts w:ascii="Arial" w:hAnsi="Arial" w:cs="Arial"/>
-          <w:b w:val="0"/>
-          <w:color w:val="000000"/>
-          <w:sz w:val="19"/>
-          <w:rtl/>
-          <w:szCs w:val="19"/>
-        </w:rPr>
-        <w:t xml:space="preserve">סינרגיה </w:t>
-      </w:r>
-      <w:hyperlink w:anchor="ExamNavChapter10">
-        <w:fldSimple w:instr="PAGEREF ExamNavChapter10 \h">
-          <w:r>
-            <w:rPr>
-              <w:rFonts w:ascii="Arial" w:hAnsi="Arial" w:cs="Arial"/>
-              <w:b/>
-              <w:color w:val="000000"/>
-              <w:sz w:val="19"/>
-              <w:rtl w:val="0"/>
-              <w:szCs w:val="19"/>
-            </w:rPr>
-            <w:t>‎10‎</w:t>
-          </w:r>
-        </w:fldSimple>
-      </w:hyperlink>
-    </w:p>
-    <w:p>
-      <w:pPr>
-        <w:pStyle w:val="ExamNavIndex"/>
-        <w:bidi/>
-        <w:jc w:val="right"/>
-      </w:pPr>
-      <w:r>
-        <w:rPr>
-          <w:rFonts w:ascii="Arial" w:hAnsi="Arial" w:cs="Arial"/>
-          <w:b w:val="0"/>
-          <w:color w:val="000000"/>
-          <w:sz w:val="19"/>
-          <w:rtl/>
-          <w:szCs w:val="19"/>
-        </w:rPr>
-        <w:t xml:space="preserve">סריג ניהולי </w:t>
-      </w:r>
-      <w:hyperlink w:anchor="ExamNavChapter6">
-        <w:fldSimple w:instr="PAGEREF ExamNavChapter6 \h">
-          <w:r>
-            <w:rPr>
-              <w:rFonts w:ascii="Arial" w:hAnsi="Arial" w:cs="Arial"/>
-              <w:b/>
-              <w:color w:val="000000"/>
-              <w:sz w:val="19"/>
-              <w:rtl w:val="0"/>
-              <w:szCs w:val="19"/>
-            </w:rPr>
-            <w:t>‎6‎</w:t>
-          </w:r>
-        </w:fldSimple>
-      </w:hyperlink>
-    </w:p>
-    <w:p>
-      <w:pPr>
-        <w:pStyle w:val="ExamNavIndex"/>
-        <w:bidi/>
-        <w:jc w:val="right"/>
-      </w:pPr>
-      <w:r>
-        <w:rPr>
-          <w:rFonts w:ascii="Arial" w:hAnsi="Arial" w:cs="Arial"/>
-          <w:b w:val="0"/>
-          <w:color w:val="000000"/>
-          <w:sz w:val="19"/>
-          <w:rtl/>
-          <w:szCs w:val="19"/>
-        </w:rPr>
-        <w:t xml:space="preserve">עיסקתית או עסקתית </w:t>
-      </w:r>
-      <w:hyperlink w:anchor="ExamNavChapter9">
-        <w:fldSimple w:instr="PAGEREF ExamNavChapter9 \h">
-          <w:r>
-            <w:rPr>
-              <w:rFonts w:ascii="Arial" w:hAnsi="Arial" w:cs="Arial"/>
-              <w:b/>
-              <w:color w:val="000000"/>
-              <w:sz w:val="19"/>
-              <w:rtl w:val="0"/>
-              <w:szCs w:val="19"/>
-            </w:rPr>
-            <w:t>‎9‎</w:t>
-          </w:r>
-        </w:fldSimple>
-      </w:hyperlink>
-    </w:p>
-    <w:p>
-      <w:pPr>
-        <w:pStyle w:val="ExamNavIndex"/>
-        <w:bidi/>
-        <w:jc w:val="right"/>
-      </w:pPr>
-      <w:r>
-        <w:rPr>
-          <w:rFonts w:ascii="Arial" w:hAnsi="Arial" w:cs="Arial"/>
-          <w:b w:val="0"/>
-          <w:color w:val="000000"/>
-          <w:sz w:val="19"/>
-          <w:rtl/>
-          <w:szCs w:val="19"/>
-        </w:rPr>
-        <w:t xml:space="preserve">פידלר </w:t>
-      </w:r>
-      <w:hyperlink w:anchor="ExamNavChapter7">
-        <w:fldSimple w:instr="PAGEREF ExamNavChapter7 \h">
-          <w:r>
-            <w:rPr>
-              <w:rFonts w:ascii="Arial" w:hAnsi="Arial" w:cs="Arial"/>
-              <w:b/>
-              <w:color w:val="000000"/>
-              <w:sz w:val="19"/>
-              <w:rtl w:val="0"/>
-              <w:szCs w:val="19"/>
-            </w:rPr>
-            <w:t>‎7‎</w:t>
-          </w:r>
-        </w:fldSimple>
-      </w:hyperlink>
-    </w:p>
-    <w:p>
-      <w:pPr>
-        <w:pStyle w:val="ExamNavIndex"/>
-        <w:bidi/>
-        <w:jc w:val="right"/>
-      </w:pPr>
-      <w:r>
-        <w:rPr>
-          <w:rFonts w:ascii="Arial" w:hAnsi="Arial" w:cs="Arial"/>
-          <w:b w:val="0"/>
-          <w:color w:val="000000"/>
-          <w:sz w:val="19"/>
-          <w:rtl/>
-          <w:szCs w:val="19"/>
-        </w:rPr>
-        <w:t xml:space="preserve">פיול </w:t>
-      </w:r>
-      <w:hyperlink w:anchor="ExamNavChapter1">
-        <w:fldSimple w:instr="PAGEREF ExamNavChapter1 \h">
-          <w:r>
-            <w:rPr>
-              <w:rFonts w:ascii="Arial" w:hAnsi="Arial" w:cs="Arial"/>
-              <w:b/>
-              <w:color w:val="000000"/>
-              <w:sz w:val="19"/>
-              <w:rtl w:val="0"/>
-              <w:szCs w:val="19"/>
-            </w:rPr>
-            <w:t>‎1‎</w:t>
-          </w:r>
-        </w:fldSimple>
-      </w:hyperlink>
-    </w:p>
-    <w:p>
-      <w:pPr>
-        <w:pStyle w:val="ExamNavIndex"/>
-        <w:bidi/>
-        <w:jc w:val="right"/>
-      </w:pPr>
-      <w:r>
-        <w:rPr>
-          <w:rFonts w:ascii="Arial" w:hAnsi="Arial" w:cs="Arial"/>
-          <w:b w:val="0"/>
-          <w:color w:val="000000"/>
-          <w:sz w:val="19"/>
-          <w:rtl/>
-          <w:szCs w:val="19"/>
-        </w:rPr>
-        <w:t xml:space="preserve">פרוגנוזה </w:t>
-      </w:r>
-      <w:hyperlink w:anchor="ExamNavChapter2">
-        <w:fldSimple w:instr="PAGEREF ExamNavChapter2 \h">
-          <w:r>
-            <w:rPr>
-              <w:rFonts w:ascii="Arial" w:hAnsi="Arial" w:cs="Arial"/>
-              <w:b/>
-              <w:color w:val="000000"/>
-              <w:sz w:val="19"/>
-              <w:rtl w:val="0"/>
-              <w:szCs w:val="19"/>
-            </w:rPr>
-            <w:t>‎2‎</w:t>
-          </w:r>
-        </w:fldSimple>
-      </w:hyperlink>
-    </w:p>
-    <w:p>
-      <w:pPr>
-        <w:pStyle w:val="ExamNavIndex"/>
-        <w:bidi/>
-        <w:jc w:val="right"/>
-      </w:pPr>
-      <w:r>
-        <w:rPr>
-          <w:rFonts w:ascii="Arial" w:hAnsi="Arial" w:cs="Arial"/>
-          <w:b w:val="0"/>
-          <w:color w:val="000000"/>
-          <w:sz w:val="19"/>
-          <w:rtl/>
-          <w:szCs w:val="19"/>
-        </w:rPr>
-        <w:t xml:space="preserve">פריטים הפוכים </w:t>
-      </w:r>
-      <w:hyperlink w:anchor="ExamNavChapter5">
-        <w:fldSimple w:instr="PAGEREF ExamNavChapter5 \h">
-          <w:r>
-            <w:rPr>
-              <w:rFonts w:ascii="Arial" w:hAnsi="Arial" w:cs="Arial"/>
-              <w:b/>
-              <w:color w:val="000000"/>
-              <w:sz w:val="19"/>
-              <w:rtl w:val="0"/>
-              <w:szCs w:val="19"/>
-            </w:rPr>
-            <w:t>‎5‎</w:t>
-          </w:r>
-        </w:fldSimple>
-      </w:hyperlink>
-    </w:p>
-    <w:p>
-      <w:pPr>
-        <w:pStyle w:val="ExamNavIndex"/>
-        <w:bidi/>
-        <w:jc w:val="right"/>
-      </w:pPr>
-      <w:r>
-        <w:rPr>
-          <w:rFonts w:ascii="Arial" w:hAnsi="Arial" w:cs="Arial"/>
-          <w:b w:val="0"/>
-          <w:color w:val="000000"/>
-          <w:sz w:val="19"/>
-          <w:rtl/>
-          <w:szCs w:val="19"/>
-        </w:rPr>
-        <w:t xml:space="preserve">פרנץ ורייבן </w:t>
-      </w:r>
-      <w:hyperlink w:anchor="ExamNavChapter4">
-        <w:fldSimple w:instr="PAGEREF ExamNavChapter4 \h">
-          <w:r>
-            <w:rPr>
-              <w:rFonts w:ascii="Arial" w:hAnsi="Arial" w:cs="Arial"/>
-              <w:b/>
-              <w:color w:val="000000"/>
-              <w:sz w:val="19"/>
-              <w:rtl w:val="0"/>
-              <w:szCs w:val="19"/>
-            </w:rPr>
-            <w:t>‎4‎</w:t>
-          </w:r>
-        </w:fldSimple>
-      </w:hyperlink>
-    </w:p>
-    <w:p>
-      <w:pPr>
-        <w:pStyle w:val="ExamNavIndex"/>
-        <w:bidi/>
-        <w:jc w:val="right"/>
-      </w:pPr>
-      <w:r>
-        <w:rPr>
-          <w:rFonts w:ascii="Arial" w:hAnsi="Arial" w:cs="Arial"/>
-          <w:b w:val="0"/>
-          <w:color w:val="000000"/>
-          <w:sz w:val="19"/>
-          <w:rtl/>
-          <w:szCs w:val="19"/>
-        </w:rPr>
-        <w:t xml:space="preserve">פתיחות </w:t>
-      </w:r>
-      <w:hyperlink w:anchor="ExamNavChapter5">
-        <w:fldSimple w:instr="PAGEREF ExamNavChapter5 \h">
-          <w:r>
-            <w:rPr>
-              <w:rFonts w:ascii="Arial" w:hAnsi="Arial" w:cs="Arial"/>
-              <w:b/>
-              <w:color w:val="000000"/>
-              <w:sz w:val="19"/>
-              <w:rtl w:val="0"/>
-              <w:szCs w:val="19"/>
-            </w:rPr>
-            <w:t>‎5‎</w:t>
-          </w:r>
-        </w:fldSimple>
-      </w:hyperlink>
-    </w:p>
-    <w:p>
-      <w:pPr>
-        <w:pStyle w:val="ExamNavIndex"/>
-        <w:bidi/>
-        <w:jc w:val="right"/>
-      </w:pPr>
-      <w:r>
-        <w:rPr>
-          <w:rFonts w:ascii="Arial" w:hAnsi="Arial" w:cs="Arial"/>
-          <w:b w:val="0"/>
-          <w:color w:val="000000"/>
-          <w:sz w:val="19"/>
-          <w:rtl/>
-          <w:szCs w:val="19"/>
-        </w:rPr>
-        <w:t xml:space="preserve">צוקרמן </w:t>
-      </w:r>
-      <w:hyperlink w:anchor="ExamNavChapter5">
-        <w:fldSimple w:instr="PAGEREF ExamNavChapter5 \h">
-          <w:r>
-            <w:rPr>
-              <w:rFonts w:ascii="Arial" w:hAnsi="Arial" w:cs="Arial"/>
-              <w:b/>
-              <w:color w:val="000000"/>
-              <w:sz w:val="19"/>
-              <w:rtl w:val="0"/>
-              <w:szCs w:val="19"/>
-            </w:rPr>
-            <w:t>‎5‎</w:t>
-          </w:r>
-        </w:fldSimple>
-      </w:hyperlink>
-    </w:p>
-    <w:p>
-      <w:pPr>
-        <w:pStyle w:val="ExamNavIndex"/>
-        <w:bidi/>
-        <w:jc w:val="right"/>
-      </w:pPr>
-      <w:r>
-        <w:rPr>
-          <w:rFonts w:ascii="Arial" w:hAnsi="Arial" w:cs="Arial"/>
-          <w:b w:val="0"/>
-          <w:color w:val="000000"/>
-          <w:sz w:val="19"/>
-          <w:rtl/>
-          <w:szCs w:val="19"/>
-        </w:rPr>
-        <w:t xml:space="preserve">ציור איש </w:t>
-      </w:r>
-      <w:hyperlink w:anchor="ExamNavChapter5">
-        <w:fldSimple w:instr="PAGEREF ExamNavChapter5 \h">
-          <w:r>
-            <w:rPr>
-              <w:rFonts w:ascii="Arial" w:hAnsi="Arial" w:cs="Arial"/>
-              <w:b/>
-              <w:color w:val="000000"/>
-              <w:sz w:val="19"/>
-              <w:rtl w:val="0"/>
-              <w:szCs w:val="19"/>
-            </w:rPr>
-            <w:t>‎5‎</w:t>
-          </w:r>
-        </w:fldSimple>
-      </w:hyperlink>
-    </w:p>
-    <w:p>
-      <w:pPr>
-        <w:pStyle w:val="ExamNavIndex"/>
-        <w:bidi/>
-        <w:jc w:val="right"/>
-      </w:pPr>
-      <w:r>
-        <w:rPr>
-          <w:rFonts w:ascii="Arial" w:hAnsi="Arial" w:cs="Arial"/>
-          <w:b w:val="0"/>
-          <w:color w:val="000000"/>
-          <w:sz w:val="19"/>
-          <w:rtl/>
-          <w:szCs w:val="19"/>
-        </w:rPr>
-        <w:t xml:space="preserve">ציפייה </w:t>
-      </w:r>
-      <w:hyperlink w:anchor="ExamNavChapter8">
-        <w:fldSimple w:instr="PAGEREF ExamNavChapter8 \h">
-          <w:r>
-            <w:rPr>
-              <w:rFonts w:ascii="Arial" w:hAnsi="Arial" w:cs="Arial"/>
-              <w:b/>
-              <w:color w:val="000000"/>
-              <w:sz w:val="19"/>
-              <w:rtl w:val="0"/>
-              <w:szCs w:val="19"/>
-            </w:rPr>
-            <w:t>‎8‎</w:t>
-          </w:r>
-        </w:fldSimple>
-      </w:hyperlink>
-    </w:p>
-    <w:p>
-      <w:pPr>
-        <w:pStyle w:val="ExamNavIndex"/>
-        <w:bidi/>
-        <w:jc w:val="right"/>
-      </w:pPr>
-      <w:r>
-        <w:rPr>
-          <w:rFonts w:ascii="Arial" w:hAnsi="Arial" w:cs="Arial"/>
-          <w:b w:val="0"/>
-          <w:color w:val="000000"/>
-          <w:sz w:val="19"/>
-          <w:rtl/>
-          <w:szCs w:val="19"/>
-        </w:rPr>
-        <w:t xml:space="preserve">קבוצה וצוות </w:t>
-      </w:r>
-      <w:hyperlink w:anchor="ExamNavChapter10">
-        <w:fldSimple w:instr="PAGEREF ExamNavChapter10 \h">
-          <w:r>
-            <w:rPr>
-              <w:rFonts w:ascii="Arial" w:hAnsi="Arial" w:cs="Arial"/>
-              <w:b/>
-              <w:color w:val="000000"/>
-              <w:sz w:val="19"/>
-              <w:rtl w:val="0"/>
-              <w:szCs w:val="19"/>
-            </w:rPr>
-            <w:t>‎10‎</w:t>
-          </w:r>
-        </w:fldSimple>
-      </w:hyperlink>
-    </w:p>
-    <w:p>
-      <w:pPr>
-        <w:pStyle w:val="ExamNavIndex"/>
-        <w:bidi/>
-        <w:jc w:val="right"/>
-      </w:pPr>
-      <w:r>
-        <w:rPr>
-          <w:rFonts w:ascii="Arial" w:hAnsi="Arial" w:cs="Arial"/>
-          <w:b w:val="0"/>
-          <w:color w:val="000000"/>
-          <w:sz w:val="19"/>
-          <w:rtl/>
-          <w:szCs w:val="19"/>
-        </w:rPr>
-        <w:t xml:space="preserve">קונפליקטים </w:t>
-      </w:r>
-      <w:hyperlink w:anchor="ExamNavChapter6">
-        <w:fldSimple w:instr="PAGEREF ExamNavChapter6 \h">
-          <w:r>
-            <w:rPr>
-              <w:rFonts w:ascii="Arial" w:hAnsi="Arial" w:cs="Arial"/>
-              <w:b/>
-              <w:color w:val="000000"/>
-              <w:sz w:val="19"/>
-              <w:rtl w:val="0"/>
-              <w:szCs w:val="19"/>
-            </w:rPr>
-            <w:t>‎6‎</w:t>
-          </w:r>
-        </w:fldSimple>
-      </w:hyperlink>
-    </w:p>
-    <w:p>
-      <w:pPr>
-        <w:pStyle w:val="ExamNavIndex"/>
-        <w:bidi/>
-        <w:jc w:val="right"/>
-      </w:pPr>
-      <w:r>
-        <w:rPr>
-          <w:rFonts w:ascii="Arial" w:hAnsi="Arial" w:cs="Arial"/>
-          <w:b w:val="0"/>
-          <w:color w:val="000000"/>
-          <w:sz w:val="19"/>
-          <w:rtl/>
-          <w:szCs w:val="19"/>
-        </w:rPr>
-        <w:t xml:space="preserve">קיפניס ושמידט </w:t>
-      </w:r>
-      <w:hyperlink w:anchor="ExamNavChapter4">
-        <w:fldSimple w:instr="PAGEREF ExamNavChapter4 \h">
-          <w:r>
-            <w:rPr>
-              <w:rFonts w:ascii="Arial" w:hAnsi="Arial" w:cs="Arial"/>
-              <w:b/>
-              <w:color w:val="000000"/>
-              <w:sz w:val="19"/>
-              <w:rtl w:val="0"/>
-              <w:szCs w:val="19"/>
-            </w:rPr>
-            <w:t>‎4‎</w:t>
-          </w:r>
-        </w:fldSimple>
-      </w:hyperlink>
-    </w:p>
-    <w:p>
-      <w:pPr>
-        <w:pStyle w:val="ExamNavIndex"/>
-        <w:bidi/>
-        <w:jc w:val="right"/>
-      </w:pPr>
-      <w:r>
-        <w:rPr>
-          <w:rFonts w:ascii="Arial" w:hAnsi="Arial" w:cs="Arial"/>
-          <w:b w:val="0"/>
-          <w:color w:val="000000"/>
-          <w:sz w:val="19"/>
-          <w:rtl/>
-          <w:szCs w:val="19"/>
-        </w:rPr>
-        <w:t xml:space="preserve">רגוע </w:t>
-      </w:r>
-      <w:hyperlink w:anchor="ExamNavChapter3">
-        <w:fldSimple w:instr="PAGEREF ExamNavChapter3 \h">
-          <w:r>
-            <w:rPr>
-              <w:rFonts w:ascii="Arial" w:hAnsi="Arial" w:cs="Arial"/>
-              <w:b/>
-              <w:color w:val="000000"/>
-              <w:sz w:val="19"/>
-              <w:rtl w:val="0"/>
-              <w:szCs w:val="19"/>
-            </w:rPr>
-            <w:t>‎3‎</w:t>
-          </w:r>
-        </w:fldSimple>
-      </w:hyperlink>
-    </w:p>
-    <w:p>
-      <w:pPr>
-        <w:pStyle w:val="ExamNavIndex"/>
-        <w:bidi/>
-        <w:jc w:val="right"/>
-      </w:pPr>
-      <w:r>
-        <w:rPr>
-          <w:rFonts w:ascii="Arial" w:hAnsi="Arial" w:cs="Arial"/>
-          <w:b w:val="0"/>
-          <w:color w:val="000000"/>
-          <w:sz w:val="19"/>
-          <w:rtl/>
-          <w:szCs w:val="19"/>
-        </w:rPr>
-        <w:t xml:space="preserve">רדין </w:t>
-      </w:r>
-      <w:hyperlink w:anchor="ExamNavChapter8">
-        <w:fldSimple w:instr="PAGEREF ExamNavChapter8 \h">
-          <w:r>
-            <w:rPr>
-              <w:rFonts w:ascii="Arial" w:hAnsi="Arial" w:cs="Arial"/>
-              <w:b/>
-              <w:color w:val="000000"/>
-              <w:sz w:val="19"/>
-              <w:rtl w:val="0"/>
-              <w:szCs w:val="19"/>
-            </w:rPr>
-            <w:t>‎8‎</w:t>
           </w:r>
         </w:fldSimple>
       </w:hyperlink>
@@ -31030,7 +30331,7 @@
         <w:rtl/>
         <w:szCs w:val="17"/>
       </w:rPr>
-      <w:t>מנהיגות בניהול אנשים   פידלר ומשאבים קוגניטיביים</w:t>
+      <w:t>מנהיגות בניהול אנשים   הגישה המצבית ופידלר</w:t>
     </w:r>
     <w:r>
       <w:pict>
@@ -31092,7 +30393,7 @@
         <w:rtl/>
         <w:szCs w:val="17"/>
       </w:rPr>
-      <w:t>מנהיגות בניהול אנשים   רדין נתיב מטרה והרסי</w:t>
+      <w:t>מנהיגות בניהול אנשים   הרסי ובלנשארד ודגשי המרצה</w:t>
     </w:r>
     <w:r>
       <w:pict>

--- a/חומר פתוח - מנהיגות בניהול.docx
+++ b/חומר פתוח - מנהיגות בניהול.docx
@@ -2265,7 +2265,7 @@
           <w:headerReference w:type="default" r:id="rId9"/>
           <w:footerReference w:type="default" r:id="rId10"/>
           <w:pgSz w:w="11906" w:h="16838"/>
-          <w:pgMar w:top="794" w:right="624" w:bottom="737" w:left="624" w:header="283" w:footer="283" w:gutter="0"/>
+          <w:pgMar w:top="794" w:right="624" w:bottom="737" w:left="624" w:header="397" w:footer="397" w:gutter="0"/>
           <w:cols w:space="340" w:num="2"/>
           <w:docGrid w:linePitch="360"/>
           <w:bidi/>
@@ -4170,7 +4170,7 @@
           <w:footerReference w:type="default" r:id="rId12"/>
           <w:type w:val="continuous"/>
           <w:pgSz w:w="11906" w:h="16838"/>
-          <w:pgMar w:top="794" w:right="624" w:bottom="737" w:left="624" w:header="283" w:footer="283" w:gutter="0"/>
+          <w:pgMar w:top="794" w:right="624" w:bottom="737" w:left="624" w:header="397" w:footer="397" w:gutter="0"/>
           <w:cols w:space="340" w:num="2"/>
           <w:docGrid w:linePitch="360"/>
           <w:bidi/>
@@ -9317,7 +9317,7 @@
           <w:footerReference w:type="default" r:id="rId14"/>
           <w:type w:val="continuous"/>
           <w:pgSz w:w="11906" w:h="16838"/>
-          <w:pgMar w:top="794" w:right="624" w:bottom="737" w:left="624" w:header="283" w:footer="283" w:gutter="0"/>
+          <w:pgMar w:top="794" w:right="624" w:bottom="737" w:left="624" w:header="397" w:footer="397" w:gutter="0"/>
           <w:cols w:space="340" w:num="2"/>
           <w:docGrid w:linePitch="360"/>
           <w:bidi/>
@@ -11488,7 +11488,7 @@
           <w:footerReference w:type="default" r:id="rId16"/>
           <w:type w:val="continuous"/>
           <w:pgSz w:w="11906" w:h="16838"/>
-          <w:pgMar w:top="794" w:right="624" w:bottom="737" w:left="624" w:header="283" w:footer="283" w:gutter="0"/>
+          <w:pgMar w:top="794" w:right="624" w:bottom="737" w:left="624" w:header="397" w:footer="397" w:gutter="0"/>
           <w:cols w:space="340" w:num="2"/>
           <w:docGrid w:linePitch="360"/>
           <w:bidi/>
@@ -14970,7 +14970,7 @@
           <w:footerReference w:type="default" r:id="rId18"/>
           <w:type w:val="continuous"/>
           <w:pgSz w:w="11906" w:h="16838"/>
-          <w:pgMar w:top="794" w:right="624" w:bottom="737" w:left="624" w:header="283" w:footer="283" w:gutter="0"/>
+          <w:pgMar w:top="794" w:right="624" w:bottom="737" w:left="624" w:header="397" w:footer="397" w:gutter="0"/>
           <w:cols w:space="340" w:num="2"/>
           <w:docGrid w:linePitch="360"/>
           <w:bidi/>
@@ -17093,7 +17093,7 @@
           <w:footerReference w:type="default" r:id="rId20"/>
           <w:type w:val="continuous"/>
           <w:pgSz w:w="11906" w:h="16838"/>
-          <w:pgMar w:top="794" w:right="624" w:bottom="737" w:left="624" w:header="283" w:footer="283" w:gutter="0"/>
+          <w:pgMar w:top="794" w:right="624" w:bottom="737" w:left="624" w:header="397" w:footer="397" w:gutter="0"/>
           <w:cols w:space="340" w:num="2"/>
           <w:docGrid w:linePitch="360"/>
           <w:bidi/>
@@ -19314,7 +19314,7 @@
           <w:footerReference w:type="default" r:id="rId22"/>
           <w:type w:val="continuous"/>
           <w:pgSz w:w="11906" w:h="16838"/>
-          <w:pgMar w:top="794" w:right="624" w:bottom="737" w:left="624" w:header="283" w:footer="283" w:gutter="0"/>
+          <w:pgMar w:top="794" w:right="624" w:bottom="737" w:left="624" w:header="397" w:footer="397" w:gutter="0"/>
           <w:cols w:space="340" w:num="2"/>
           <w:docGrid w:linePitch="360"/>
           <w:bidi/>
@@ -21086,7 +21086,7 @@
           <w:footerReference w:type="default" r:id="rId24"/>
           <w:type w:val="continuous"/>
           <w:pgSz w:w="11906" w:h="16838"/>
-          <w:pgMar w:top="794" w:right="624" w:bottom="737" w:left="624" w:header="283" w:footer="283" w:gutter="0"/>
+          <w:pgMar w:top="794" w:right="624" w:bottom="737" w:left="624" w:header="397" w:footer="397" w:gutter="0"/>
           <w:cols w:space="340" w:num="2"/>
           <w:docGrid w:linePitch="360"/>
           <w:bidi/>
@@ -23400,7 +23400,7 @@
           <w:footerReference w:type="default" r:id="rId26"/>
           <w:type w:val="continuous"/>
           <w:pgSz w:w="11906" w:h="16838"/>
-          <w:pgMar w:top="794" w:right="624" w:bottom="737" w:left="624" w:header="283" w:footer="283" w:gutter="0"/>
+          <w:pgMar w:top="794" w:right="624" w:bottom="737" w:left="624" w:header="397" w:footer="397" w:gutter="0"/>
           <w:cols w:space="340" w:num="2"/>
           <w:docGrid w:linePitch="360"/>
           <w:bidi/>
@@ -25133,7 +25133,7 @@
           <w:footerReference w:type="default" r:id="rId28"/>
           <w:type w:val="continuous"/>
           <w:pgSz w:w="11906" w:h="16838"/>
-          <w:pgMar w:top="794" w:right="624" w:bottom="737" w:left="624" w:header="283" w:footer="283" w:gutter="0"/>
+          <w:pgMar w:top="794" w:right="624" w:bottom="737" w:left="624" w:header="397" w:footer="397" w:gutter="0"/>
           <w:cols w:space="340" w:num="2"/>
           <w:docGrid w:linePitch="360"/>
           <w:bidi/>
@@ -25186,7 +25186,7 @@
         <w:sectPr>
           <w:type w:val="continuous"/>
           <w:pgSz w:w="11906" w:h="16838"/>
-          <w:pgMar w:top="794" w:right="624" w:bottom="737" w:left="624" w:header="283" w:footer="283" w:gutter="0"/>
+          <w:pgMar w:top="794" w:right="624" w:bottom="737" w:left="624" w:header="397" w:footer="397" w:gutter="0"/>
           <w:cols w:space="170" w:num="1" w:equalWidth="1"/>
           <w:docGrid w:linePitch="360"/>
           <w:bidi/>
@@ -28991,7 +28991,7 @@
     <w:sectPr>
       <w:type w:val="continuous"/>
       <w:pgSz w:w="11906" w:h="16838"/>
-      <w:pgMar w:top="794" w:right="624" w:bottom="737" w:left="624" w:header="283" w:footer="283" w:gutter="0"/>
+      <w:pgMar w:top="794" w:right="624" w:bottom="737" w:left="624" w:header="397" w:footer="397" w:gutter="0"/>
       <w:cols w:space="170" w:num="5" w:equalWidth="1"/>
       <w:docGrid w:linePitch="360"/>
       <w:bidi/>
@@ -29897,7 +29897,7 @@
         <w:rtl/>
         <w:szCs w:val="17"/>
       </w:rPr>
-      <w:t>מנהיגות בניהול אנשים   יסודות וגישות קלאסיות</w:t>
+      <w:t>מנהיגות בניהול אנשים   יסודות וגישות קלאסיות   ת״ז: ________________</w:t>
     </w:r>
     <w:r>
       <w:pict>
@@ -29959,7 +29959,7 @@
         <w:rtl/>
         <w:szCs w:val="17"/>
       </w:rPr>
-      <w:t>מנהיגות בניהול אנשים   צוותים ויישום במקרים</w:t>
+      <w:t>מנהיגות בניהול אנשים   צוותים ויישום במקרים   ת״ז: ________________</w:t>
     </w:r>
     <w:r>
       <w:pict>
@@ -30021,7 +30021,7 @@
         <w:rtl/>
         <w:szCs w:val="17"/>
       </w:rPr>
-      <w:t>מנהיגות בניהול אנשים   אורגניות וגישות מודרניות</w:t>
+      <w:t>מנהיגות בניהול אנשים   אורגניות וגישות מודרניות   ת״ז: ________________</w:t>
     </w:r>
     <w:r>
       <w:pict>
@@ -30083,7 +30083,7 @@
         <w:rtl/>
         <w:szCs w:val="17"/>
       </w:rPr>
-      <w:t>מנהיגות בניהול אנשים   אדיג׳ס וסגנונות ניהול</w:t>
+      <w:t>מנהיגות בניהול אנשים   אדיג׳ס וסגנונות ניהול   ת״ז: ________________</w:t>
     </w:r>
     <w:r>
       <w:pict>
@@ -30145,7 +30145,7 @@
         <w:rtl/>
         <w:szCs w:val="17"/>
       </w:rPr>
-      <w:t>מנהיגות בניהול אנשים   מנהיגות כוח והשפעה</w:t>
+      <w:t>מנהיגות בניהול אנשים   מנהיגות כוח והשפעה   ת״ז: ________________</w:t>
     </w:r>
     <w:r>
       <w:pict>
@@ -30207,7 +30207,7 @@
         <w:rtl/>
         <w:szCs w:val="17"/>
       </w:rPr>
-      <w:t>מנהיגות בניהול אנשים   תכונות ואישיות</w:t>
+      <w:t>מנהיגות בניהול אנשים   תכונות ואישיות   ת״ז: ________________</w:t>
     </w:r>
     <w:r>
       <w:pict>
@@ -30269,7 +30269,7 @@
         <w:rtl/>
         <w:szCs w:val="17"/>
       </w:rPr>
-      <w:t>מנהיגות בניהול אנשים   הגישה ההתנהגותית</w:t>
+      <w:t>מנהיגות בניהול אנשים   הגישה ההתנהגותית   ת״ז: ________________</w:t>
     </w:r>
     <w:r>
       <w:pict>
@@ -30331,7 +30331,7 @@
         <w:rtl/>
         <w:szCs w:val="17"/>
       </w:rPr>
-      <w:t>מנהיגות בניהול אנשים   הגישה המצבית ופידלר</w:t>
+      <w:t>מנהיגות בניהול אנשים   הגישה המצבית ופידלר   ת״ז: ________________</w:t>
     </w:r>
     <w:r>
       <w:pict>
@@ -30393,7 +30393,7 @@
         <w:rtl/>
         <w:szCs w:val="17"/>
       </w:rPr>
-      <w:t>מנהיגות בניהול אנשים   הרסי ובלנשארד ודגשי המרצה</w:t>
+      <w:t>מנהיגות בניהול אנשים   הרסי ובלנשארד ודגשי המרצה   ת״ז: ________________</w:t>
     </w:r>
     <w:r>
       <w:pict>
@@ -30455,7 +30455,7 @@
         <w:rtl/>
         <w:szCs w:val="17"/>
       </w:rPr>
-      <w:t>מנהיגות בניהול אנשים   מודל הטווח המלא</w:t>
+      <w:t>מנהיגות בניהול אנשים   מודל הטווח המלא   ת״ז: ________________</w:t>
     </w:r>
     <w:r>
       <w:pict>

--- a/חומר פתוח - מנהיגות בניהול.docx
+++ b/חומר פתוח - מנהיגות בניהול.docx
@@ -1131,6 +1131,17 @@
         </w:rPr>
         <w:t xml:space="preserve"> — חקר השפעת אנשים, קבוצות, מבנים ותהליכים על ההתנהגות בארגון, כדי לשפר אפקטיביות. מנהיגות נמצאת בתחום זה.</w:t>
       </w:r>
+      <w:r>
+        <w:rPr>
+          <w:rFonts w:ascii="Arial" w:hAnsi="Arial" w:cs="Arial"/>
+          <w:b w:val="0"/>
+          <w:color w:val="000000"/>
+          <w:sz w:val="22"/>
+          <w:rtl/>
+          <w:szCs w:val="22"/>
+        </w:rPr>
+        <w:t xml:space="preserve"> התחום ניזון מסוציולוגיה, פסיכולוגיה, כלכלה, אנתרופולוגיה (תרבות ארגונית ומחקרים בין־תרבותיים), מדע המדינה ותקשורת.</w:t>
+      </w:r>
     </w:p>
     <w:p>
       <w:pPr>
@@ -1208,6 +1219,17 @@
           <w:szCs w:val="22"/>
         </w:rPr>
         <w:t xml:space="preserve"> — תכנון, ארגון, הנהגה ובקרה של האנשים והמשימות לשם השגת מטרות הארגון. גישות ניהוליות מסייעות גם להתמודד עם אי־ודאות.</w:t>
+      </w:r>
+      <w:r>
+        <w:rPr>
+          <w:rFonts w:ascii="Arial" w:hAnsi="Arial" w:cs="Arial"/>
+          <w:b w:val="0"/>
+          <w:color w:val="000000"/>
+          <w:sz w:val="22"/>
+          <w:rtl/>
+          <w:szCs w:val="22"/>
+        </w:rPr>
+        <w:t xml:space="preserve"> גישות ניהוליות: צורת מחשבה, כלים ושיטות לניהול ארגונים למקסימום יעילות ואפקטיביות.</w:t>
       </w:r>
     </w:p>
     <w:p>
@@ -1639,6 +1661,17 @@
           <w:szCs w:val="22"/>
         </w:rPr>
         <w:t xml:space="preserve"> — הארגון מדומה למכונה שתוכננה להשגת מטרות. המוקד הוא יעילות באמצעות מבנים, נהלים, הליכים, פיקוח ובקרה.</w:t>
+      </w:r>
+      <w:r>
+        <w:rPr>
+          <w:rFonts w:ascii="Arial" w:hAnsi="Arial" w:cs="Arial"/>
+          <w:b w:val="0"/>
+          <w:color w:val="000000"/>
+          <w:sz w:val="22"/>
+          <w:rtl/>
+          <w:szCs w:val="22"/>
+        </w:rPr>
+        <w:t xml:space="preserve"> ניהול מכאניסטי־אינסטרומנטלי: האדם כלי עבודה, ותוצריו נמדדים מול קצב המכונה.</w:t>
       </w:r>
     </w:p>
     <w:p>
@@ -8399,7 +8432,7 @@
                 <w:rtl/>
                 <w:szCs w:val="19"/>
               </w:rPr>
-              <w:t xml:space="preserve"> · רעיון, מחויבות ומוצר; הארגון טרם נולד.</w:t>
+              <w:t xml:space="preserve"> · רעיון, כסף ומשוגע לדבר; מחויבות למוצר, לא לשוק; הארגון טרם נולד.</w:t>
             </w:r>
           </w:p>
         </w:tc>
@@ -9541,6 +9574,67 @@
         <w:t xml:space="preserve"> — קליין והאוס: ניצוץ הוא המנהיג, חומר הגלם המונהגים והחמצן הנסיבות. התופעה תלויה באינטראקציה של שלושתם.</w:t>
       </w:r>
     </w:p>
+    <w:p>
+      <w:pPr>
+        <w:bidi/>
+        <w:jc w:val="right"/>
+      </w:pPr>
+      <w:r>
+        <w:rPr>
+          <w:rFonts w:ascii="Arial" w:hAnsi="Arial" w:cs="Arial"/>
+          <w:b/>
+          <w:color w:val="000000"/>
+          <w:sz w:val="22"/>
+          <w:rtl/>
+          <w:szCs w:val="22"/>
+        </w:rPr>
+        <w:t xml:space="preserve">▪ </w:t>
+      </w:r>
+      <w:r>
+        <w:rPr>
+          <w:rFonts w:ascii="Arial" w:hAnsi="Arial" w:cs="Arial"/>
+          <w:b/>
+          <w:color w:val="000000"/>
+          <w:sz w:val="22"/>
+          <w:rtl/>
+          <w:szCs w:val="22"/>
+        </w:rPr>
+        <w:t>הגדרות וסיווג</w:t>
+      </w:r>
+      <w:r>
+        <w:rPr>
+          <w:rFonts w:ascii="Arial" w:hAnsi="Arial" w:cs="Arial"/>
+          <w:b w:val="0"/>
+          <w:color w:val="000000"/>
+          <w:sz w:val="22"/>
+          <w:rtl/>
+          <w:szCs w:val="22"/>
+        </w:rPr>
+        <w:t xml:space="preserve"> — ברנס, </w:t>
+      </w:r>
+      <w:r>
+        <w:rPr>
+          <w:rFonts w:ascii="Arial" w:hAnsi="Arial" w:cs="Arial"/>
+          <w:b w:val="0"/>
+          <w:color w:val="000000"/>
+          <w:sz w:val="22"/>
+          <w:rtl/>
+          <w:szCs w:val="22"/>
+        </w:rPr>
+        <w:t xml:space="preserve">‎1978‎</w:t>
+      </w:r>
+      <w:r>
+        <w:rPr>
+          <w:rFonts w:ascii="Arial" w:hAnsi="Arial" w:cs="Arial"/>
+          <w:b w:val="0"/>
+          <w:color w:val="000000"/>
+          <w:sz w:val="22"/>
+          <w:rtl/>
+          <w:szCs w:val="22"/>
+        </w:rPr>
+        <w:t xml:space="preserve">: מנהיגות היא מהתופעות הנצפות ביותר והבלתי מובנות ביותר. ההגדרות מסווגות: תכונות אישיות, מוקד של תהליכים חברתיים, צורת התנהגות, תהליך השפעה. ארבע הגישות: תכונות, התנהגותיות, מצבית, וכריזמה והטווח המלא. שלושה קריטריונים לסיווג התיאוריות: מנהיג מול מצב; מנהיג מול מונהגים; אוניברסלית מול תלות.</w:t>
+      </w:r>
+    </w:p>
     <w:tbl>
       <w:tblPr>
         <w:bidiVisual/>
@@ -15252,6 +15346,45 @@
     </w:p>
     <w:p>
       <w:pPr>
+        <w:bidi/>
+        <w:jc w:val="right"/>
+      </w:pPr>
+      <w:r>
+        <w:rPr>
+          <w:rFonts w:ascii="Arial" w:hAnsi="Arial" w:cs="Arial"/>
+          <w:b/>
+          <w:color w:val="000000"/>
+          <w:sz w:val="22"/>
+          <w:rtl/>
+          <w:szCs w:val="22"/>
+        </w:rPr>
+        <w:t xml:space="preserve">▪ </w:t>
+      </w:r>
+      <w:r>
+        <w:rPr>
+          <w:rFonts w:ascii="Arial" w:hAnsi="Arial" w:cs="Arial"/>
+          <w:b/>
+          <w:color w:val="000000"/>
+          <w:sz w:val="22"/>
+          <w:rtl/>
+          <w:szCs w:val="22"/>
+        </w:rPr>
+        <w:t>השלמה לגישת התכונות</w:t>
+      </w:r>
+      <w:r>
+        <w:rPr>
+          <w:rFonts w:ascii="Arial" w:hAnsi="Arial" w:cs="Arial"/>
+          <w:b w:val="0"/>
+          <w:color w:val="000000"/>
+          <w:sz w:val="22"/>
+          <w:rtl/>
+          <w:szCs w:val="22"/>
+        </w:rPr>
+        <w:t xml:space="preserve"> — תיאוריית האדם הדגול נשענת על הדרוויניזם: החזק שורד. ביקורת נוספת: בחברה דמוקרטית מנהיגים צומחים בכל מקום ובכל משפחה, ולכן המנהיגות אינה תורשתית.</w:t>
+      </w:r>
+    </w:p>
+    <w:p>
+      <w:pPr>
         <w:pStyle w:val="Heading2"/>
         <w:bidi/>
         <w:spacing w:before="100" w:after="60"/>
@@ -15955,6 +16088,45 @@
           <w:szCs w:val="22"/>
         </w:rPr>
         <w:t xml:space="preserve"> — מישיגן מוצג כרצף של שני קצוות; אוהיו מאפשר שילוב במידות שונות של שני הממדים.</w:t>
+      </w:r>
+    </w:p>
+    <w:p>
+      <w:pPr>
+        <w:bidi/>
+        <w:jc w:val="right"/>
+      </w:pPr>
+      <w:r>
+        <w:rPr>
+          <w:rFonts w:ascii="Arial" w:hAnsi="Arial" w:cs="Arial"/>
+          <w:b/>
+          <w:color w:val="000000"/>
+          <w:sz w:val="22"/>
+          <w:rtl/>
+          <w:szCs w:val="22"/>
+        </w:rPr>
+        <w:t xml:space="preserve">▪ </w:t>
+      </w:r>
+      <w:r>
+        <w:rPr>
+          <w:rFonts w:ascii="Arial" w:hAnsi="Arial" w:cs="Arial"/>
+          <w:b/>
+          <w:color w:val="000000"/>
+          <w:sz w:val="22"/>
+          <w:rtl/>
+          <w:szCs w:val="22"/>
+        </w:rPr>
+        <w:t>ניהול מובנה</w:t>
+      </w:r>
+      <w:r>
+        <w:rPr>
+          <w:rFonts w:ascii="Arial" w:hAnsi="Arial" w:cs="Arial"/>
+          <w:b w:val="0"/>
+          <w:color w:val="000000"/>
+          <w:sz w:val="22"/>
+          <w:rtl/>
+          <w:szCs w:val="22"/>
+        </w:rPr>
+        <w:t xml:space="preserve"> — כינוי לייזום מבנה גבוה: לוחות זמנים, ביצוע וביקורת, למשל בקו ייצור.</w:t>
       </w:r>
     </w:p>
     <w:p>
@@ -17355,6 +17527,17 @@
         </w:rPr>
         <w:t>.</w:t>
       </w:r>
+      <w:r>
+        <w:rPr>
+          <w:rFonts w:ascii="Arial" w:hAnsi="Arial" w:cs="Arial"/>
+          <w:b w:val="0"/>
+          <w:color w:val="000000"/>
+          <w:sz w:val="22"/>
+          <w:rtl/>
+          <w:szCs w:val="22"/>
+        </w:rPr>
+        <w:t xml:space="preserve"> המחקר עסק בזיהוי ובמיפוי של תנאי המצב שהצמיחו מנהיגים.</w:t>
+      </w:r>
     </w:p>
     <w:p>
       <w:pPr>
@@ -19062,6 +19245,17 @@
         </w:rPr>
         <w:t xml:space="preserve"> — מארגן, מתכנן, נותן עצות ומידע ומתרכז בהשלמת המשימה.</w:t>
       </w:r>
+      <w:r>
+        <w:rPr>
+          <w:rFonts w:ascii="Arial" w:hAnsi="Arial" w:cs="Arial"/>
+          <w:b w:val="0"/>
+          <w:color w:val="000000"/>
+          <w:sz w:val="22"/>
+          <w:rtl/>
+          <w:szCs w:val="22"/>
+        </w:rPr>
+        <w:t xml:space="preserve"> כהונתו זמנית, ופגה עם סיום המשימה.</w:t>
+      </w:r>
     </w:p>
     <w:p>
       <w:pPr>
@@ -19100,6 +19294,17 @@
           <w:szCs w:val="22"/>
         </w:rPr>
         <w:t xml:space="preserve"> — מעודד, מפייס, מגבש, מגן ומטפל בלכידות ובמורל.</w:t>
+      </w:r>
+      <w:r>
+        <w:rPr>
+          <w:rFonts w:ascii="Arial" w:hAnsi="Arial" w:cs="Arial"/>
+          <w:b w:val="0"/>
+          <w:color w:val="000000"/>
+          <w:sz w:val="22"/>
+          <w:rtl/>
+          <w:szCs w:val="22"/>
+        </w:rPr>
+        <w:t xml:space="preserve"> יכול להנהיג לאורך זמן.</w:t>
       </w:r>
     </w:p>
     <w:p>
@@ -19536,6 +19741,17 @@
           <w:szCs w:val="22"/>
         </w:rPr>
         <w:t xml:space="preserve"> — בשלות אינה תכונת אישיות קבועה. אותו עובד יכול להיות בשל למשימה אחת ופחות בשל למשימה אחרת; בשלות קבוצה אינה סכום בשלות חבריה.</w:t>
+      </w:r>
+      <w:r>
+        <w:rPr>
+          <w:rFonts w:ascii="Arial" w:hAnsi="Arial" w:cs="Arial"/>
+          <w:b w:val="0"/>
+          <w:color w:val="000000"/>
+          <w:sz w:val="22"/>
+          <w:rtl/>
+          <w:szCs w:val="22"/>
+        </w:rPr>
+        <w:t xml:space="preserve"> בגרות: מידת העצמאות, היכולת ליטול אחריות ומניע ההישג; קשורה בהשכלה, בגיל, בניסיון ובתרבות הארגונית.</w:t>
       </w:r>
     </w:p>
     <w:tbl>
@@ -20508,6 +20724,45 @@
           <w:rtl/>
           <w:szCs w:val="22"/>
         </w:rPr>
+        <w:t>החולשה המרכזית</w:t>
+      </w:r>
+      <w:r>
+        <w:rPr>
+          <w:rFonts w:ascii="Arial" w:hAnsi="Arial" w:cs="Arial"/>
+          <w:b w:val="0"/>
+          <w:color w:val="000000"/>
+          <w:sz w:val="22"/>
+          <w:rtl/>
+          <w:szCs w:val="22"/>
+        </w:rPr>
+        <w:t xml:space="preserve"> — הגישה טשטשה את ייחוד המנהיגות: אם הכול תלוי במצב, לא ברור במה ניכרת השפעת המנהיג. מכאן הכמיהה למנהיגות חזקה, והמעבר לטווח המלא.</w:t>
+      </w:r>
+    </w:p>
+    <w:p>
+      <w:pPr>
+        <w:bidi/>
+        <w:jc w:val="right"/>
+      </w:pPr>
+      <w:r>
+        <w:rPr>
+          <w:rFonts w:ascii="Arial" w:hAnsi="Arial" w:cs="Arial"/>
+          <w:b/>
+          <w:color w:val="000000"/>
+          <w:sz w:val="22"/>
+          <w:rtl/>
+          <w:szCs w:val="22"/>
+        </w:rPr>
+        <w:t xml:space="preserve">▪ </w:t>
+      </w:r>
+      <w:r>
+        <w:rPr>
+          <w:rFonts w:ascii="Arial" w:hAnsi="Arial" w:cs="Arial"/>
+          <w:b/>
+          <w:color w:val="000000"/>
+          <w:sz w:val="22"/>
+          <w:rtl/>
+          <w:szCs w:val="22"/>
+        </w:rPr>
         <w:t>השוואת המודלים</w:t>
       </w:r>
       <w:r>
@@ -20811,6 +21066,61 @@
           <w:szCs w:val="22"/>
         </w:rPr>
         <w:t xml:space="preserve">.</w:t>
+      </w:r>
+      <w:r>
+        <w:rPr>
+          <w:rFonts w:ascii="Arial" w:hAnsi="Arial" w:cs="Arial"/>
+          <w:b w:val="0"/>
+          <w:color w:val="000000"/>
+          <w:sz w:val="22"/>
+          <w:rtl/>
+          <w:szCs w:val="22"/>
+        </w:rPr>
+        <w:t xml:space="preserve"> עוד מהמצגת: </w:t>
+      </w:r>
+      <w:r>
+        <w:rPr>
+          <w:rFonts w:ascii="Arial" w:hAnsi="Arial" w:cs="Arial"/>
+          <w:b w:val="0"/>
+          <w:color w:val="000000"/>
+          <w:sz w:val="22"/>
+          <w:rtl/>
+          <w:szCs w:val="22"/>
+        </w:rPr>
+        <w:t xml:space="preserve">‎I‎</w:t>
+      </w:r>
+      <w:r>
+        <w:rPr>
+          <w:rFonts w:ascii="Arial" w:hAnsi="Arial" w:cs="Arial"/>
+          <w:b w:val="0"/>
+          <w:color w:val="000000"/>
+          <w:sz w:val="22"/>
+          <w:rtl/>
+          <w:szCs w:val="22"/>
+        </w:rPr>
+        <w:t xml:space="preserve"> נקרא גם מתכלל. בטבלה </w:t>
+      </w:r>
+      <w:r>
+        <w:rPr>
+          <w:rFonts w:ascii="Arial" w:hAnsi="Arial" w:cs="Arial"/>
+          <w:b w:val="0"/>
+          <w:color w:val="000000"/>
+          <w:sz w:val="22"/>
+          <w:rtl/>
+          <w:szCs w:val="22"/>
+        </w:rPr>
+        <w:t xml:space="preserve">‎E‎</w:t>
+      </w:r>
+      <w:r>
+        <w:rPr>
+          <w:rFonts w:ascii="Arial" w:hAnsi="Arial" w:cs="Arial"/>
+          <w:b w:val="0"/>
+          <w:color w:val="000000"/>
+          <w:sz w:val="22"/>
+          <w:rtl/>
+          <w:szCs w:val="22"/>
+        </w:rPr>
+        <w:t xml:space="preserve"> מסומן גם באנשים וגם במשימה: אפקטיבי, לטווח ארוך. לנהל את המנהל: לזהות אילו דפוסים חסרים לו ולסייע לו בהם.</w:t>
       </w:r>
     </w:p>
     <w:p>
@@ -21248,6 +21558,17 @@
         </w:rPr>
         <w:t xml:space="preserve"> — אי־מנהיגות; מנהיגות מתגמלת; מנהיגות מעצבת. יש לזהות התנהגות לפי התרחיש, ולא רק לפי תואר התפקיד.</w:t>
       </w:r>
+      <w:r>
+        <w:rPr>
+          <w:rFonts w:ascii="Arial" w:hAnsi="Arial" w:cs="Arial"/>
+          <w:b w:val="0"/>
+          <w:color w:val="000000"/>
+          <w:sz w:val="22"/>
+          <w:rtl/>
+          <w:szCs w:val="22"/>
+        </w:rPr>
+        <w:t xml:space="preserve"> המתגמלת מכונה מקלות וגזרים.</w:t>
+      </w:r>
     </w:p>
     <w:p>
       <w:pPr>
@@ -21286,6 +21607,45 @@
           <w:szCs w:val="22"/>
         </w:rPr>
         <w:t xml:space="preserve"> — במצגת החזרה למבחן אי־המנהיגות נקראת מנהיגות לסה פייר, והמנהיגות המתגמלת נקראת מנהיגות עיסקתית. בגישה ההתנהגותית לסה פייר הוא הדפוס הלא מתערב.</w:t>
+      </w:r>
+    </w:p>
+    <w:p>
+      <w:pPr>
+        <w:bidi/>
+        <w:jc w:val="right"/>
+      </w:pPr>
+      <w:r>
+        <w:rPr>
+          <w:rFonts w:ascii="Arial" w:hAnsi="Arial" w:cs="Arial"/>
+          <w:b/>
+          <w:color w:val="000000"/>
+          <w:sz w:val="22"/>
+          <w:rtl/>
+          <w:szCs w:val="22"/>
+        </w:rPr>
+        <w:t xml:space="preserve">▪ </w:t>
+      </w:r>
+      <w:r>
+        <w:rPr>
+          <w:rFonts w:ascii="Arial" w:hAnsi="Arial" w:cs="Arial"/>
+          <w:b/>
+          <w:color w:val="000000"/>
+          <w:sz w:val="22"/>
+          <w:rtl/>
+          <w:szCs w:val="22"/>
+        </w:rPr>
+        <w:t>האפקטיבי ביותר</w:t>
+      </w:r>
+      <w:r>
+        <w:rPr>
+          <w:rFonts w:ascii="Arial" w:hAnsi="Arial" w:cs="Arial"/>
+          <w:b w:val="0"/>
+          <w:color w:val="000000"/>
+          <w:sz w:val="22"/>
+          <w:rtl/>
+          <w:szCs w:val="22"/>
+        </w:rPr>
+        <w:t xml:space="preserve"> — המנהיגות המעצבת. בתרשים המודל היא בקצה האפקטיבי והאקטיבי, ואי־המנהיגות בקצה הלא אפקטיבי והפסיבי. ככל שמאמצים דפוסים מעצבים, המנהיגות אפקטיבית יותר.</w:t>
       </w:r>
     </w:p>
     <w:p>
@@ -22568,6 +22928,17 @@
           <w:szCs w:val="22"/>
         </w:rPr>
         <w:t xml:space="preserve"> — חזון, משמעות והתלהבות מצביעים על השראה. בדיקת הנחות, חלופה חדשה וזווית אחרת על בעיה מצביעות על אתגור.</w:t>
+      </w:r>
+      <w:r>
+        <w:rPr>
+          <w:rFonts w:ascii="Arial" w:hAnsi="Arial" w:cs="Arial"/>
+          <w:b w:val="0"/>
+          <w:color w:val="000000"/>
+          <w:sz w:val="22"/>
+          <w:rtl/>
+          <w:szCs w:val="22"/>
+        </w:rPr>
+        <w:t xml:space="preserve"> מעוררים השראה בשיחה רציונלית, בהברקה או ביופי שבהצגת טיעון.</w:t>
       </w:r>
     </w:p>
     <w:p>
